--- a/downloads/student/ai-1-week-13.docx
+++ b/downloads/student/ai-1-week-13.docx
@@ -1973,6 +1973,16 @@
       </w:r>
     </w:p>
     <w:p>
+      <w:r>
+        <w:t>Read the labelled picture: Which new measured length would reveal disagreement between the candidates?</w:t>
+      </w:r>
+    </w:p>
+    <w:p>
+      <w:r>
+        <w:t>Change one thing: Reverse the tie policy to prefer the larger boundary. Predict the result before checking the explanation. What remains the same?</w:t>
+      </w:r>
+    </w:p>
+    <w:p>
       <w:pPr>
         <w:pStyle w:val="Heading1"/>
       </w:pPr>
@@ -3721,6 +3731,187 @@
     <w:p>
       <w:r>
         <w:t>Attempt the independent case before hints. Record whether you worked alone, used a hint or followed a model. After feedback, fix the first unsupported step and explain why it changed. A later check uses a changed case, not a copied answer.</w:t>
+      </w:r>
+    </w:p>
+    <w:p>
+      <w:pPr>
+        <w:pStyle w:val="Heading1"/>
+      </w:pPr>
+      <w:r>
+        <w:t>15. Your lesson route</w:t>
+      </w:r>
+    </w:p>
+    <w:p>
+      <w:r>
+        <w:t>Start with this question: A fictional classifier learns whether measured sticks are short or long.</w:t>
+      </w:r>
+    </w:p>
+    <w:tbl>
+      <w:tblPr>
+        <w:tblStyle w:val="LightShading-Accent1"/>
+        <w:tblW w:type="auto" w:w="0"/>
+        <w:tblLook w:firstColumn="1" w:firstRow="1" w:lastColumn="0" w:lastRow="0" w:noHBand="0" w:noVBand="1" w:val="04A0"/>
+      </w:tblPr>
+      <w:tblGrid>
+        <w:gridCol w:w="5112"/>
+        <w:gridCol w:w="5112"/>
+      </w:tblGrid>
+      <w:tr>
+        <w:trPr>
+          <w:tblHeader/>
+        </w:trPr>
+        <w:tc>
+          <w:tcPr>
+            <w:tcW w:type="dxa" w:w="5112"/>
+          </w:tcPr>
+          <w:p>
+            <w:r>
+              <w:t>By the end, I can</w:t>
+            </w:r>
+          </w:p>
+        </w:tc>
+        <w:tc>
+          <w:tcPr>
+            <w:tcW w:type="dxa" w:w="5112"/>
+          </w:tcPr>
+          <w:p>
+            <w:r>
+              <w:t>How I will show it</w:t>
+            </w:r>
+          </w:p>
+        </w:tc>
+      </w:tr>
+      <w:tr>
+        <w:tc>
+          <w:tcPr>
+            <w:tcW w:type="dxa" w:w="5112"/>
+          </w:tcPr>
+          <w:p>
+            <w:r>
+              <w:t>Fit a threshold by tracing predictions and counting disagreements for every candidate</w:t>
+            </w:r>
+          </w:p>
+        </w:tc>
+        <w:tc>
+          <w:tcPr>
+            <w:tcW w:type="dxa" w:w="5112"/>
+          </w:tcPr>
+          <w:p>
+            <w:r>
+              <w:t>Explain the deciding step, show a trace or test, and state one limit.</w:t>
+            </w:r>
+          </w:p>
+        </w:tc>
+      </w:tr>
+      <w:tr>
+        <w:tc>
+          <w:tcPr>
+            <w:tcW w:type="dxa" w:w="5112"/>
+          </w:tcPr>
+          <w:p>
+            <w:r>
+              <w:t>Apply an explicit tie rule while recording what the fitting examples leave unresolved</w:t>
+            </w:r>
+          </w:p>
+        </w:tc>
+        <w:tc>
+          <w:tcPr>
+            <w:tcW w:type="dxa" w:w="5112"/>
+          </w:tcPr>
+          <w:p>
+            <w:r>
+              <w:t>Explain the deciding step, show a trace or test, and state one limit.</w:t>
+            </w:r>
+          </w:p>
+        </w:tc>
+      </w:tr>
+      <w:tr>
+        <w:tc>
+          <w:tcPr>
+            <w:tcW w:type="dxa" w:w="5112"/>
+          </w:tcPr>
+          <w:p>
+            <w:r>
+              <w:t>Use a selected rule on a new input and explain why fit alone does not establish future correctness</w:t>
+            </w:r>
+          </w:p>
+        </w:tc>
+        <w:tc>
+          <w:tcPr>
+            <w:tcW w:type="dxa" w:w="5112"/>
+          </w:tcPr>
+          <w:p>
+            <w:r>
+              <w:t>Explain the deciding step, show a trace or test, and state one limit.</w:t>
+            </w:r>
+          </w:p>
+        </w:tc>
+      </w:tr>
+    </w:tbl>
+    <w:p>
+      <w:r>
+        <w:t>Remember → watch and explain → try with help → investigate → try independently → keep project evidence. Your teacher may spread this lesson across several classes.</w:t>
+      </w:r>
+    </w:p>
+    <w:p>
+      <w:r>
+        <w:t>Keep your first prediction. Compare it with what the evidence shows and explain any change.</w:t>
+      </w:r>
+    </w:p>
+    <w:p>
+      <w:pPr>
+        <w:pStyle w:val="Heading1"/>
+      </w:pPr>
+      <w:r>
+        <w:t>16. Finish and return</w:t>
+      </w:r>
+    </w:p>
+    <w:p>
+      <w:r>
+        <w:t>Close your notes. Explain this goal in your own words: Fit a threshold by tracing predictions and counting disagreements for every candidate</w:t>
+      </w:r>
+    </w:p>
+    <w:p>
+      <w:pPr>
+        <w:pStyle w:val="Heading3"/>
+      </w:pPr>
+      <w:r>
+        <w:t>My deciding step, evidence and one remaining question</w:t>
+      </w:r>
+    </w:p>
+    <w:p>
+      <w:r>
+        <w:t>________________________________________________________________</w:t>
+      </w:r>
+    </w:p>
+    <w:p>
+      <w:r>
+        <w:t>________________________________________________________________</w:t>
+      </w:r>
+    </w:p>
+    <w:p>
+      <w:r>
+        <w:t>________________________________________________________________</w:t>
+      </w:r>
+    </w:p>
+    <w:p>
+      <w:r>
+        <w:t>________________________________________________________________</w:t>
+      </w:r>
+    </w:p>
+    <w:p>
+      <w:r>
+        <w:t>________________________________________________________________</w:t>
+      </w:r>
+    </w:p>
+    <w:p>
+      <w:r>
+        <w:t>If you are unsure, return to the worked picture and explain one arrow. If you are ready, change an input or assumption and justify your prediction.</w:t>
+      </w:r>
+    </w:p>
+    <w:p>
+      <w:r>
+        <w:t>Save your workbook evidence. At the next review, try a different case before opening your old answer.</w:t>
       </w:r>
     </w:p>
     <w:sectPr>

--- a/downloads/student/ai-1-week-13.docx
+++ b/downloads/student/ai-1-week-13.docx
@@ -3912,6 +3912,207 @@
     <w:p>
       <w:r>
         <w:t>Save your workbook evidence. At the next review, try a different case before opening your old answer.</w:t>
+      </w:r>
+    </w:p>
+    <w:p>
+      <w:pPr>
+        <w:pStyle w:val="Heading1"/>
+      </w:pPr>
+      <w:r>
+        <w:t>17. Supported practice, repair and portfolio</w:t>
+      </w:r>
+    </w:p>
+    <w:p>
+      <w:r>
+        <w:t>Use this supported practice once, in the browser or on paper. Keep the reserved independent assessment for a separate first attempt before teacher feedback.</w:t>
+      </w:r>
+    </w:p>
+    <w:p>
+      <w:r>
+        <w:t>A fictional classifier learns whether measured sticks are short or long.</w:t>
+      </w:r>
+    </w:p>
+    <w:p>
+      <w:pPr>
+        <w:pStyle w:val="Heading3"/>
+      </w:pPr>
+      <w:r>
+        <w:t>Practice 1: explain the deciding evidence</w:t>
+      </w:r>
+    </w:p>
+    <w:p>
+      <w:r>
+        <w:t>Which labelled step matches this detail? Length 6 is predicted long by the selected rule.</w:t>
+      </w:r>
+    </w:p>
+    <w:p>
+      <w:r>
+        <w:t>1. Training rows</w:t>
+      </w:r>
+    </w:p>
+    <w:p>
+      <w:r>
+        <w:t>2. New prediction</w:t>
+      </w:r>
+    </w:p>
+    <w:p>
+      <w:r>
+        <w:t>3. Tie policy</w:t>
+      </w:r>
+    </w:p>
+    <w:p>
+      <w:r>
+        <w:t>4. Candidate checks</w:t>
+      </w:r>
+    </w:p>
+    <w:p>
+      <w:pPr>
+        <w:pStyle w:val="Heading3"/>
+      </w:pPr>
+      <w:r>
+        <w:t>My selected conclusion, deciding fact and explanation</w:t>
+      </w:r>
+    </w:p>
+    <w:p>
+      <w:r>
+        <w:t>________________________________________________________________</w:t>
+      </w:r>
+    </w:p>
+    <w:p>
+      <w:r>
+        <w:t>________________________________________________________________</w:t>
+      </w:r>
+    </w:p>
+    <w:p>
+      <w:r>
+        <w:t>________________________________________________________________</w:t>
+      </w:r>
+    </w:p>
+    <w:p>
+      <w:r>
+        <w:t>________________________________________________________________</w:t>
+      </w:r>
+    </w:p>
+    <w:p>
+      <w:r>
+        <w:t>________________________________________________________________</w:t>
+      </w:r>
+    </w:p>
+    <w:p>
+      <w:r>
+        <w:t>Hint if needed: Read the steps in the pictorial case. Match the supplied detail to the stage that performs or records it.</w:t>
+      </w:r>
+    </w:p>
+    <w:p>
+      <w:r>
+        <w:t>After your attempt, compare with the supported explanation: New prediction Length 6 is predicted long by the selected rule. There is no training stick between 4 and 8 to distinguish these candidates. The tie policy chooses one consistently; it is not additional evidence that its prediction at 6 is true. Label-free prediction applies the selected boundary, while evaluation would require an appropriate new reference label.</w:t>
+      </w:r>
+    </w:p>
+    <w:p>
+      <w:pPr>
+        <w:pStyle w:val="Heading3"/>
+      </w:pPr>
+      <w:r>
+        <w:t>Practice 2: explain the deciding evidence</w:t>
+      </w:r>
+    </w:p>
+    <w:p>
+      <w:r>
+        <w:t>Changed-case practice: Reverse the tie policy to prefer the larger boundary. Which conclusion is supported by the supplied facts?</w:t>
+      </w:r>
+    </w:p>
+    <w:p>
+      <w:r>
+        <w:t>1. This one example guarantees correct results for every future input.</w:t>
+      </w:r>
+    </w:p>
+    <w:p>
+      <w:r>
+        <w:t>2. We can decide the result without examining the changed input or the procedure.</w:t>
+      </w:r>
+    </w:p>
+    <w:p>
+      <w:r>
+        <w:t>3. Boundary 7 is selected and predicts short at 6.</w:t>
+      </w:r>
+    </w:p>
+    <w:p>
+      <w:pPr>
+        <w:pStyle w:val="Heading3"/>
+      </w:pPr>
+      <w:r>
+        <w:t>My selected conclusion, deciding fact and explanation</w:t>
+      </w:r>
+    </w:p>
+    <w:p>
+      <w:r>
+        <w:t>________________________________________________________________</w:t>
+      </w:r>
+    </w:p>
+    <w:p>
+      <w:r>
+        <w:t>________________________________________________________________</w:t>
+      </w:r>
+    </w:p>
+    <w:p>
+      <w:r>
+        <w:t>________________________________________________________________</w:t>
+      </w:r>
+    </w:p>
+    <w:p>
+      <w:r>
+        <w:t>________________________________________________________________</w:t>
+      </w:r>
+    </w:p>
+    <w:p>
+      <w:r>
+        <w:t>________________________________________________________________</w:t>
+      </w:r>
+    </w:p>
+    <w:p>
+      <w:r>
+        <w:t>Hint if needed: Use the changed condition and the deciding step in the pictorial trace. The answer must say what follows from those facts.</w:t>
+      </w:r>
+    </w:p>
+    <w:p>
+      <w:r>
+        <w:t>After your attempt, compare with the supported explanation: Boundary 7 is selected and predicts short at 6. The training fit is unchanged; only the explicit choice between tied candidates changes.</w:t>
+      </w:r>
+    </w:p>
+    <w:p>
+      <w:pPr>
+        <w:pStyle w:val="Heading3"/>
+      </w:pPr>
+      <w:r>
+        <w:t>Repair a missing building block</w:t>
+      </w:r>
+    </w:p>
+    <w:p>
+      <w:r>
+        <w:t>Review Debug the Cause (ai-1/12). Goal: Compare expected and observed traces to locate the first difference. Short practice: Propose input 0 and give both predicted outputs without inventing an observed result.. Return to this week and explain what you changed.</w:t>
+      </w:r>
+    </w:p>
+    <w:p>
+      <w:r>
+        <w:t>Review If/Then Decisions (ai-1/10). Goal: Evaluate a condition using the current state and trace only the selected branch. Short practice: Which input detects the difference between the two written conditions? Explain its entire run.. Return to this week and explain what you changed.</w:t>
+      </w:r>
+    </w:p>
+    <w:p>
+      <w:r>
+        <w:t>Review Categories and Labels (ai-1/7). Goal: Apply a category definition using explicit evidence and boundary rules. Short practice: Explain why B originally was revise rather than review, then label its changed version.. Return to this week and explain what you changed.</w:t>
+      </w:r>
+    </w:p>
+    <w:p>
+      <w:pPr>
+        <w:pStyle w:val="Heading3"/>
+      </w:pPr>
+      <w:r>
+        <w:t>Keep your completed work</w:t>
+      </w:r>
+    </w:p>
+    <w:p>
+      <w:r>
+        <w:t>Use Download completed work in the hosted lesson to export your answers, reflections, practice feedback and code-run evidence. Open the HTML copy to read or print it. Drafts stay in this browser when storage is available; clear drafts on a shared device.</w:t>
       </w:r>
     </w:p>
     <w:sectPr>

--- a/downloads/student/ai-1-week-13.docx
+++ b/downloads/student/ai-1-week-13.docx
@@ -42,6 +42,11 @@
       </w:r>
     </w:p>
     <w:p>
+      <w:r>
+        <w:t>Start with the target: Fit a threshold by tracing predictions and counting disagreements for every candidate. Try the recall before opening notes.</w:t>
+      </w:r>
+    </w:p>
+    <w:p>
       <w:pPr>
         <w:pStyle w:val="Heading3"/>
       </w:pPr>
@@ -50,18 +55,84 @@
       </w:r>
     </w:p>
     <w:p>
-      <w:r>
-        <w:t>I can fit a threshold by tracing predictions and counting disagreements for every candidate.</w:t>
-      </w:r>
-    </w:p>
-    <w:p>
-      <w:r>
-        <w:t>I can apply an explicit tie rule while recording what the fitting examples leave unresolved.</w:t>
-      </w:r>
-    </w:p>
-    <w:p>
-      <w:r>
-        <w:t>I can use a selected rule on a new input and explain why fit alone does not establish future correctness.</w:t>
+      <w:pPr>
+        <w:spacing w:line="336" w:lineRule="auto" w:after="180"/>
+      </w:pPr>
+      <w:r>
+        <w:rPr>
+          <w:b w:val="0"/>
+        </w:rPr>
+        <w:t xml:space="preserve">I can fit a threshold by tracing </w:t>
+      </w:r>
+      <w:r>
+        <w:rPr>
+          <w:b/>
+        </w:rPr>
+        <w:t>prediction</w:t>
+      </w:r>
+      <w:r>
+        <w:rPr>
+          <w:b w:val="0"/>
+        </w:rPr>
+        <w:t>s and counting disagreements for every candidate.</w:t>
+      </w:r>
+    </w:p>
+    <w:p>
+      <w:pPr>
+        <w:spacing w:line="336" w:lineRule="auto" w:after="180"/>
+      </w:pPr>
+      <w:r>
+        <w:rPr>
+          <w:b w:val="0"/>
+        </w:rPr>
+        <w:t xml:space="preserve">I can apply an explicit </w:t>
+      </w:r>
+      <w:r>
+        <w:rPr>
+          <w:b/>
+        </w:rPr>
+        <w:t>tie rule</w:t>
+      </w:r>
+      <w:r>
+        <w:rPr>
+          <w:b w:val="0"/>
+        </w:rPr>
+        <w:t xml:space="preserve"> while recording what the </w:t>
+      </w:r>
+      <w:r>
+        <w:rPr>
+          <w:b/>
+        </w:rPr>
+        <w:t>fitting</w:t>
+      </w:r>
+      <w:r>
+        <w:rPr>
+          <w:b w:val="0"/>
+        </w:rPr>
+        <w:t xml:space="preserve"> examples leave unresolved.</w:t>
+      </w:r>
+    </w:p>
+    <w:p>
+      <w:pPr>
+        <w:spacing w:line="336" w:lineRule="auto" w:after="180"/>
+      </w:pPr>
+      <w:r>
+        <w:rPr>
+          <w:b w:val="0"/>
+        </w:rPr>
+        <w:t xml:space="preserve">I can use a selected rule on a </w:t>
+      </w:r>
+      <w:r>
+        <w:rPr>
+          <w:b/>
+        </w:rPr>
+        <w:t>new input</w:t>
+      </w:r>
+      <w:r>
+        <w:rPr>
+          <w:b w:val="0"/>
+        </w:rPr>
+        <w:t xml:space="preserve"> and explain why fit alone does not establish future correctness.</w:t>
       </w:r>
     </w:p>
     <w:p>
@@ -73,33 +144,99 @@
       </w:r>
     </w:p>
     <w:p>
-      <w:r>
+      <w:pPr>
+        <w:spacing w:line="336" w:lineRule="auto" w:after="180"/>
+      </w:pPr>
+      <w:r>
+        <w:rPr>
+          <w:b w:val="0"/>
+        </w:rPr>
         <w:t>Close your notes first. A rough first answer helps us choose the right starting point; it is not a score for your ability.</w:t>
       </w:r>
     </w:p>
     <w:p>
-      <w:r>
+      <w:pPr>
+        <w:spacing w:line="336" w:lineRule="auto" w:after="180"/>
+      </w:pPr>
+      <w:r>
+        <w:rPr>
+          <w:b w:val="0"/>
+        </w:rPr>
         <w:t>Without opening the old lesson, explain one key idea from Debug the Cause. Give an example and a mistake that the idea helps you avoid.</w:t>
       </w:r>
     </w:p>
     <w:p>
-      <w:r>
+      <w:pPr>
+        <w:spacing w:line="336" w:lineRule="auto" w:after="180"/>
+      </w:pPr>
+      <w:r>
+        <w:rPr>
+          <w:b w:val="0"/>
+        </w:rPr>
         <w:t>Without opening the old lesson, explain one key idea from If/Then Decisions. Give an example and a mistake that the idea helps you avoid.</w:t>
       </w:r>
     </w:p>
     <w:p>
-      <w:r>
+      <w:pPr>
+        <w:spacing w:line="336" w:lineRule="auto" w:after="180"/>
+      </w:pPr>
+      <w:r>
+        <w:rPr>
+          <w:b w:val="0"/>
+        </w:rPr>
         <w:t>Without opening the old lesson, explain one key idea from Categories and Labels. Give an example and a mistake that the idea helps you avoid.</w:t>
       </w:r>
     </w:p>
     <w:p>
-      <w:r>
-        <w:t>After trying, check the relevant lesson or ask your teacher. Change the part of your explanation that the evidence shows was wrong.</w:t>
-      </w:r>
-    </w:p>
-    <w:p>
-      <w:r>
-        <w:t>Training examples influence how a model handles later inputs.</w:t>
+      <w:pPr>
+        <w:spacing w:line="336" w:lineRule="auto" w:after="180"/>
+      </w:pPr>
+      <w:r>
+        <w:rPr>
+          <w:b w:val="0"/>
+        </w:rPr>
+        <w:t xml:space="preserve">After trying, check the relevant lesson or ask your teacher. Change the part of your explanation that the </w:t>
+      </w:r>
+      <w:r>
+        <w:rPr>
+          <w:b/>
+        </w:rPr>
+        <w:t>evidence</w:t>
+      </w:r>
+      <w:r>
+        <w:rPr>
+          <w:b w:val="0"/>
+        </w:rPr>
+        <w:t xml:space="preserve"> shows was wrong.</w:t>
+      </w:r>
+    </w:p>
+    <w:p>
+      <w:pPr>
+        <w:spacing w:line="336" w:lineRule="auto" w:after="180"/>
+      </w:pPr>
+      <w:r>
+        <w:rPr>
+          <w:b/>
+        </w:rPr>
+        <w:t>Training example</w:t>
+      </w:r>
+      <w:r>
+        <w:rPr>
+          <w:b w:val="0"/>
+        </w:rPr>
+        <w:t xml:space="preserve">s influence how a model handles later </w:t>
+      </w:r>
+      <w:r>
+        <w:rPr>
+          <w:b/>
+        </w:rPr>
+        <w:t>input</w:t>
+      </w:r>
+      <w:r>
+        <w:rPr>
+          <w:b w:val="0"/>
+        </w:rPr>
+        <w:t>s.</w:t>
       </w:r>
     </w:p>
     <w:p>
@@ -139,12 +276,69 @@
       </w:r>
     </w:p>
     <w:p>
-      <w:r>
-        <w:t>LEARNING TARGET  Training cards show lengths 2,3 labelled S and 7,8 labelled L. Two proposed rules are 'L at 5 or above' and 'L at 7 or above'. Both fit training. Choose one new labelled card length that would distinguish them and explain what remains unknown.</w:t>
-      </w:r>
-    </w:p>
-    <w:p>
-      <w:r>
+      <w:pPr>
+        <w:pStyle w:val="Heading3"/>
+      </w:pPr>
+      <w:r>
+        <w:t>Your target</w:t>
+      </w:r>
+    </w:p>
+    <w:p>
+      <w:pPr>
+        <w:spacing w:line="336" w:lineRule="auto" w:after="180"/>
+        <w:shd w:fill="EDF7F3"/>
+      </w:pPr>
+      <w:r>
+        <w:rPr>
+          <w:b w:val="0"/>
+        </w:rPr>
+        <w:t xml:space="preserve">LEARNING TARGET  </w:t>
+      </w:r>
+      <w:r>
+        <w:rPr>
+          <w:b/>
+        </w:rPr>
+        <w:t>Training</w:t>
+      </w:r>
+      <w:r>
+        <w:rPr>
+          <w:b w:val="0"/>
+        </w:rPr>
+        <w:t xml:space="preserve"> cards show lengths 2,3 labelled S and 7,8 labelled L. Two proposed rules are 'L at 5 or above' and 'L at 7 or above'. Both fit </w:t>
+      </w:r>
+      <w:r>
+        <w:rPr>
+          <w:b/>
+        </w:rPr>
+        <w:t>training</w:t>
+      </w:r>
+      <w:r>
+        <w:rPr>
+          <w:b w:val="0"/>
+        </w:rPr>
+        <w:t>.</w:t>
+      </w:r>
+    </w:p>
+    <w:p>
+      <w:pPr>
+        <w:spacing w:line="336" w:lineRule="auto" w:after="180"/>
+        <w:shd w:fill="EDF7F3"/>
+      </w:pPr>
+      <w:r>
+        <w:rPr>
+          <w:b w:val="0"/>
+        </w:rPr>
+        <w:t>Choose one new labelled card length that would distinguish them and explain what remains unknown.</w:t>
+      </w:r>
+    </w:p>
+    <w:p>
+      <w:pPr>
+        <w:spacing w:line="336" w:lineRule="auto" w:after="180"/>
+      </w:pPr>
+      <w:r>
+        <w:rPr>
+          <w:b w:val="0"/>
+        </w:rPr>
         <w:t>Learner name:</w:t>
       </w:r>
     </w:p>
@@ -157,7 +351,14 @@
       </w:r>
     </w:p>
     <w:p>
-      <w:r>
+      <w:pPr>
+        <w:spacing w:line="336" w:lineRule="auto" w:after="180"/>
+        <w:shd w:fill="F5F1FB"/>
+      </w:pPr>
+      <w:r>
+        <w:rPr>
+          <w:b w:val="0"/>
+        </w:rPr>
         <w:t>A rule predicts tall when height is at least 5 cm. What does it predict at 4, 5 and 6 cm? Why is 5 a useful boundary test?</w:t>
       </w:r>
     </w:p>
@@ -170,8 +371,38 @@
       </w:r>
     </w:p>
     <w:p>
-      <w:r>
-        <w:t>By the end, I can compare candidate models, resolve a tie explicitly and separate fit from prediction.</w:t>
+      <w:pPr>
+        <w:spacing w:line="336" w:lineRule="auto" w:after="180"/>
+      </w:pPr>
+      <w:r>
+        <w:rPr>
+          <w:b w:val="0"/>
+        </w:rPr>
+        <w:t xml:space="preserve">By the end, I can compare </w:t>
+      </w:r>
+      <w:r>
+        <w:rPr>
+          <w:b/>
+        </w:rPr>
+        <w:t>candidate model</w:t>
+      </w:r>
+      <w:r>
+        <w:rPr>
+          <w:b w:val="0"/>
+        </w:rPr>
+        <w:t xml:space="preserve">s, resolve a tie explicitly and separate fit from </w:t>
+      </w:r>
+      <w:r>
+        <w:rPr>
+          <w:b/>
+        </w:rPr>
+        <w:t>prediction</w:t>
+      </w:r>
+      <w:r>
+        <w:rPr>
+          <w:b w:val="0"/>
+        </w:rPr>
+        <w:t>.</w:t>
       </w:r>
     </w:p>
     <w:p>
@@ -184,6 +415,17 @@
     </w:p>
     <w:p>
       <w:r>
+        <w:t>Investigate the supplied Learning from Examples case. Separate observations, given facts and assumptions before choosing an explanation.</w:t>
+      </w:r>
+    </w:p>
+    <w:p>
+      <w:pPr>
+        <w:spacing w:line="336" w:lineRule="auto" w:after="180"/>
+      </w:pPr>
+      <w:r>
+        <w:rPr>
+          <w:b/>
+        </w:rPr>
         <w:t>PICTURE STORY</w:t>
       </w:r>
     </w:p>
@@ -196,8 +438,26 @@
       </w:r>
     </w:p>
     <w:p>
-      <w:r>
-        <w:t>Pictures give clues; evidence tells us what the clues mean.</w:t>
+      <w:pPr>
+        <w:spacing w:line="336" w:lineRule="auto" w:after="180"/>
+      </w:pPr>
+      <w:r>
+        <w:rPr>
+          <w:b w:val="0"/>
+        </w:rPr>
+        <w:t xml:space="preserve">Pictures give clues; </w:t>
+      </w:r>
+      <w:r>
+        <w:rPr>
+          <w:b/>
+        </w:rPr>
+        <w:t>evidence</w:t>
+      </w:r>
+      <w:r>
+        <w:rPr>
+          <w:b w:val="0"/>
+        </w:rPr>
+        <w:t xml:space="preserve"> tells us what the clues mean.</w:t>
       </w:r>
     </w:p>
     <w:p>
@@ -237,7 +497,22 @@
       </w:r>
     </w:p>
     <w:p>
-      <w:r>
+      <w:pPr>
+        <w:pStyle w:val="Heading3"/>
+      </w:pPr>
+      <w:r>
+        <w:t>Start with this puzzle</w:t>
+      </w:r>
+    </w:p>
+    <w:p>
+      <w:pPr>
+        <w:spacing w:line="336" w:lineRule="auto" w:after="180"/>
+        <w:shd w:fill="F1F6FC"/>
+      </w:pPr>
+      <w:r>
+        <w:rPr>
+          <w:b w:val="0"/>
+        </w:rPr>
         <w:t>MYSTERY  A learner shown mostly striped triangles may wrongly treat stripes as the important clue for the triangle label.</w:t>
       </w:r>
     </w:p>
@@ -250,33 +525,106 @@
       </w:r>
     </w:p>
     <w:p>
-      <w:r>
+      <w:pPr>
+        <w:spacing w:line="336" w:lineRule="auto" w:after="180"/>
+      </w:pPr>
+      <w:r>
+        <w:rPr>
+          <w:b w:val="0"/>
+        </w:rPr>
         <w:t>Name three visible details without explaining them yet.</w:t>
       </w:r>
     </w:p>
     <w:p>
-      <w:r>
+      <w:pPr>
+        <w:spacing w:line="336" w:lineRule="auto" w:after="180"/>
+      </w:pPr>
+      <w:r>
+        <w:rPr>
+          <w:b w:val="0"/>
+        </w:rPr>
         <w:t>Circle the detail most connected to the system's decision.</w:t>
       </w:r>
     </w:p>
     <w:p>
-      <w:r>
+      <w:pPr>
+        <w:spacing w:line="336" w:lineRule="auto" w:after="180"/>
+      </w:pPr>
+      <w:r>
+        <w:rPr>
+          <w:b w:val="0"/>
+        </w:rPr>
         <w:t>Name one detail that may be decoration or distraction.</w:t>
       </w:r>
     </w:p>
     <w:p>
-      <w:r>
-        <w:t>Make a first prediction and state the clue that supports it.</w:t>
-      </w:r>
-    </w:p>
-    <w:p>
-      <w:r>
-        <w:t>My observations, prediction, and evidence:</w:t>
-      </w:r>
-    </w:p>
-    <w:p>
-      <w:r>
-        <w:t>GOOD THINKING  A prediction can change when stronger evidence appears.</w:t>
+      <w:pPr>
+        <w:spacing w:line="336" w:lineRule="auto" w:after="180"/>
+      </w:pPr>
+      <w:r>
+        <w:rPr>
+          <w:b w:val="0"/>
+        </w:rPr>
+        <w:t xml:space="preserve">Make a first </w:t>
+      </w:r>
+      <w:r>
+        <w:rPr>
+          <w:b/>
+        </w:rPr>
+        <w:t>prediction</w:t>
+      </w:r>
+      <w:r>
+        <w:rPr>
+          <w:b w:val="0"/>
+        </w:rPr>
+        <w:t xml:space="preserve"> and state the clue that supports it.</w:t>
+      </w:r>
+    </w:p>
+    <w:p>
+      <w:pPr>
+        <w:spacing w:line="336" w:lineRule="auto" w:after="180"/>
+      </w:pPr>
+      <w:r>
+        <w:rPr>
+          <w:b w:val="0"/>
+        </w:rPr>
+        <w:t xml:space="preserve">My </w:t>
+      </w:r>
+      <w:r>
+        <w:rPr>
+          <w:b/>
+        </w:rPr>
+        <w:t>observation</w:t>
+      </w:r>
+      <w:r>
+        <w:rPr>
+          <w:b w:val="0"/>
+        </w:rPr>
+        <w:t xml:space="preserve">s, </w:t>
+      </w:r>
+      <w:r>
+        <w:rPr>
+          <w:b/>
+        </w:rPr>
+        <w:t>prediction</w:t>
+      </w:r>
+      <w:r>
+        <w:rPr>
+          <w:b w:val="0"/>
+        </w:rPr>
+        <w:t xml:space="preserve">, and </w:t>
+      </w:r>
+      <w:r>
+        <w:rPr>
+          <w:b/>
+        </w:rPr>
+        <w:t>evidence</w:t>
+      </w:r>
+      <w:r>
+        <w:rPr>
+          <w:b w:val="0"/>
+        </w:rPr>
+        <w:t>:</w:t>
       </w:r>
     </w:p>
     <w:p>
@@ -284,22 +632,141 @@
         <w:pStyle w:val="Heading3"/>
       </w:pPr>
       <w:r>
+        <w:t>Thinking habit</w:t>
+      </w:r>
+    </w:p>
+    <w:p>
+      <w:pPr>
+        <w:spacing w:line="336" w:lineRule="auto" w:after="180"/>
+        <w:shd w:fill="EDF7F3"/>
+      </w:pPr>
+      <w:r>
+        <w:rPr>
+          <w:b w:val="0"/>
+        </w:rPr>
+        <w:t xml:space="preserve">GOOD THINKING  A </w:t>
+      </w:r>
+      <w:r>
+        <w:rPr>
+          <w:b/>
+        </w:rPr>
+        <w:t>prediction</w:t>
+      </w:r>
+      <w:r>
+        <w:rPr>
+          <w:b w:val="0"/>
+        </w:rPr>
+        <w:t xml:space="preserve"> can change when stronger </w:t>
+      </w:r>
+      <w:r>
+        <w:rPr>
+          <w:b/>
+        </w:rPr>
+        <w:t>evidence</w:t>
+      </w:r>
+      <w:r>
+        <w:rPr>
+          <w:b w:val="0"/>
+        </w:rPr>
+        <w:t xml:space="preserve"> appears.</w:t>
+      </w:r>
+    </w:p>
+    <w:p>
+      <w:pPr>
+        <w:pStyle w:val="Heading3"/>
+      </w:pPr>
+      <w:r>
         <w:t>A closer explanation</w:t>
       </w:r>
     </w:p>
     <w:p>
-      <w:r>
-        <w:t>Four imaginary paper towers have heights 2, 4, 6 and 8 centimetres. Their supplied labels are short, short, tall and tall. These labels belong to this classroom task; they are not a universal definition of tall. We will fit a rule using height as its only input.</w:t>
-      </w:r>
-    </w:p>
-    <w:p>
-      <w:r>
-        <w:t>Every candidate predicts tall when height is at least its threshold and short otherwise. Compare thresholds 3, 5, 6 and 7 centimetres. The fitting procedure chooses the fewest disagreements with the four labels. If candidates tie, choose the smaller threshold. Write these choices before comparing results.</w:t>
-      </w:r>
-    </w:p>
-    <w:p>
-      <w:r>
-        <w:t>For each candidate, start its count at zero. For each example, predict with that candidate, compare with the supplied label, and add one only for a disagreement. After all four examples, record the count. Then move to the next candidate with a fresh count. This uses the conditions and repetition you have already traced.</w:t>
+      <w:pPr>
+        <w:spacing w:line="336" w:lineRule="auto" w:after="180"/>
+      </w:pPr>
+      <w:r>
+        <w:rPr>
+          <w:b w:val="0"/>
+        </w:rPr>
+        <w:t>Four imaginary paper towers have heights 2, 4, 6 and 8 centimetres. Their supplied labels are short, short, tall and tall. These labels belong to this classroom task; they are not a universal definition of tall.</w:t>
+      </w:r>
+    </w:p>
+    <w:p>
+      <w:pPr>
+        <w:spacing w:line="336" w:lineRule="auto" w:after="180"/>
+      </w:pPr>
+      <w:r>
+        <w:rPr>
+          <w:b w:val="0"/>
+        </w:rPr>
+        <w:t xml:space="preserve">We will fit a rule using height as its only </w:t>
+      </w:r>
+      <w:r>
+        <w:rPr>
+          <w:b/>
+        </w:rPr>
+        <w:t>input</w:t>
+      </w:r>
+      <w:r>
+        <w:rPr>
+          <w:b w:val="0"/>
+        </w:rPr>
+        <w:t>.</w:t>
+      </w:r>
+    </w:p>
+    <w:p>
+      <w:pPr>
+        <w:spacing w:line="336" w:lineRule="auto" w:after="180"/>
+      </w:pPr>
+      <w:r>
+        <w:rPr>
+          <w:b w:val="0"/>
+        </w:rPr>
+        <w:t xml:space="preserve">Every candidate predicts tall when height is at least its threshold and short otherwise. Compare thresholds 3, 5, 6 and 7 centimetres. The </w:t>
+      </w:r>
+      <w:r>
+        <w:rPr>
+          <w:b/>
+        </w:rPr>
+        <w:t>fitting</w:t>
+      </w:r>
+      <w:r>
+        <w:rPr>
+          <w:b w:val="0"/>
+        </w:rPr>
+        <w:t xml:space="preserve"> procedure chooses the fewest disagreements with the four labels.</w:t>
+      </w:r>
+    </w:p>
+    <w:p>
+      <w:pPr>
+        <w:spacing w:line="336" w:lineRule="auto" w:after="180"/>
+      </w:pPr>
+      <w:r>
+        <w:rPr>
+          <w:b w:val="0"/>
+        </w:rPr>
+        <w:t>If candidates tie, choose the smaller threshold. Write these choices before comparing results.</w:t>
+      </w:r>
+    </w:p>
+    <w:p>
+      <w:pPr>
+        <w:spacing w:line="336" w:lineRule="auto" w:after="180"/>
+      </w:pPr>
+      <w:r>
+        <w:rPr>
+          <w:b w:val="0"/>
+        </w:rPr>
+        <w:t>For each candidate, start its count at zero. For each example, predict with that candidate, compare with the supplied label, and add one only for a disagreement. After all four examples, record the count.</w:t>
+      </w:r>
+    </w:p>
+    <w:p>
+      <w:pPr>
+        <w:spacing w:line="336" w:lineRule="auto" w:after="180"/>
+      </w:pPr>
+      <w:r>
+        <w:rPr>
+          <w:b w:val="0"/>
+        </w:rPr>
+        <w:t>Then move to the next candidate with a fresh count. This uses the conditions and repetition you have already traced.</w:t>
       </w:r>
     </w:p>
     <w:p>
@@ -312,7 +779,24 @@
     </w:p>
     <w:p>
       <w:r>
-        <w:t>VISUAL MECHANISM</w:t>
+        <w:t>Follow the mechanism for Learning from Examples. Connect each labelled input, deciding step and result.</w:t>
+      </w:r>
+    </w:p>
+    <w:p>
+      <w:pPr>
+        <w:spacing w:line="336" w:lineRule="auto" w:after="180"/>
+      </w:pPr>
+      <w:r>
+        <w:rPr>
+          <w:b/>
+        </w:rPr>
+        <w:t xml:space="preserve">VISUAL </w:t>
+      </w:r>
+      <w:r>
+        <w:rPr>
+          <w:b/>
+        </w:rPr>
+        <w:t>MECHANISM</w:t>
       </w:r>
     </w:p>
     <w:p>
@@ -324,7 +808,13 @@
       </w:r>
     </w:p>
     <w:p>
-      <w:r>
+      <w:pPr>
+        <w:spacing w:line="336" w:lineRule="auto" w:after="180"/>
+      </w:pPr>
+      <w:r>
+        <w:rPr>
+          <w:b w:val="0"/>
+        </w:rPr>
         <w:t>Follow the information instead of imagining magic inside the machine.</w:t>
       </w:r>
     </w:p>
@@ -437,32 +927,188 @@
       </w:r>
     </w:p>
     <w:p>
-      <w:r>
-        <w:t>INPUT  labeled example cards</w:t>
-      </w:r>
-    </w:p>
-    <w:p>
-      <w:r>
-        <w:t>PROCESS  adjust a decision pattern from recurring clues</w:t>
-      </w:r>
-    </w:p>
-    <w:p>
-      <w:r>
-        <w:t>OUTPUT  prediction for a new card</w:t>
-      </w:r>
-    </w:p>
-    <w:p>
-      <w:r>
-        <w:t>CORE IDEA  Training examples influence how a model handles later inputs.</w:t>
-      </w:r>
-    </w:p>
-    <w:p>
-      <w:r>
-        <w:t>UNDER THE HOOD  Supervised learning uses labeled examples to fit a mapping from represented inputs to outputs. The model does not store a human rule automatically; its fitted behavior reflects correlations, coverage, labels, and optimization choices.</w:t>
-      </w:r>
-    </w:p>
-    <w:p>
-      <w:r>
+      <w:pPr>
+        <w:spacing w:line="336" w:lineRule="auto" w:after="180"/>
+      </w:pPr>
+      <w:r>
+        <w:rPr>
+          <w:b/>
+        </w:rPr>
+        <w:t>INPUT</w:t>
+      </w:r>
+      <w:r>
+        <w:rPr>
+          <w:b w:val="0"/>
+        </w:rPr>
+        <w:t xml:space="preserve">  labeled example cards</w:t>
+      </w:r>
+    </w:p>
+    <w:p>
+      <w:pPr>
+        <w:spacing w:line="336" w:lineRule="auto" w:after="180"/>
+      </w:pPr>
+      <w:r>
+        <w:rPr>
+          <w:b/>
+        </w:rPr>
+        <w:t>PROCESS</w:t>
+      </w:r>
+      <w:r>
+        <w:rPr>
+          <w:b w:val="0"/>
+        </w:rPr>
+        <w:t xml:space="preserve">  adjust a decision </w:t>
+      </w:r>
+      <w:r>
+        <w:rPr>
+          <w:b/>
+        </w:rPr>
+        <w:t>pattern</w:t>
+      </w:r>
+      <w:r>
+        <w:rPr>
+          <w:b w:val="0"/>
+        </w:rPr>
+        <w:t xml:space="preserve"> from recurring clues</w:t>
+      </w:r>
+    </w:p>
+    <w:p>
+      <w:pPr>
+        <w:spacing w:line="336" w:lineRule="auto" w:after="180"/>
+      </w:pPr>
+      <w:r>
+        <w:rPr>
+          <w:b/>
+        </w:rPr>
+        <w:t>OUTPUT</w:t>
+      </w:r>
+      <w:r>
+        <w:rPr>
+          <w:b w:val="0"/>
+        </w:rPr>
+        <w:t xml:space="preserve">  </w:t>
+      </w:r>
+      <w:r>
+        <w:rPr>
+          <w:b/>
+        </w:rPr>
+        <w:t>prediction</w:t>
+      </w:r>
+      <w:r>
+        <w:rPr>
+          <w:b w:val="0"/>
+        </w:rPr>
+        <w:t xml:space="preserve"> for a new card</w:t>
+      </w:r>
+    </w:p>
+    <w:p>
+      <w:pPr>
+        <w:pStyle w:val="Heading3"/>
+      </w:pPr>
+      <w:r>
+        <w:t>Key idea</w:t>
+      </w:r>
+    </w:p>
+    <w:p>
+      <w:pPr>
+        <w:spacing w:line="336" w:lineRule="auto" w:after="180"/>
+        <w:shd w:fill="EDF7F3"/>
+      </w:pPr>
+      <w:r>
+        <w:rPr>
+          <w:b w:val="0"/>
+        </w:rPr>
+        <w:t xml:space="preserve">CORE IDEA  </w:t>
+      </w:r>
+      <w:r>
+        <w:rPr>
+          <w:b/>
+        </w:rPr>
+        <w:t>Training example</w:t>
+      </w:r>
+      <w:r>
+        <w:rPr>
+          <w:b w:val="0"/>
+        </w:rPr>
+        <w:t xml:space="preserve">s influence how a model handles later </w:t>
+      </w:r>
+      <w:r>
+        <w:rPr>
+          <w:b/>
+        </w:rPr>
+        <w:t>input</w:t>
+      </w:r>
+      <w:r>
+        <w:rPr>
+          <w:b w:val="0"/>
+        </w:rPr>
+        <w:t>s.</w:t>
+      </w:r>
+    </w:p>
+    <w:p>
+      <w:pPr>
+        <w:pStyle w:val="Heading3"/>
+      </w:pPr>
+      <w:r>
+        <w:t>How the mechanism works</w:t>
+      </w:r>
+    </w:p>
+    <w:p>
+      <w:pPr>
+        <w:spacing w:line="336" w:lineRule="auto" w:after="180"/>
+        <w:shd w:fill="F1F6F8"/>
+      </w:pPr>
+      <w:r>
+        <w:rPr>
+          <w:b w:val="0"/>
+        </w:rPr>
+        <w:t xml:space="preserve">UNDER THE HOOD  Supervised learning uses labeled examples to fit a mapping from represented </w:t>
+      </w:r>
+      <w:r>
+        <w:rPr>
+          <w:b/>
+        </w:rPr>
+        <w:t>input</w:t>
+      </w:r>
+      <w:r>
+        <w:rPr>
+          <w:b w:val="0"/>
+        </w:rPr>
+        <w:t xml:space="preserve">s to </w:t>
+      </w:r>
+      <w:r>
+        <w:rPr>
+          <w:b/>
+        </w:rPr>
+        <w:t>output</w:t>
+      </w:r>
+      <w:r>
+        <w:rPr>
+          <w:b w:val="0"/>
+        </w:rPr>
+        <w:t>s.</w:t>
+      </w:r>
+    </w:p>
+    <w:p>
+      <w:pPr>
+        <w:spacing w:line="336" w:lineRule="auto" w:after="180"/>
+        <w:shd w:fill="F1F6F8"/>
+      </w:pPr>
+      <w:r>
+        <w:rPr>
+          <w:b w:val="0"/>
+        </w:rPr>
+        <w:t>The model does not store a human rule automatically; its fitted behavior reflects correlations, coverage, labels, and optimization choices.</w:t>
+      </w:r>
+    </w:p>
+    <w:p>
+      <w:pPr>
+        <w:spacing w:line="336" w:lineRule="auto" w:after="180"/>
+      </w:pPr>
+      <w:r>
+        <w:rPr>
+          <w:b w:val="0"/>
+        </w:rPr>
         <w:t>Draw a fresh example with all three stages:</w:t>
       </w:r>
     </w:p>
@@ -612,13 +1258,60 @@
       </w:r>
     </w:p>
     <w:p>
-      <w:r>
-        <w:t>Threshold 3 incorrectly calls the height 4 tower tall. Threshold 7 incorrectly calls the height 6 tower short. Thresholds 5 and 6 agree with all four supplied labels. Check each disagreement against the individual example instead of trusting a total without its trace.</w:t>
-      </w:r>
-    </w:p>
-    <w:p>
-      <w:r>
-        <w:t>The bar chart compares disagreement counts, so a shorter bar is better on this fitting set. Zero is a measured count here, not missing data. This chart says nothing yet about the error count on new towers.</w:t>
+      <w:pPr>
+        <w:spacing w:line="336" w:lineRule="auto" w:after="180"/>
+      </w:pPr>
+      <w:r>
+        <w:rPr>
+          <w:b w:val="0"/>
+        </w:rPr>
+        <w:t>Threshold 3 incorrectly calls the height 4 tower tall. Threshold 7 incorrectly calls the height 6 tower short. Thresholds 5 and 6 agree with all four supplied labels.</w:t>
+      </w:r>
+    </w:p>
+    <w:p>
+      <w:pPr>
+        <w:spacing w:line="336" w:lineRule="auto" w:after="180"/>
+      </w:pPr>
+      <w:r>
+        <w:rPr>
+          <w:b w:val="0"/>
+        </w:rPr>
+        <w:t>Check each disagreement against the individual example instead of trusting a total without its trace.</w:t>
+      </w:r>
+    </w:p>
+    <w:p>
+      <w:pPr>
+        <w:spacing w:line="336" w:lineRule="auto" w:after="180"/>
+      </w:pPr>
+      <w:r>
+        <w:rPr>
+          <w:b w:val="0"/>
+        </w:rPr>
+        <w:t xml:space="preserve">The bar chart compares </w:t>
+      </w:r>
+      <w:r>
+        <w:rPr>
+          <w:b/>
+        </w:rPr>
+        <w:t>disagreement count</w:t>
+      </w:r>
+      <w:r>
+        <w:rPr>
+          <w:b w:val="0"/>
+        </w:rPr>
+        <w:t xml:space="preserve">s, so a shorter bar is better on this </w:t>
+      </w:r>
+      <w:r>
+        <w:rPr>
+          <w:b/>
+        </w:rPr>
+        <w:t>fitting set</w:t>
+      </w:r>
+      <w:r>
+        <w:rPr>
+          <w:b w:val="0"/>
+        </w:rPr>
+        <w:t>. Zero is a measured count here, not missing data. This chart says nothing yet about the error count on new towers.</w:t>
       </w:r>
     </w:p>
     <w:p>
@@ -630,8 +1323,26 @@
       </w:r>
     </w:p>
     <w:p>
-      <w:r>
-        <w:t>Point to the input, the deciding step and the result in this week’s visual. Explain the same step in ordinary words. A picture helps when you can say what each part represents.</w:t>
+      <w:pPr>
+        <w:spacing w:line="336" w:lineRule="auto" w:after="180"/>
+      </w:pPr>
+      <w:r>
+        <w:rPr>
+          <w:b w:val="0"/>
+        </w:rPr>
+        <w:t xml:space="preserve">Point to the </w:t>
+      </w:r>
+      <w:r>
+        <w:rPr>
+          <w:b/>
+        </w:rPr>
+        <w:t>input</w:t>
+      </w:r>
+      <w:r>
+        <w:rPr>
+          <w:b w:val="0"/>
+        </w:rPr>
+        <w:t>, the deciding step and the result in this week’s visual. Explain the same step in ordinary words. A picture helps when you can say what each part represents.</w:t>
       </w:r>
     </w:p>
     <w:p>
@@ -644,6 +1355,17 @@
     </w:p>
     <w:p>
       <w:r>
+        <w:t>Compare the supplied cases for Learning from Examples. Identify the detail that changes the conclusion.</w:t>
+      </w:r>
+    </w:p>
+    <w:p>
+      <w:pPr>
+        <w:spacing w:line="336" w:lineRule="auto" w:after="180"/>
+      </w:pPr>
+      <w:r>
+        <w:rPr>
+          <w:b/>
+        </w:rPr>
         <w:t>PICTURE GALLERY</w:t>
       </w:r>
     </w:p>
@@ -656,8 +1378,26 @@
       </w:r>
     </w:p>
     <w:p>
-      <w:r>
-        <w:t>Use the visual cue, then read the evidence carefully.</w:t>
+      <w:pPr>
+        <w:spacing w:line="336" w:lineRule="auto" w:after="180"/>
+      </w:pPr>
+      <w:r>
+        <w:rPr>
+          <w:b w:val="0"/>
+        </w:rPr>
+        <w:t xml:space="preserve">Use the visual cue, then read the </w:t>
+      </w:r>
+      <w:r>
+        <w:rPr>
+          <w:b/>
+        </w:rPr>
+        <w:t>evidence</w:t>
+      </w:r>
+      <w:r>
+        <w:rPr>
+          <w:b w:val="0"/>
+        </w:rPr>
+        <w:t xml:space="preserve"> carefully.</w:t>
       </w:r>
     </w:p>
     <w:p>
@@ -805,33 +1545,127 @@
       </w:r>
     </w:p>
     <w:p>
-      <w:r>
+      <w:pPr>
+        <w:pStyle w:val="Heading3"/>
+      </w:pPr>
+      <w:r>
+        <w:t>The case to investigate</w:t>
+      </w:r>
+    </w:p>
+    <w:p>
+      <w:pPr>
+        <w:spacing w:line="336" w:lineRule="auto" w:after="180"/>
+        <w:shd w:fill="F1F6FC"/>
+      </w:pPr>
+      <w:r>
+        <w:rPr>
+          <w:b w:val="0"/>
+        </w:rPr>
         <w:t>CASE 1 — Balanced shapes  Clue: colors vary within each shape. Meaning: shape clue becomes clearer.</w:t>
       </w:r>
     </w:p>
     <w:p>
-      <w:r>
+      <w:pPr>
+        <w:pStyle w:val="Heading3"/>
+      </w:pPr>
+      <w:r>
+        <w:t>The case to investigate</w:t>
+      </w:r>
+    </w:p>
+    <w:p>
+      <w:pPr>
+        <w:spacing w:line="336" w:lineRule="auto" w:after="180"/>
+        <w:shd w:fill="F1F6FC"/>
+      </w:pPr>
+      <w:r>
+        <w:rPr>
+          <w:b w:val="0"/>
+        </w:rPr>
         <w:t>CASE 2 — All triangles striped  Clue: stripe and triangle always co-occur. Meaning: confounded clue.</w:t>
       </w:r>
     </w:p>
     <w:p>
-      <w:r>
+      <w:pPr>
+        <w:pStyle w:val="Heading3"/>
+      </w:pPr>
+      <w:r>
+        <w:t>The case to investigate</w:t>
+      </w:r>
+    </w:p>
+    <w:p>
+      <w:pPr>
+        <w:spacing w:line="336" w:lineRule="auto" w:after="180"/>
+        <w:shd w:fill="F1F6FC"/>
+      </w:pPr>
+      <w:r>
+        <w:rPr>
+          <w:b w:val="0"/>
+        </w:rPr>
         <w:t>CASE 3 — Mislabeled circle  Clue: target is incorrect. Meaning: label noise.</w:t>
       </w:r>
     </w:p>
     <w:p>
-      <w:r>
+      <w:pPr>
+        <w:pStyle w:val="Heading3"/>
+      </w:pPr>
+      <w:r>
+        <w:t>The case to investigate</w:t>
+      </w:r>
+    </w:p>
+    <w:p>
+      <w:pPr>
+        <w:spacing w:line="336" w:lineRule="auto" w:after="180"/>
+        <w:shd w:fill="F1F6FC"/>
+      </w:pPr>
+      <w:r>
+        <w:rPr>
+          <w:b w:val="0"/>
+        </w:rPr>
         <w:t>CASE 4 — New dotted triangle  Clue: unseen combination. Meaning: tests learned behavior.</w:t>
       </w:r>
     </w:p>
     <w:p>
-      <w:r>
+      <w:pPr>
+        <w:pStyle w:val="Heading3"/>
+      </w:pPr>
+      <w:r>
+        <w:t>Keep this boundary clear</w:t>
+      </w:r>
+    </w:p>
+    <w:p>
+      <w:pPr>
+        <w:spacing w:line="336" w:lineRule="auto" w:after="180"/>
+        <w:shd w:fill="FFF5E6"/>
+      </w:pPr>
+      <w:r>
+        <w:rPr>
+          <w:b w:val="0"/>
+        </w:rPr>
         <w:t>BOUNDARY  Learning from examples is not the same as memorizing every example or understanding the concept like a person.</w:t>
       </w:r>
     </w:p>
     <w:p>
-      <w:r>
-        <w:t>Which two pictures are easiest to confuse? What evidence separates them?</w:t>
+      <w:pPr>
+        <w:spacing w:line="336" w:lineRule="auto" w:after="180"/>
+        <w:shd w:fill="F5F1FB"/>
+      </w:pPr>
+      <w:r>
+        <w:rPr>
+          <w:b w:val="0"/>
+        </w:rPr>
+        <w:t xml:space="preserve">Which two pictures are easiest to confuse? What </w:t>
+      </w:r>
+      <w:r>
+        <w:rPr>
+          <w:b/>
+        </w:rPr>
+        <w:t>evidence</w:t>
+      </w:r>
+      <w:r>
+        <w:rPr>
+          <w:b w:val="0"/>
+        </w:rPr>
+        <w:t xml:space="preserve"> separates them?</w:t>
       </w:r>
     </w:p>
     <w:p>
@@ -843,18 +1677,81 @@
       </w:r>
     </w:p>
     <w:p>
-      <w:r>
+      <w:pPr>
+        <w:pStyle w:val="Heading3"/>
+      </w:pPr>
+      <w:r>
+        <w:t>Change one thing</w:t>
+      </w:r>
+    </w:p>
+    <w:p>
+      <w:pPr>
+        <w:spacing w:line="336" w:lineRule="auto" w:after="180"/>
+        <w:shd w:fill="F5F1FB"/>
+      </w:pPr>
+      <w:r>
+        <w:rPr>
+          <w:b w:val="0"/>
+        </w:rPr>
         <w:t>Change: Reverse the tie policy to prefer the larger boundary.</w:t>
       </w:r>
     </w:p>
     <w:p>
-      <w:r>
-        <w:t>Prediction: Boundary 7 is selected and predicts short at 6.</w:t>
-      </w:r>
-    </w:p>
-    <w:p>
-      <w:r>
-        <w:t>Reason: The training fit is unchanged; only the explicit choice between tied candidates changes.</w:t>
+      <w:pPr>
+        <w:pStyle w:val="Heading3"/>
+      </w:pPr>
+      <w:r>
+        <w:t>Predicted result</w:t>
+      </w:r>
+    </w:p>
+    <w:p>
+      <w:pPr>
+        <w:spacing w:line="336" w:lineRule="auto" w:after="180"/>
+        <w:shd w:fill="F1F6FC"/>
+      </w:pPr>
+      <w:r>
+        <w:rPr>
+          <w:b/>
+        </w:rPr>
+        <w:t>Prediction</w:t>
+      </w:r>
+      <w:r>
+        <w:rPr>
+          <w:b w:val="0"/>
+        </w:rPr>
+        <w:t>: Boundary 7 is selected and predicts short at 6.</w:t>
+      </w:r>
+    </w:p>
+    <w:p>
+      <w:pPr>
+        <w:pStyle w:val="Heading3"/>
+      </w:pPr>
+      <w:r>
+        <w:t>Why the result follows</w:t>
+      </w:r>
+    </w:p>
+    <w:p>
+      <w:pPr>
+        <w:spacing w:line="336" w:lineRule="auto" w:after="180"/>
+        <w:shd w:fill="F1F6FC"/>
+      </w:pPr>
+      <w:r>
+        <w:rPr>
+          <w:b w:val="0"/>
+        </w:rPr>
+        <w:t xml:space="preserve">Reason: The </w:t>
+      </w:r>
+      <w:r>
+        <w:rPr>
+          <w:b/>
+        </w:rPr>
+        <w:t>training</w:t>
+      </w:r>
+      <w:r>
+        <w:rPr>
+          <w:b w:val="0"/>
+        </w:rPr>
+        <w:t xml:space="preserve"> fit is unchanged; only the explicit choice between tied candidates changes.</w:t>
       </w:r>
     </w:p>
     <w:p>
@@ -867,6 +1764,17 @@
     </w:p>
     <w:p>
       <w:r>
+        <w:t>Use the vocabulary of Learning from Examples to explain a concrete decision, rather than only memorising definitions.</w:t>
+      </w:r>
+    </w:p>
+    <w:p>
+      <w:pPr>
+        <w:spacing w:line="336" w:lineRule="auto" w:after="180"/>
+      </w:pPr>
+      <w:r>
+        <w:rPr>
+          <w:b/>
+        </w:rPr>
         <w:t>VOCABULARY</w:t>
       </w:r>
     </w:p>
@@ -879,7 +1787,13 @@
       </w:r>
     </w:p>
     <w:p>
-      <w:r>
+      <w:pPr>
+        <w:spacing w:line="336" w:lineRule="auto" w:after="180"/>
+      </w:pPr>
+      <w:r>
+        <w:rPr>
+          <w:b w:val="0"/>
+        </w:rPr>
         <w:t>The badge is a memory cue; the definition does the real thinking work.</w:t>
       </w:r>
     </w:p>
@@ -1203,17 +2117,57 @@
       </w:r>
     </w:p>
     <w:p>
-      <w:r>
+      <w:pPr>
+        <w:pStyle w:val="Heading3"/>
+      </w:pPr>
+      <w:r>
+        <w:t>Find the unsupported claim</w:t>
+      </w:r>
+    </w:p>
+    <w:p>
+      <w:pPr>
+        <w:spacing w:line="336" w:lineRule="auto" w:after="180"/>
+        <w:shd w:fill="F5F1FB"/>
+      </w:pPr>
+      <w:r>
+        <w:rPr>
+          <w:b w:val="0"/>
+        </w:rPr>
         <w:t>CLAIM TO REPAIR  The model discovers the one true rule hidden in nature.</w:t>
       </w:r>
     </w:p>
     <w:p>
-      <w:r>
-        <w:t>Use one vocabulary word and one piece of evidence to repair it:</w:t>
-      </w:r>
-    </w:p>
-    <w:p>
-      <w:r>
+      <w:pPr>
+        <w:spacing w:line="336" w:lineRule="auto" w:after="180"/>
+      </w:pPr>
+      <w:r>
+        <w:rPr>
+          <w:b w:val="0"/>
+        </w:rPr>
+        <w:t xml:space="preserve">Use one vocabulary word and one piece of </w:t>
+      </w:r>
+      <w:r>
+        <w:rPr>
+          <w:b/>
+        </w:rPr>
+        <w:t>evidence</w:t>
+      </w:r>
+      <w:r>
+        <w:rPr>
+          <w:b w:val="0"/>
+        </w:rPr>
+        <w:t xml:space="preserve"> to repair it:</w:t>
+      </w:r>
+    </w:p>
+    <w:p>
+      <w:pPr>
+        <w:spacing w:line="336" w:lineRule="auto" w:after="180"/>
+        <w:shd w:fill="EDF7F3"/>
+      </w:pPr>
+      <w:r>
+        <w:rPr>
+          <w:b w:val="0"/>
+        </w:rPr>
         <w:t>WORD POWER  A strong definition helps you decide something in a new case.</w:t>
       </w:r>
     </w:p>
@@ -1381,6 +2335,17 @@
     </w:p>
     <w:p>
       <w:r>
+        <w:t>Follow the worked trace for Learning from Examples, predict a step, then compare with its explanation.</w:t>
+      </w:r>
+    </w:p>
+    <w:p>
+      <w:pPr>
+        <w:spacing w:line="336" w:lineRule="auto" w:after="180"/>
+      </w:pPr>
+      <w:r>
+        <w:rPr>
+          <w:b/>
+        </w:rPr>
         <w:t>WORKED EXAMPLE</w:t>
       </w:r>
     </w:p>
@@ -1393,8 +2358,26 @@
       </w:r>
     </w:p>
     <w:p>
-      <w:r>
-        <w:t>Every step connects a claim to observable evidence.</w:t>
+      <w:pPr>
+        <w:spacing w:line="336" w:lineRule="auto" w:after="180"/>
+      </w:pPr>
+      <w:r>
+        <w:rPr>
+          <w:b w:val="0"/>
+        </w:rPr>
+        <w:t xml:space="preserve">Every step connects a claim to observable </w:t>
+      </w:r>
+      <w:r>
+        <w:rPr>
+          <w:b/>
+        </w:rPr>
+        <w:t>evidence</w:t>
+      </w:r>
+      <w:r>
+        <w:rPr>
+          <w:b w:val="0"/>
+        </w:rPr>
+        <w:t>.</w:t>
       </w:r>
     </w:p>
     <w:p>
@@ -1434,38 +2417,195 @@
       </w:r>
     </w:p>
     <w:p>
-      <w:r>
+      <w:pPr>
+        <w:pStyle w:val="Heading3"/>
+      </w:pPr>
+      <w:r>
+        <w:t>The case to investigate</w:t>
+      </w:r>
+    </w:p>
+    <w:p>
+      <w:pPr>
+        <w:spacing w:line="336" w:lineRule="auto" w:after="180"/>
+        <w:shd w:fill="F1F6FC"/>
+      </w:pPr>
+      <w:r>
+        <w:rPr>
+          <w:b w:val="0"/>
+        </w:rPr>
         <w:t>CASE  A learner shown mostly striped triangles may wrongly treat stripes as the important clue for the triangle label.</w:t>
       </w:r>
     </w:p>
     <w:p>
-      <w:r>
+      <w:pPr>
+        <w:pStyle w:val="Heading3"/>
+      </w:pPr>
+      <w:r>
+        <w:t>Step 1</w:t>
+      </w:r>
+    </w:p>
+    <w:p>
+      <w:pPr>
+        <w:spacing w:line="336" w:lineRule="auto" w:after="180"/>
+        <w:shd w:fill="F4F9FC"/>
+      </w:pPr>
+      <w:r>
+        <w:rPr>
+          <w:b w:val="0"/>
+        </w:rPr>
         <w:t>STEP 1 — OBSERVE  labeled example cards</w:t>
       </w:r>
     </w:p>
     <w:p>
-      <w:r>
-        <w:t>STEP 2 — TRACE  adjust a decision pattern from recurring clues</w:t>
-      </w:r>
-    </w:p>
-    <w:p>
-      <w:r>
-        <w:t>STEP 3 — CONCLUDE  prediction for a new card</w:t>
-      </w:r>
-    </w:p>
-    <w:p>
-      <w:r>
-        <w:t>MODEL REASONING  Early examples may support several rules. New examples eliminate some possibilities and may change the decision boundary. Record each revision as evidence that training data shapes later behavior.</w:t>
-      </w:r>
-    </w:p>
-    <w:p>
-      <w:r>
+      <w:pPr>
+        <w:pStyle w:val="Heading3"/>
+      </w:pPr>
+      <w:r>
+        <w:t>Step 2</w:t>
+      </w:r>
+    </w:p>
+    <w:p>
+      <w:pPr>
+        <w:spacing w:line="336" w:lineRule="auto" w:after="180"/>
+        <w:shd w:fill="F4F9FC"/>
+      </w:pPr>
+      <w:r>
+        <w:rPr>
+          <w:b w:val="0"/>
+        </w:rPr>
+        <w:t xml:space="preserve">STEP 2 — TRACE  adjust a decision </w:t>
+      </w:r>
+      <w:r>
+        <w:rPr>
+          <w:b/>
+        </w:rPr>
+        <w:t>pattern</w:t>
+      </w:r>
+      <w:r>
+        <w:rPr>
+          <w:b w:val="0"/>
+        </w:rPr>
+        <w:t xml:space="preserve"> from recurring clues</w:t>
+      </w:r>
+    </w:p>
+    <w:p>
+      <w:pPr>
+        <w:pStyle w:val="Heading3"/>
+      </w:pPr>
+      <w:r>
+        <w:t>Step 3</w:t>
+      </w:r>
+    </w:p>
+    <w:p>
+      <w:pPr>
+        <w:spacing w:line="336" w:lineRule="auto" w:after="180"/>
+        <w:shd w:fill="F4F9FC"/>
+      </w:pPr>
+      <w:r>
+        <w:rPr>
+          <w:b w:val="0"/>
+        </w:rPr>
+        <w:t xml:space="preserve">STEP 3 — CONCLUDE  </w:t>
+      </w:r>
+      <w:r>
+        <w:rPr>
+          <w:b/>
+        </w:rPr>
+        <w:t>prediction</w:t>
+      </w:r>
+      <w:r>
+        <w:rPr>
+          <w:b w:val="0"/>
+        </w:rPr>
+        <w:t xml:space="preserve"> for a new card</w:t>
+      </w:r>
+    </w:p>
+    <w:p>
+      <w:pPr>
+        <w:pStyle w:val="Heading3"/>
+      </w:pPr>
+      <w:r>
+        <w:t>Model answer</w:t>
+      </w:r>
+    </w:p>
+    <w:p>
+      <w:pPr>
+        <w:spacing w:line="336" w:lineRule="auto" w:after="180"/>
+        <w:shd w:fill="F1F6FC"/>
+      </w:pPr>
+      <w:r>
+        <w:rPr>
+          <w:b w:val="0"/>
+        </w:rPr>
+        <w:t xml:space="preserve">MODEL REASONING  Early examples may support several rules. New examples eliminate some possibilities and may change the decision boundary. Record each revision as </w:t>
+      </w:r>
+      <w:r>
+        <w:rPr>
+          <w:b/>
+        </w:rPr>
+        <w:t>evidence</w:t>
+      </w:r>
+      <w:r>
+        <w:rPr>
+          <w:b w:val="0"/>
+        </w:rPr>
+        <w:t xml:space="preserve"> that </w:t>
+      </w:r>
+      <w:r>
+        <w:rPr>
+          <w:b/>
+        </w:rPr>
+        <w:t>training</w:t>
+      </w:r>
+      <w:r>
+        <w:rPr>
+          <w:b w:val="0"/>
+        </w:rPr>
+        <w:t xml:space="preserve"> data shapes later behavior.</w:t>
+      </w:r>
+    </w:p>
+    <w:p>
+      <w:pPr>
+        <w:pStyle w:val="Heading3"/>
+      </w:pPr>
+      <w:r>
+        <w:t>A claim to avoid</w:t>
+      </w:r>
+    </w:p>
+    <w:p>
+      <w:pPr>
+        <w:spacing w:line="336" w:lineRule="auto" w:after="180"/>
+        <w:shd w:fill="FFF5E6"/>
+      </w:pPr>
+      <w:r>
+        <w:rPr>
+          <w:b w:val="0"/>
+        </w:rPr>
         <w:t>DO NOT OVERCLAIM  Learning from examples is not the same as memorizing every example or understanding the concept like a person.</w:t>
       </w:r>
     </w:p>
     <w:p>
-      <w:r>
-        <w:t>What new evidence could change this answer?</w:t>
+      <w:pPr>
+        <w:spacing w:line="336" w:lineRule="auto" w:after="180"/>
+        <w:shd w:fill="F5F1FB"/>
+      </w:pPr>
+      <w:r>
+        <w:rPr>
+          <w:b w:val="0"/>
+        </w:rPr>
+        <w:t xml:space="preserve">What new </w:t>
+      </w:r>
+      <w:r>
+        <w:rPr>
+          <w:b/>
+        </w:rPr>
+        <w:t>evidence</w:t>
+      </w:r>
+      <w:r>
+        <w:rPr>
+          <w:b w:val="0"/>
+        </w:rPr>
+        <w:t xml:space="preserve"> could change this answer?</w:t>
       </w:r>
     </w:p>
     <w:p>
@@ -1684,25 +2824,147 @@
       </w:tr>
     </w:tbl>
     <w:p>
-      <w:r>
-        <w:t>The first four rows are fitting examples. The final row asks what the two tied candidates predict at a height missing from that set. Our tie rule selects 5, so the selected model predicts tall at 5. The fitting examples alone do not tell us whether that new prediction matches the task label.</w:t>
-      </w:r>
-    </w:p>
-    <w:p>
-      <w:r>
-        <w:t>A tie rule makes the selection reproducible. It does not prove that the chosen threshold is the true boundary. Record that 6 tied with 5 and that they disagree at height 5. Hiding the tie would hide a real limitation of the available evidence.</w:t>
-      </w:r>
-    </w:p>
-    <w:p>
       <w:pPr>
         <w:pStyle w:val="Heading3"/>
       </w:pPr>
       <w:r>
+        <w:t>Worked explanation · Learning from Examples</w:t>
+      </w:r>
+    </w:p>
+    <w:p>
+      <w:pPr>
+        <w:spacing w:line="336" w:lineRule="auto" w:after="180"/>
+        <w:shd w:fill="F1F6FC"/>
+      </w:pPr>
+      <w:r>
+        <w:rPr>
+          <w:b w:val="0"/>
+        </w:rPr>
+        <w:t xml:space="preserve">The first four rows are </w:t>
+      </w:r>
+      <w:r>
+        <w:rPr>
+          <w:b/>
+        </w:rPr>
+        <w:t>fitting</w:t>
+      </w:r>
+      <w:r>
+        <w:rPr>
+          <w:b w:val="0"/>
+        </w:rPr>
+        <w:t xml:space="preserve"> examples. The final row asks what the two tied candidates predict at a height missing from that set. Our </w:t>
+      </w:r>
+      <w:r>
+        <w:rPr>
+          <w:b/>
+        </w:rPr>
+        <w:t>tie rule</w:t>
+      </w:r>
+      <w:r>
+        <w:rPr>
+          <w:b w:val="0"/>
+        </w:rPr>
+        <w:t xml:space="preserve"> selects 5, so the selected model predicts tall at 5.</w:t>
+      </w:r>
+    </w:p>
+    <w:p>
+      <w:pPr>
+        <w:spacing w:line="336" w:lineRule="auto" w:after="180"/>
+        <w:shd w:fill="F1F6FC"/>
+      </w:pPr>
+      <w:r>
+        <w:rPr>
+          <w:b w:val="0"/>
+        </w:rPr>
+        <w:t xml:space="preserve">The </w:t>
+      </w:r>
+      <w:r>
+        <w:rPr>
+          <w:b/>
+        </w:rPr>
+        <w:t>fitting</w:t>
+      </w:r>
+      <w:r>
+        <w:rPr>
+          <w:b w:val="0"/>
+        </w:rPr>
+        <w:t xml:space="preserve"> examples alone do not tell us whether that new </w:t>
+      </w:r>
+      <w:r>
+        <w:rPr>
+          <w:b/>
+        </w:rPr>
+        <w:t>prediction</w:t>
+      </w:r>
+      <w:r>
+        <w:rPr>
+          <w:b w:val="0"/>
+        </w:rPr>
+        <w:t xml:space="preserve"> matches the task label.</w:t>
+      </w:r>
+    </w:p>
+    <w:p>
+      <w:pPr>
+        <w:spacing w:line="336" w:lineRule="auto" w:after="180"/>
+      </w:pPr>
+      <w:r>
+        <w:rPr>
+          <w:b w:val="0"/>
+        </w:rPr>
+        <w:t xml:space="preserve">A </w:t>
+      </w:r>
+      <w:r>
+        <w:rPr>
+          <w:b/>
+        </w:rPr>
+        <w:t>tie rule</w:t>
+      </w:r>
+      <w:r>
+        <w:rPr>
+          <w:b w:val="0"/>
+        </w:rPr>
+        <w:t xml:space="preserve"> makes the selection reproducible. It does not prove that the chosen threshold is the true boundary. Record that 6 tied with 5 and that they disagree at height 5.</w:t>
+      </w:r>
+    </w:p>
+    <w:p>
+      <w:pPr>
+        <w:spacing w:line="336" w:lineRule="auto" w:after="180"/>
+      </w:pPr>
+      <w:r>
+        <w:rPr>
+          <w:b w:val="0"/>
+        </w:rPr>
+        <w:t xml:space="preserve">Hiding the tie would hide a real limitation of the available </w:t>
+      </w:r>
+      <w:r>
+        <w:rPr>
+          <w:b/>
+        </w:rPr>
+        <w:t>evidence</w:t>
+      </w:r>
+      <w:r>
+        <w:rPr>
+          <w:b w:val="0"/>
+        </w:rPr>
+        <w:t>.</w:t>
+      </w:r>
+    </w:p>
+    <w:p>
+      <w:pPr>
+        <w:pStyle w:val="Heading3"/>
+      </w:pPr>
+      <w:r>
         <w:t>Learn from the worked case</w:t>
       </w:r>
     </w:p>
     <w:p>
-      <w:r>
+      <w:pPr>
+        <w:spacing w:line="336" w:lineRule="auto" w:after="180"/>
+      </w:pPr>
+      <w:r>
+        <w:rPr>
+          <w:b w:val="0"/>
+        </w:rPr>
         <w:t>Cover the result before checking it. Say what is given, choose the procedure, and follow one step at a time. Then uncover the result and explain your first mismatch. Ask why a step is allowed, not only what number it produces.</w:t>
       </w:r>
     </w:p>
@@ -1715,7 +2977,13 @@
       </w:r>
     </w:p>
     <w:p>
-      <w:r>
+      <w:pPr>
+        <w:spacing w:line="336" w:lineRule="auto" w:after="180"/>
+      </w:pPr>
+      <w:r>
+        <w:rPr>
+          <w:b w:val="0"/>
+        </w:rPr>
         <w:t>A fictional classifier learns whether measured sticks are short or long.</w:t>
       </w:r>
     </w:p>
@@ -1728,12 +2996,48 @@
       </w:r>
     </w:p>
     <w:p>
-      <w:r>
-        <w:t>Training lengths 2,4,8,10 cm have labels short,short,long,long.</w:t>
-      </w:r>
-    </w:p>
-    <w:p>
-      <w:r>
+      <w:pPr>
+        <w:pStyle w:val="Heading3"/>
+      </w:pPr>
+      <w:r>
+        <w:t>Supplied facts</w:t>
+      </w:r>
+    </w:p>
+    <w:p>
+      <w:pPr>
+        <w:spacing w:line="336" w:lineRule="auto" w:after="180"/>
+        <w:shd w:fill="F1F6FC"/>
+      </w:pPr>
+      <w:r>
+        <w:rPr>
+          <w:b/>
+        </w:rPr>
+        <w:t>Training</w:t>
+      </w:r>
+      <w:r>
+        <w:rPr>
+          <w:b w:val="0"/>
+        </w:rPr>
+        <w:t xml:space="preserve"> lengths 2,4,8,10 cm have labels short,short,long,long.</w:t>
+      </w:r>
+    </w:p>
+    <w:p>
+      <w:pPr>
+        <w:pStyle w:val="Heading3"/>
+      </w:pPr>
+      <w:r>
+        <w:t>Supplied facts</w:t>
+      </w:r>
+    </w:p>
+    <w:p>
+      <w:pPr>
+        <w:spacing w:line="336" w:lineRule="auto" w:after="180"/>
+        <w:shd w:fill="F1F6FC"/>
+      </w:pPr>
+      <w:r>
+        <w:rPr>
+          <w:b w:val="0"/>
+        </w:rPr>
         <w:t>Candidate boundaries: long at least 5 or at least 7. Lowest errors wins; tie chooses smaller boundary.</w:t>
       </w:r>
     </w:p>
@@ -1955,30 +3259,162 @@
       </w:r>
     </w:p>
     <w:p>
-      <w:r>
-        <w:t>There is no training stick between 4 and 8 to distinguish these candidates. The tie policy chooses one consistently; it is not additional evidence that its prediction at 6 is true. Label-free prediction applies the selected boundary, while evaluation would require an appropriate new reference label.</w:t>
-      </w:r>
-    </w:p>
-    <w:p>
       <w:pPr>
         <w:pStyle w:val="Heading3"/>
       </w:pPr>
       <w:r>
+        <w:t>Why the result follows</w:t>
+      </w:r>
+    </w:p>
+    <w:p>
+      <w:pPr>
+        <w:spacing w:line="336" w:lineRule="auto" w:after="180"/>
+        <w:shd w:fill="F1F6FC"/>
+      </w:pPr>
+      <w:r>
+        <w:rPr>
+          <w:b w:val="0"/>
+        </w:rPr>
+        <w:t xml:space="preserve">There is no </w:t>
+      </w:r>
+      <w:r>
+        <w:rPr>
+          <w:b/>
+        </w:rPr>
+        <w:t>training</w:t>
+      </w:r>
+      <w:r>
+        <w:rPr>
+          <w:b w:val="0"/>
+        </w:rPr>
+        <w:t xml:space="preserve"> stick between 4 and 8 to distinguish these candidates. The tie policy chooses one consistently; it is not additional </w:t>
+      </w:r>
+      <w:r>
+        <w:rPr>
+          <w:b/>
+        </w:rPr>
+        <w:t>evidence</w:t>
+      </w:r>
+      <w:r>
+        <w:rPr>
+          <w:b w:val="0"/>
+        </w:rPr>
+        <w:t xml:space="preserve"> that its </w:t>
+      </w:r>
+      <w:r>
+        <w:rPr>
+          <w:b/>
+        </w:rPr>
+        <w:t>prediction</w:t>
+      </w:r>
+      <w:r>
+        <w:rPr>
+          <w:b w:val="0"/>
+        </w:rPr>
+        <w:t xml:space="preserve"> at 6 is true.</w:t>
+      </w:r>
+    </w:p>
+    <w:p>
+      <w:pPr>
+        <w:spacing w:line="336" w:lineRule="auto" w:after="180"/>
+        <w:shd w:fill="F1F6FC"/>
+      </w:pPr>
+      <w:r>
+        <w:rPr>
+          <w:b w:val="0"/>
+        </w:rPr>
+        <w:t xml:space="preserve">Label-free </w:t>
+      </w:r>
+      <w:r>
+        <w:rPr>
+          <w:b/>
+        </w:rPr>
+        <w:t>prediction</w:t>
+      </w:r>
+      <w:r>
+        <w:rPr>
+          <w:b w:val="0"/>
+        </w:rPr>
+        <w:t xml:space="preserve"> applies the selected boundary, while evaluation would require an appropriate new reference label.</w:t>
+      </w:r>
+    </w:p>
+    <w:p>
+      <w:pPr>
+        <w:pStyle w:val="Heading3"/>
+      </w:pPr>
+      <w:r>
         <w:t>What this example does not establish</w:t>
       </w:r>
     </w:p>
     <w:p>
-      <w:r>
-        <w:t>Zero training errors for both rules cannot determine the correct label of every unobserved stick.</w:t>
-      </w:r>
-    </w:p>
-    <w:p>
-      <w:r>
+      <w:pPr>
+        <w:pStyle w:val="Heading3"/>
+      </w:pPr>
+      <w:r>
+        <w:t>Keep the stated limit</w:t>
+      </w:r>
+    </w:p>
+    <w:p>
+      <w:pPr>
+        <w:spacing w:line="336" w:lineRule="auto" w:after="180"/>
+        <w:shd w:fill="FFF5E6"/>
+      </w:pPr>
+      <w:r>
+        <w:rPr>
+          <w:b w:val="0"/>
+        </w:rPr>
+        <w:t xml:space="preserve">Zero </w:t>
+      </w:r>
+      <w:r>
+        <w:rPr>
+          <w:b/>
+        </w:rPr>
+        <w:t>training</w:t>
+      </w:r>
+      <w:r>
+        <w:rPr>
+          <w:b w:val="0"/>
+        </w:rPr>
+        <w:t xml:space="preserve"> errors for both rules cannot determine the correct label of every unobserved stick.</w:t>
+      </w:r>
+    </w:p>
+    <w:p>
+      <w:pPr>
+        <w:pStyle w:val="Heading3"/>
+      </w:pPr>
+      <w:r>
+        <w:t>Keep the stated limit</w:t>
+      </w:r>
+    </w:p>
+    <w:p>
+      <w:pPr>
+        <w:spacing w:line="336" w:lineRule="auto" w:after="180"/>
+        <w:shd w:fill="FFF5E6"/>
+      </w:pPr>
+      <w:r>
+        <w:rPr>
+          <w:b w:val="0"/>
+        </w:rPr>
         <w:t>Read the labelled picture: Which new measured length would reveal disagreement between the candidates?</w:t>
       </w:r>
     </w:p>
     <w:p>
-      <w:r>
+      <w:pPr>
+        <w:pStyle w:val="Heading3"/>
+      </w:pPr>
+      <w:r>
+        <w:t>Keep the stated limit</w:t>
+      </w:r>
+    </w:p>
+    <w:p>
+      <w:pPr>
+        <w:spacing w:line="336" w:lineRule="auto" w:after="180"/>
+        <w:shd w:fill="FFF5E6"/>
+      </w:pPr>
+      <w:r>
+        <w:rPr>
+          <w:b w:val="0"/>
+        </w:rPr>
         <w:t>Change one thing: Reverse the tie policy to prefer the larger boundary. Predict the result before checking the explanation. What remains the same?</w:t>
       </w:r>
     </w:p>
@@ -1992,6 +3428,17 @@
     </w:p>
     <w:p>
       <w:r>
+        <w:t>Find the unsupported step in the Learning from Examples claim and explain a repair using the supplied evidence.</w:t>
+      </w:r>
+    </w:p>
+    <w:p>
+      <w:pPr>
+        <w:spacing w:line="336" w:lineRule="auto" w:after="180"/>
+      </w:pPr>
+      <w:r>
+        <w:rPr>
+          <w:b/>
+        </w:rPr>
         <w:t>COMPARE</w:t>
       </w:r>
     </w:p>
@@ -2004,7 +3451,13 @@
       </w:r>
     </w:p>
     <w:p>
-      <w:r>
+      <w:pPr>
+        <w:spacing w:line="336" w:lineRule="auto" w:after="180"/>
+      </w:pPr>
+      <w:r>
+        <w:rPr>
+          <w:b w:val="0"/>
+        </w:rPr>
         <w:t>A comparison helps reveal the true concept boundary.</w:t>
       </w:r>
     </w:p>
@@ -2192,46 +3645,151 @@
       </w:r>
     </w:p>
     <w:p>
-      <w:r>
+      <w:pPr>
+        <w:pStyle w:val="Heading3"/>
+      </w:pPr>
+      <w:r>
+        <w:t>Challenge claim A</w:t>
+      </w:r>
+    </w:p>
+    <w:p>
+      <w:pPr>
+        <w:spacing w:line="336" w:lineRule="auto" w:after="180"/>
+        <w:shd w:fill="F5F1FB"/>
+      </w:pPr>
+      <w:r>
+        <w:rPr>
+          <w:b w:val="0"/>
+        </w:rPr>
         <w:t>CLAIM A  The model discovers the one true rule hidden in nature.</w:t>
       </w:r>
     </w:p>
     <w:p>
-      <w:r>
+      <w:pPr>
+        <w:spacing w:line="336" w:lineRule="auto" w:after="180"/>
+      </w:pPr>
+      <w:r>
+        <w:rPr>
+          <w:b w:val="0"/>
+        </w:rPr>
         <w:t>Repair:</w:t>
       </w:r>
     </w:p>
     <w:p>
-      <w:r>
+      <w:pPr>
+        <w:pStyle w:val="Heading3"/>
+      </w:pPr>
+      <w:r>
+        <w:t>Challenge claim B</w:t>
+      </w:r>
+    </w:p>
+    <w:p>
+      <w:pPr>
+        <w:spacing w:line="336" w:lineRule="auto" w:after="180"/>
+        <w:shd w:fill="F5F1FB"/>
+      </w:pPr>
+      <w:r>
+        <w:rPr>
+          <w:b w:val="0"/>
+        </w:rPr>
         <w:t>CLAIM B  One example is enough to learn a reliable category.</w:t>
       </w:r>
     </w:p>
     <w:p>
-      <w:r>
+      <w:pPr>
+        <w:spacing w:line="336" w:lineRule="auto" w:after="180"/>
+      </w:pPr>
+      <w:r>
+        <w:rPr>
+          <w:b w:val="0"/>
+        </w:rPr>
         <w:t>Repair:</w:t>
       </w:r>
     </w:p>
     <w:p>
-      <w:r>
-        <w:t>STRONG ANSWER FRAME  I claim ______ because the evidence shows ______. The process is ______. One limit is ______.</w:t>
-      </w:r>
-    </w:p>
-    <w:p>
       <w:pPr>
         <w:pStyle w:val="Heading3"/>
       </w:pPr>
       <w:r>
+        <w:t>A frame for explaining</w:t>
+      </w:r>
+    </w:p>
+    <w:p>
+      <w:pPr>
+        <w:spacing w:line="336" w:lineRule="auto" w:after="180"/>
+        <w:shd w:fill="F1F6FC"/>
+      </w:pPr>
+      <w:r>
+        <w:rPr>
+          <w:b w:val="0"/>
+        </w:rPr>
+        <w:t xml:space="preserve">STRONG ANSWER FRAME  I claim ______ because the </w:t>
+      </w:r>
+      <w:r>
+        <w:rPr>
+          <w:b/>
+        </w:rPr>
+        <w:t>evidence</w:t>
+      </w:r>
+      <w:r>
+        <w:rPr>
+          <w:b w:val="0"/>
+        </w:rPr>
+        <w:t xml:space="preserve"> shows ______. The </w:t>
+      </w:r>
+      <w:r>
+        <w:rPr>
+          <w:b/>
+        </w:rPr>
+        <w:t>process</w:t>
+      </w:r>
+      <w:r>
+        <w:rPr>
+          <w:b w:val="0"/>
+        </w:rPr>
+        <w:t xml:space="preserve"> is ______. One limit is ______.</w:t>
+      </w:r>
+    </w:p>
+    <w:p>
+      <w:pPr>
+        <w:pStyle w:val="Heading3"/>
+      </w:pPr>
+      <w:r>
         <w:t>A closer explanation</w:t>
       </w:r>
     </w:p>
     <w:p>
-      <w:r>
-        <w:t>The best candidate means best among the candidates compared, using this counting rule and these recorded labels. A different candidate family, feature or label policy might give a different result. People chose those ingredients; fitting does not remove those choices.</w:t>
-      </w:r>
-    </w:p>
-    <w:p>
-      <w:r>
-        <w:t>If two records with identical input height have different labels, any deterministic rule using only that height gives them the same prediction. It must disagree with at least one label. Investigate the records and task definition instead of silently changing a label to make the model look perfect.</w:t>
+      <w:pPr>
+        <w:spacing w:line="336" w:lineRule="auto" w:after="180"/>
+      </w:pPr>
+      <w:r>
+        <w:rPr>
+          <w:b w:val="0"/>
+        </w:rPr>
+        <w:t>The best candidate means best among the candidates compared, using this counting rule and these recorded labels. A different candidate family, feature or label policy might give a different result.</w:t>
+      </w:r>
+    </w:p>
+    <w:p>
+      <w:pPr>
+        <w:spacing w:line="336" w:lineRule="auto" w:after="180"/>
+      </w:pPr>
+      <w:r>
+        <w:rPr>
+          <w:b w:val="0"/>
+        </w:rPr>
+        <w:t xml:space="preserve">People chose those ingredients; </w:t>
+      </w:r>
+      <w:r>
+        <w:rPr>
+          <w:b/>
+        </w:rPr>
+        <w:t>fitting</w:t>
+      </w:r>
+      <w:r>
+        <w:rPr>
+          <w:b w:val="0"/>
+        </w:rPr>
+        <w:t xml:space="preserve"> does not remove those choices.</w:t>
       </w:r>
     </w:p>
     <w:p>
@@ -2239,6 +3797,62 @@
         <w:pStyle w:val="Heading3"/>
       </w:pPr>
       <w:r>
+        <w:t>Check the claim against the facts</w:t>
+      </w:r>
+    </w:p>
+    <w:p>
+      <w:pPr>
+        <w:spacing w:line="336" w:lineRule="auto" w:after="180"/>
+        <w:shd w:fill="FFF5E6"/>
+      </w:pPr>
+      <w:r>
+        <w:rPr>
+          <w:b w:val="0"/>
+        </w:rPr>
+        <w:t xml:space="preserve">If two records with identical </w:t>
+      </w:r>
+      <w:r>
+        <w:rPr>
+          <w:b/>
+        </w:rPr>
+        <w:t>input</w:t>
+      </w:r>
+      <w:r>
+        <w:rPr>
+          <w:b w:val="0"/>
+        </w:rPr>
+        <w:t xml:space="preserve"> height have different labels, any deterministic rule using only that height gives them the same </w:t>
+      </w:r>
+      <w:r>
+        <w:rPr>
+          <w:b/>
+        </w:rPr>
+        <w:t>prediction</w:t>
+      </w:r>
+      <w:r>
+        <w:rPr>
+          <w:b w:val="0"/>
+        </w:rPr>
+        <w:t>. It must disagree with at least one label.</w:t>
+      </w:r>
+    </w:p>
+    <w:p>
+      <w:pPr>
+        <w:spacing w:line="336" w:lineRule="auto" w:after="180"/>
+        <w:shd w:fill="FFF5E6"/>
+      </w:pPr>
+      <w:r>
+        <w:rPr>
+          <w:b w:val="0"/>
+        </w:rPr>
+        <w:t>Investigate the records and task definition instead of silently changing a label to make the model look perfect.</w:t>
+      </w:r>
+    </w:p>
+    <w:p>
+      <w:pPr>
+        <w:pStyle w:val="Heading3"/>
+      </w:pPr>
+      <w:r>
         <w:t>The selected threshold has zero disagreements on four fitting examples. A learner claims it will label every future tower correctly. Write a more accurate claim and name evidence that is still needed</w:t>
       </w:r>
     </w:p>
@@ -2272,6 +3886,17 @@
     </w:p>
     <w:p>
       <w:r>
+        <w:t>Practise Learning from Examples with support, then explain the deciding step in your own words.</w:t>
+      </w:r>
+    </w:p>
+    <w:p>
+      <w:pPr>
+        <w:spacing w:line="336" w:lineRule="auto" w:after="180"/>
+      </w:pPr>
+      <w:r>
+        <w:rPr>
+          <w:b/>
+        </w:rPr>
         <w:t>GUIDED PRACTICE</w:t>
       </w:r>
     </w:p>
@@ -2284,7 +3909,13 @@
       </w:r>
     </w:p>
     <w:p>
-      <w:r>
+      <w:pPr>
+        <w:spacing w:line="336" w:lineRule="auto" w:after="180"/>
+      </w:pPr>
+      <w:r>
+        <w:rPr>
+          <w:b w:val="0"/>
+        </w:rPr>
         <w:t>Use support now so you can succeed independently later.</w:t>
       </w:r>
     </w:p>
@@ -2325,46 +3956,216 @@
       </w:r>
     </w:p>
     <w:p>
-      <w:r>
-        <w:t>Explain how the picture story demonstrates this idea: Training examples influence how a model handles later inputs.</w:t>
-      </w:r>
-    </w:p>
-    <w:p>
-      <w:r>
-        <w:t>Use a fresh example to explain training example.</w:t>
-      </w:r>
-    </w:p>
-    <w:p>
-      <w:r>
-        <w:t>Trace a new input → process → output example.</w:t>
-      </w:r>
-    </w:p>
-    <w:p>
-      <w:r>
+      <w:pPr>
+        <w:spacing w:line="336" w:lineRule="auto" w:after="180"/>
+      </w:pPr>
+      <w:r>
+        <w:rPr>
+          <w:b w:val="0"/>
+        </w:rPr>
+        <w:t xml:space="preserve">Explain how the picture story demonstrates this idea: </w:t>
+      </w:r>
+      <w:r>
+        <w:rPr>
+          <w:b/>
+        </w:rPr>
+        <w:t>Training example</w:t>
+      </w:r>
+      <w:r>
+        <w:rPr>
+          <w:b w:val="0"/>
+        </w:rPr>
+        <w:t xml:space="preserve">s influence how a model handles later </w:t>
+      </w:r>
+      <w:r>
+        <w:rPr>
+          <w:b/>
+        </w:rPr>
+        <w:t>input</w:t>
+      </w:r>
+      <w:r>
+        <w:rPr>
+          <w:b w:val="0"/>
+        </w:rPr>
+        <w:t>s.</w:t>
+      </w:r>
+    </w:p>
+    <w:p>
+      <w:pPr>
+        <w:spacing w:line="336" w:lineRule="auto" w:after="180"/>
+      </w:pPr>
+      <w:r>
+        <w:rPr>
+          <w:b w:val="0"/>
+        </w:rPr>
+        <w:t xml:space="preserve">Use a fresh example to explain </w:t>
+      </w:r>
+      <w:r>
+        <w:rPr>
+          <w:b/>
+        </w:rPr>
+        <w:t>training example</w:t>
+      </w:r>
+      <w:r>
+        <w:rPr>
+          <w:b w:val="0"/>
+        </w:rPr>
+        <w:t>.</w:t>
+      </w:r>
+    </w:p>
+    <w:p>
+      <w:pPr>
+        <w:spacing w:line="336" w:lineRule="auto" w:after="180"/>
+      </w:pPr>
+      <w:r>
+        <w:rPr>
+          <w:b w:val="0"/>
+        </w:rPr>
+        <w:t xml:space="preserve">Trace a </w:t>
+      </w:r>
+      <w:r>
+        <w:rPr>
+          <w:b/>
+        </w:rPr>
+        <w:t>new input</w:t>
+      </w:r>
+      <w:r>
+        <w:rPr>
+          <w:b w:val="0"/>
+        </w:rPr>
+        <w:t xml:space="preserve"> → </w:t>
+      </w:r>
+      <w:r>
+        <w:rPr>
+          <w:b/>
+        </w:rPr>
+        <w:t>process</w:t>
+      </w:r>
+      <w:r>
+        <w:rPr>
+          <w:b w:val="0"/>
+        </w:rPr>
+        <w:t xml:space="preserve"> → </w:t>
+      </w:r>
+      <w:r>
+        <w:rPr>
+          <w:b/>
+        </w:rPr>
+        <w:t>output</w:t>
+      </w:r>
+      <w:r>
+        <w:rPr>
+          <w:b w:val="0"/>
+        </w:rPr>
+        <w:t xml:space="preserve"> example.</w:t>
+      </w:r>
+    </w:p>
+    <w:p>
+      <w:pPr>
+        <w:spacing w:line="336" w:lineRule="auto" w:after="180"/>
+      </w:pPr>
+      <w:r>
+        <w:rPr>
+          <w:b w:val="0"/>
+        </w:rPr>
         <w:t>Find and repair the error in: One example is enough to learn a reliable category.</w:t>
       </w:r>
     </w:p>
     <w:p>
-      <w:r>
+      <w:pPr>
+        <w:spacing w:line="336" w:lineRule="auto" w:after="180"/>
+      </w:pPr>
+      <w:r>
+        <w:rPr>
+          <w:b w:val="0"/>
+        </w:rPr>
         <w:t>Invent one edge case and name the safe response.</w:t>
       </w:r>
     </w:p>
     <w:p>
-      <w:r>
-        <w:t>PARTNER CHECK  Point to the evidence. Do not accept an answer that only repeats the vocabulary word.</w:t>
-      </w:r>
-    </w:p>
-    <w:p>
       <w:pPr>
         <w:pStyle w:val="Heading3"/>
       </w:pPr>
       <w:r>
+        <w:t>Check with a partner</w:t>
+      </w:r>
+    </w:p>
+    <w:p>
+      <w:pPr>
+        <w:spacing w:line="336" w:lineRule="auto" w:after="180"/>
+        <w:shd w:fill="F5F1FB"/>
+      </w:pPr>
+      <w:r>
+        <w:rPr>
+          <w:b w:val="0"/>
+        </w:rPr>
+        <w:t xml:space="preserve">PARTNER CHECK  Point to the </w:t>
+      </w:r>
+      <w:r>
+        <w:rPr>
+          <w:b/>
+        </w:rPr>
+        <w:t>evidence</w:t>
+      </w:r>
+      <w:r>
+        <w:rPr>
+          <w:b w:val="0"/>
+        </w:rPr>
+        <w:t>. Do not accept an answer that only repeats the vocabulary word.</w:t>
+      </w:r>
+    </w:p>
+    <w:p>
+      <w:pPr>
+        <w:pStyle w:val="Heading3"/>
+      </w:pPr>
+      <w:r>
         <w:t>A closer explanation</w:t>
       </w:r>
     </w:p>
     <w:p>
-      <w:r>
-        <w:t>Suppose the task designer supplies an additional fitting example: height 5 centimetres, label short. Compare thresholds 5 and 6 again using all five fitting examples. Do not discard the original four when adding the new example.</w:t>
+      <w:pPr>
+        <w:spacing w:line="336" w:lineRule="auto" w:after="180"/>
+      </w:pPr>
+      <w:r>
+        <w:rPr>
+          <w:b w:val="0"/>
+        </w:rPr>
+        <w:t xml:space="preserve">Suppose the task designer supplies an additional </w:t>
+      </w:r>
+      <w:r>
+        <w:rPr>
+          <w:b/>
+        </w:rPr>
+        <w:t>fitting</w:t>
+      </w:r>
+      <w:r>
+        <w:rPr>
+          <w:b w:val="0"/>
+        </w:rPr>
+        <w:t xml:space="preserve"> example: height 5 centimetres, label short. Compare thresholds 5 and 6 again using all five </w:t>
+      </w:r>
+      <w:r>
+        <w:rPr>
+          <w:b/>
+        </w:rPr>
+        <w:t>fitting</w:t>
+      </w:r>
+      <w:r>
+        <w:rPr>
+          <w:b w:val="0"/>
+        </w:rPr>
+        <w:t xml:space="preserve"> examples.</w:t>
+      </w:r>
+    </w:p>
+    <w:p>
+      <w:pPr>
+        <w:spacing w:line="336" w:lineRule="auto" w:after="180"/>
+      </w:pPr>
+      <w:r>
+        <w:rPr>
+          <w:b w:val="0"/>
+        </w:rPr>
+        <w:t>Do not discard the original four when adding the new example.</w:t>
       </w:r>
     </w:p>
     <w:p>
@@ -2406,8 +4207,49 @@
       </w:r>
     </w:p>
     <w:p>
-      <w:r>
-        <w:t>A label that helps choose the threshold participates in fitting. This is allowed, but it changes what the example can establish. We must use separate evidence to evaluate the selected model beyond the examples that shaped it. Week 15 will develop that separation in detail.</w:t>
+      <w:pPr>
+        <w:spacing w:line="336" w:lineRule="auto" w:after="180"/>
+      </w:pPr>
+      <w:r>
+        <w:rPr>
+          <w:b w:val="0"/>
+        </w:rPr>
+        <w:t xml:space="preserve">A label that helps choose the threshold participates in </w:t>
+      </w:r>
+      <w:r>
+        <w:rPr>
+          <w:b/>
+        </w:rPr>
+        <w:t>fitting</w:t>
+      </w:r>
+      <w:r>
+        <w:rPr>
+          <w:b w:val="0"/>
+        </w:rPr>
+        <w:t xml:space="preserve">. This is allowed, but it changes what the example can establish. We must use separate </w:t>
+      </w:r>
+      <w:r>
+        <w:rPr>
+          <w:b/>
+        </w:rPr>
+        <w:t>evidence</w:t>
+      </w:r>
+      <w:r>
+        <w:rPr>
+          <w:b w:val="0"/>
+        </w:rPr>
+        <w:t xml:space="preserve"> to evaluate the selected model beyond the examples that shaped it.</w:t>
+      </w:r>
+    </w:p>
+    <w:p>
+      <w:pPr>
+        <w:spacing w:line="336" w:lineRule="auto" w:after="180"/>
+      </w:pPr>
+      <w:r>
+        <w:rPr>
+          <w:b w:val="0"/>
+        </w:rPr>
+        <w:t>Week 15 will develop that separation in detail.</w:t>
       </w:r>
     </w:p>
     <w:p>
@@ -2419,8 +4261,50 @@
       </w:r>
     </w:p>
     <w:p>
-      <w:r>
-        <w:t>Use workbook W2 for the connected example “Fitting a pattern from examples”. First fill the input and rule boxes. Try the middle steps before asking for a hint. After a hint, try the next step yourself.</w:t>
+      <w:pPr>
+        <w:spacing w:line="336" w:lineRule="auto" w:after="180"/>
+      </w:pPr>
+      <w:r>
+        <w:rPr>
+          <w:b w:val="0"/>
+        </w:rPr>
+        <w:t>Use workbook W2 for the connected example “</w:t>
+      </w:r>
+      <w:r>
+        <w:rPr>
+          <w:b/>
+        </w:rPr>
+        <w:t>Fitting</w:t>
+      </w:r>
+      <w:r>
+        <w:rPr>
+          <w:b w:val="0"/>
+        </w:rPr>
+        <w:t xml:space="preserve"> a </w:t>
+      </w:r>
+      <w:r>
+        <w:rPr>
+          <w:b/>
+        </w:rPr>
+        <w:t>pattern</w:t>
+      </w:r>
+      <w:r>
+        <w:rPr>
+          <w:b w:val="0"/>
+        </w:rPr>
+        <w:t xml:space="preserve"> from examples”. First fill the </w:t>
+      </w:r>
+      <w:r>
+        <w:rPr>
+          <w:b/>
+        </w:rPr>
+        <w:t>input</w:t>
+      </w:r>
+      <w:r>
+        <w:rPr>
+          <w:b w:val="0"/>
+        </w:rPr>
+        <w:t xml:space="preserve"> and rule boxes. Try the middle steps before asking for a hint. After a hint, try the next step yourself.</w:t>
       </w:r>
     </w:p>
     <w:tbl>
@@ -2503,7 +4387,13 @@
       </w:tr>
     </w:tbl>
     <w:p>
-      <w:r>
+      <w:pPr>
+        <w:spacing w:line="336" w:lineRule="auto" w:after="180"/>
+      </w:pPr>
+      <w:r>
+        <w:rPr>
+          <w:b w:val="0"/>
+        </w:rPr>
         <w:t>Explain your trace to a partner. Your partner points to one step to check. Swap roles on the next case. Each person writes their own explanation.</w:t>
       </w:r>
     </w:p>
@@ -2516,12 +4406,59 @@
       </w:r>
     </w:p>
     <w:p>
-      <w:r>
-        <w:t>Use the worked case for Fitting a pattern from examples. Proposed explanation: “The lowest error count is added across candidates”. Decide whether this explanation is supported. Point to the step or supplied fact that decides; explain your repair if needed.</w:t>
-      </w:r>
-    </w:p>
-    <w:p>
-      <w:r>
+      <w:pPr>
+        <w:spacing w:line="336" w:lineRule="auto" w:after="180"/>
+      </w:pPr>
+      <w:r>
+        <w:rPr>
+          <w:b w:val="0"/>
+        </w:rPr>
+        <w:t xml:space="preserve">Use the worked case for </w:t>
+      </w:r>
+      <w:r>
+        <w:rPr>
+          <w:b/>
+        </w:rPr>
+        <w:t>Fitting</w:t>
+      </w:r>
+      <w:r>
+        <w:rPr>
+          <w:b w:val="0"/>
+        </w:rPr>
+        <w:t xml:space="preserve"> a </w:t>
+      </w:r>
+      <w:r>
+        <w:rPr>
+          <w:b/>
+        </w:rPr>
+        <w:t>pattern</w:t>
+      </w:r>
+      <w:r>
+        <w:rPr>
+          <w:b w:val="0"/>
+        </w:rPr>
+        <w:t xml:space="preserve"> from examples. Proposed explanation: “The lowest error count is added across candidates”. Decide whether this explanation is supported.</w:t>
+      </w:r>
+    </w:p>
+    <w:p>
+      <w:pPr>
+        <w:spacing w:line="336" w:lineRule="auto" w:after="180"/>
+      </w:pPr>
+      <w:r>
+        <w:rPr>
+          <w:b w:val="0"/>
+        </w:rPr>
+        <w:t>Point to the step or supplied fact that decides; explain your repair if needed.</w:t>
+      </w:r>
+    </w:p>
+    <w:p>
+      <w:pPr>
+        <w:spacing w:line="336" w:lineRule="auto" w:after="180"/>
+      </w:pPr>
+      <w:r>
+        <w:rPr>
+          <w:b w:val="0"/>
+        </w:rPr>
         <w:t>Answer on your own before discussion. If you are unsure, say which step you need help with.</w:t>
       </w:r>
     </w:p>
@@ -2534,7 +4471,14 @@
       </w:r>
     </w:p>
     <w:p>
-      <w:r>
+      <w:pPr>
+        <w:spacing w:line="336" w:lineRule="auto" w:after="180"/>
+        <w:shd w:fill="F5F1FB"/>
+      </w:pPr>
+      <w:r>
+        <w:rPr>
+          <w:b w:val="0"/>
+        </w:rPr>
         <w:t>Which new measured length would reveal disagreement between the candidates?</w:t>
       </w:r>
     </w:p>
@@ -2567,7 +4511,13 @@
       </w:r>
     </w:p>
     <w:p>
-      <w:r>
+      <w:pPr>
+        <w:spacing w:line="336" w:lineRule="auto" w:after="180"/>
+      </w:pPr>
+      <w:r>
+        <w:rPr>
+          <w:b w:val="0"/>
+        </w:rPr>
         <w:t>This is supported practice. Keep the separately named independent case for an attempt before feedback.</w:t>
       </w:r>
     </w:p>
@@ -2581,6 +4531,17 @@
     </w:p>
     <w:p>
       <w:r>
+        <w:t>Investigate Learning from Examples. Record the prediction, actual observation or labelled paper trace, explanation and next test separately.</w:t>
+      </w:r>
+    </w:p>
+    <w:p>
+      <w:pPr>
+        <w:spacing w:line="336" w:lineRule="auto" w:after="180"/>
+      </w:pPr>
+      <w:r>
+        <w:rPr>
+          <w:b/>
+        </w:rPr>
         <w:t>EXPLORER LAB</w:t>
       </w:r>
     </w:p>
@@ -2593,8 +4554,26 @@
       </w:r>
     </w:p>
     <w:p>
-      <w:r>
-        <w:t>Predict first, test honestly, and explain what the evidence means.</w:t>
+      <w:pPr>
+        <w:spacing w:line="336" w:lineRule="auto" w:after="180"/>
+      </w:pPr>
+      <w:r>
+        <w:rPr>
+          <w:b w:val="0"/>
+        </w:rPr>
+        <w:t xml:space="preserve">Predict first, test honestly, and explain what the </w:t>
+      </w:r>
+      <w:r>
+        <w:rPr>
+          <w:b/>
+        </w:rPr>
+        <w:t>evidence</w:t>
+      </w:r>
+      <w:r>
+        <w:rPr>
+          <w:b w:val="0"/>
+        </w:rPr>
+        <w:t xml:space="preserve"> means.</w:t>
       </w:r>
     </w:p>
     <w:p>
@@ -2634,27 +4613,126 @@
       </w:r>
     </w:p>
     <w:p>
-      <w:r>
-        <w:t>State your prediction before the result is known.</w:t>
-      </w:r>
-    </w:p>
-    <w:p>
-      <w:r>
+      <w:pPr>
+        <w:pStyle w:val="Heading3"/>
+      </w:pPr>
+      <w:r>
+        <w:t>1. Predict</w:t>
+      </w:r>
+    </w:p>
+    <w:p>
+      <w:pPr>
+        <w:spacing w:line="336" w:lineRule="auto" w:after="180"/>
+        <w:shd w:fill="F4F9FC"/>
+      </w:pPr>
+      <w:r>
+        <w:rPr>
+          <w:b w:val="0"/>
+        </w:rPr>
+        <w:t xml:space="preserve">State your </w:t>
+      </w:r>
+      <w:r>
+        <w:rPr>
+          <w:b/>
+        </w:rPr>
+        <w:t>prediction</w:t>
+      </w:r>
+      <w:r>
+        <w:rPr>
+          <w:b w:val="0"/>
+        </w:rPr>
+        <w:t xml:space="preserve"> before the result is known.</w:t>
+      </w:r>
+    </w:p>
+    <w:p>
+      <w:pPr>
+        <w:pStyle w:val="Heading3"/>
+      </w:pPr>
+      <w:r>
+        <w:t>2. Investigate</w:t>
+      </w:r>
+    </w:p>
+    <w:p>
+      <w:pPr>
+        <w:spacing w:line="336" w:lineRule="auto" w:after="180"/>
+        <w:shd w:fill="F4F9FC"/>
+      </w:pPr>
+      <w:r>
+        <w:rPr>
+          <w:b w:val="0"/>
+        </w:rPr>
         <w:t>Complete the task: Act as a model trained on shape cards; record rule changes.</w:t>
       </w:r>
     </w:p>
     <w:p>
-      <w:r>
+      <w:pPr>
+        <w:pStyle w:val="Heading3"/>
+      </w:pPr>
+      <w:r>
+        <w:t>3. Compare cases</w:t>
+      </w:r>
+    </w:p>
+    <w:p>
+      <w:pPr>
+        <w:spacing w:line="336" w:lineRule="auto" w:after="180"/>
+        <w:shd w:fill="F4F9FC"/>
+      </w:pPr>
+      <w:r>
+        <w:rPr>
+          <w:b w:val="0"/>
+        </w:rPr>
         <w:t>Keep a normal case and an edge case clearly separated.</w:t>
       </w:r>
     </w:p>
     <w:p>
-      <w:r>
-        <w:t>Record what happened—even when it does not match your prediction.</w:t>
-      </w:r>
-    </w:p>
-    <w:p>
-      <w:r>
+      <w:pPr>
+        <w:pStyle w:val="Heading3"/>
+      </w:pPr>
+      <w:r>
+        <w:t>4. Record honestly</w:t>
+      </w:r>
+    </w:p>
+    <w:p>
+      <w:pPr>
+        <w:spacing w:line="336" w:lineRule="auto" w:after="180"/>
+        <w:shd w:fill="F4F9FC"/>
+      </w:pPr>
+      <w:r>
+        <w:rPr>
+          <w:b w:val="0"/>
+        </w:rPr>
+        <w:t xml:space="preserve">Record what happened—even when it does not match your </w:t>
+      </w:r>
+      <w:r>
+        <w:rPr>
+          <w:b/>
+        </w:rPr>
+        <w:t>prediction</w:t>
+      </w:r>
+      <w:r>
+        <w:rPr>
+          <w:b w:val="0"/>
+        </w:rPr>
+        <w:t>.</w:t>
+      </w:r>
+    </w:p>
+    <w:p>
+      <w:pPr>
+        <w:pStyle w:val="Heading3"/>
+      </w:pPr>
+      <w:r>
+        <w:t>5. Explain and plan the next test</w:t>
+      </w:r>
+    </w:p>
+    <w:p>
+      <w:pPr>
+        <w:spacing w:line="336" w:lineRule="auto" w:after="180"/>
+        <w:shd w:fill="F4F9FC"/>
+      </w:pPr>
+      <w:r>
+        <w:rPr>
+          <w:b w:val="0"/>
+        </w:rPr>
         <w:t>Explain the result, one limitation, and the next useful test.</w:t>
       </w:r>
     </w:p>
@@ -2789,7 +4867,22 @@
       </w:tr>
     </w:tbl>
     <w:p>
-      <w:r>
+      <w:pPr>
+        <w:pStyle w:val="Heading3"/>
+      </w:pPr>
+      <w:r>
+        <w:t>Use a fresh case after support</w:t>
+      </w:r>
+    </w:p>
+    <w:p>
+      <w:pPr>
+        <w:spacing w:line="336" w:lineRule="auto" w:after="180"/>
+        <w:shd w:fill="FFF5E6"/>
+      </w:pPr>
+      <w:r>
+        <w:rPr>
+          <w:b w:val="0"/>
+        </w:rPr>
         <w:t>INDEPENDENCE  After support is removed, repeat the proof with a fresh case.</w:t>
       </w:r>
     </w:p>
@@ -2802,7 +4895,13 @@
       </w:r>
     </w:p>
     <w:p>
-      <w:r>
+      <w:pPr>
+        <w:spacing w:line="336" w:lineRule="auto" w:after="180"/>
+      </w:pPr>
+      <w:r>
+        <w:rPr>
+          <w:b w:val="0"/>
+        </w:rPr>
         <w:t>Before trying: what do I expect, and why? While trying: which step could first go wrong? Afterwards: what did I actually observe, and what should change? Keep “not run” if you only traced the procedure.</w:t>
       </w:r>
     </w:p>
@@ -2816,6 +4915,17 @@
     </w:p>
     <w:p>
       <w:r>
+        <w:t>Move from recall to tracing, diagnosis and transfer in Learning from Examples. Explain why each step is justified.</w:t>
+      </w:r>
+    </w:p>
+    <w:p>
+      <w:pPr>
+        <w:spacing w:line="336" w:lineRule="auto" w:after="180"/>
+      </w:pPr>
+      <w:r>
+        <w:rPr>
+          <w:b/>
+        </w:rPr>
         <w:t>PRACTICE LADDER</w:t>
       </w:r>
     </w:p>
@@ -2828,7 +4938,13 @@
       </w:r>
     </w:p>
     <w:p>
-      <w:r>
+      <w:pPr>
+        <w:spacing w:line="336" w:lineRule="auto" w:after="180"/>
+      </w:pPr>
+      <w:r>
+        <w:rPr>
+          <w:b w:val="0"/>
+        </w:rPr>
         <w:t>Each step asks for a stronger kind of understanding.</w:t>
       </w:r>
     </w:p>
@@ -2869,42 +4985,202 @@
       </w:r>
     </w:p>
     <w:p>
-      <w:r>
-        <w:t>RECALL  Define training example.</w:t>
-      </w:r>
-    </w:p>
-    <w:p>
-      <w:r>
-        <w:t>EXPLAIN  Training examples influence how a model handles later inputs.</w:t>
-      </w:r>
-    </w:p>
-    <w:p>
-      <w:r>
-        <w:t>TRACE  Show the input, process, and output.</w:t>
-      </w:r>
-    </w:p>
-    <w:p>
-      <w:r>
+      <w:pPr>
+        <w:spacing w:line="336" w:lineRule="auto" w:after="180"/>
+        <w:shd w:fill="F4F9FC"/>
+      </w:pPr>
+      <w:r>
+        <w:rPr>
+          <w:b w:val="0"/>
+        </w:rPr>
+        <w:t xml:space="preserve">RECALL  Define </w:t>
+      </w:r>
+      <w:r>
+        <w:rPr>
+          <w:b/>
+        </w:rPr>
+        <w:t>training example</w:t>
+      </w:r>
+      <w:r>
+        <w:rPr>
+          <w:b w:val="0"/>
+        </w:rPr>
+        <w:t>.</w:t>
+      </w:r>
+    </w:p>
+    <w:p>
+      <w:pPr>
+        <w:spacing w:line="336" w:lineRule="auto" w:after="180"/>
+        <w:shd w:fill="F4F9FC"/>
+      </w:pPr>
+      <w:r>
+        <w:rPr>
+          <w:b w:val="0"/>
+        </w:rPr>
+        <w:t xml:space="preserve">EXPLAIN  </w:t>
+      </w:r>
+      <w:r>
+        <w:rPr>
+          <w:b/>
+        </w:rPr>
+        <w:t>Training example</w:t>
+      </w:r>
+      <w:r>
+        <w:rPr>
+          <w:b w:val="0"/>
+        </w:rPr>
+        <w:t xml:space="preserve">s influence how a model handles later </w:t>
+      </w:r>
+      <w:r>
+        <w:rPr>
+          <w:b/>
+        </w:rPr>
+        <w:t>input</w:t>
+      </w:r>
+      <w:r>
+        <w:rPr>
+          <w:b w:val="0"/>
+        </w:rPr>
+        <w:t>s.</w:t>
+      </w:r>
+    </w:p>
+    <w:p>
+      <w:pPr>
+        <w:spacing w:line="336" w:lineRule="auto" w:after="180"/>
+        <w:shd w:fill="F4F9FC"/>
+      </w:pPr>
+      <w:r>
+        <w:rPr>
+          <w:b w:val="0"/>
+        </w:rPr>
+        <w:t xml:space="preserve">TRACE  Show the </w:t>
+      </w:r>
+      <w:r>
+        <w:rPr>
+          <w:b/>
+        </w:rPr>
+        <w:t>input</w:t>
+      </w:r>
+      <w:r>
+        <w:rPr>
+          <w:b w:val="0"/>
+        </w:rPr>
+        <w:t xml:space="preserve">, </w:t>
+      </w:r>
+      <w:r>
+        <w:rPr>
+          <w:b/>
+        </w:rPr>
+        <w:t>process</w:t>
+      </w:r>
+      <w:r>
+        <w:rPr>
+          <w:b w:val="0"/>
+        </w:rPr>
+        <w:t xml:space="preserve">, and </w:t>
+      </w:r>
+      <w:r>
+        <w:rPr>
+          <w:b/>
+        </w:rPr>
+        <w:t>output</w:t>
+      </w:r>
+      <w:r>
+        <w:rPr>
+          <w:b w:val="0"/>
+        </w:rPr>
+        <w:t>.</w:t>
+      </w:r>
+    </w:p>
+    <w:p>
+      <w:pPr>
+        <w:spacing w:line="336" w:lineRule="auto" w:after="180"/>
+        <w:shd w:fill="F4F9FC"/>
+      </w:pPr>
+      <w:r>
+        <w:rPr>
+          <w:b w:val="0"/>
+        </w:rPr>
         <w:t>DIAGNOSE  Repair: The model discovers the one true rule hidden in nature.</w:t>
       </w:r>
     </w:p>
     <w:p>
-      <w:r>
+      <w:pPr>
+        <w:spacing w:line="336" w:lineRule="auto" w:after="180"/>
+        <w:shd w:fill="F4F9FC"/>
+      </w:pPr>
+      <w:r>
+        <w:rPr>
+          <w:b w:val="0"/>
+        </w:rPr>
         <w:t>TRANSFER  Apply the idea to a new home or classroom case.</w:t>
       </w:r>
     </w:p>
     <w:p>
-      <w:r>
+      <w:pPr>
+        <w:spacing w:line="336" w:lineRule="auto" w:after="180"/>
+        <w:shd w:fill="F4F9FC"/>
+      </w:pPr>
+      <w:r>
+        <w:rPr>
+          <w:b w:val="0"/>
+        </w:rPr>
         <w:t>CREATE  Design one revealing test.</w:t>
       </w:r>
     </w:p>
     <w:p>
-      <w:r>
-        <w:t>DEFEND  Give a claim, evidence, mechanism, limit, and safe action.</w:t>
-      </w:r>
-    </w:p>
-    <w:p>
-      <w:r>
+      <w:pPr>
+        <w:spacing w:line="336" w:lineRule="auto" w:after="180"/>
+        <w:shd w:fill="F4F9FC"/>
+      </w:pPr>
+      <w:r>
+        <w:rPr>
+          <w:b w:val="0"/>
+        </w:rPr>
+        <w:t xml:space="preserve">DEFEND  Give a claim, </w:t>
+      </w:r>
+      <w:r>
+        <w:rPr>
+          <w:b/>
+        </w:rPr>
+        <w:t>evidence</w:t>
+      </w:r>
+      <w:r>
+        <w:rPr>
+          <w:b w:val="0"/>
+        </w:rPr>
+        <w:t xml:space="preserve">, </w:t>
+      </w:r>
+      <w:r>
+        <w:rPr>
+          <w:b/>
+        </w:rPr>
+        <w:t>mechanism</w:t>
+      </w:r>
+      <w:r>
+        <w:rPr>
+          <w:b w:val="0"/>
+        </w:rPr>
+        <w:t>, limit, and safe action.</w:t>
+      </w:r>
+    </w:p>
+    <w:p>
+      <w:pPr>
+        <w:pStyle w:val="Heading3"/>
+      </w:pPr>
+      <w:r>
+        <w:t>When to retry</w:t>
+      </w:r>
+    </w:p>
+    <w:p>
+      <w:pPr>
+        <w:spacing w:line="336" w:lineRule="auto" w:after="180"/>
+        <w:shd w:fill="F1F6F8"/>
+      </w:pPr>
+      <w:r>
+        <w:rPr>
+          <w:b w:val="0"/>
+        </w:rPr>
         <w:t>RETRY RULE  A coached answer becomes mastery only after you solve a different case independently.</w:t>
       </w:r>
     </w:p>
@@ -2918,6 +5194,17 @@
     </w:p>
     <w:p>
       <w:r>
+        <w:t>Apply this week’s idea to Helpful Classroom Sorter. Keep an annotated decision and the evidence supporting it.</w:t>
+      </w:r>
+    </w:p>
+    <w:p>
+      <w:pPr>
+        <w:spacing w:line="336" w:lineRule="auto" w:after="180"/>
+      </w:pPr>
+      <w:r>
+        <w:rPr>
+          <w:b/>
+        </w:rPr>
         <w:t>PROJECT</w:t>
       </w:r>
     </w:p>
@@ -2930,8 +5217,26 @@
       </w:r>
     </w:p>
     <w:p>
-      <w:r>
-        <w:t>Build one coherent system across the year, one evidence-based decision at a time.</w:t>
+      <w:pPr>
+        <w:spacing w:line="336" w:lineRule="auto" w:after="180"/>
+      </w:pPr>
+      <w:r>
+        <w:rPr>
+          <w:b w:val="0"/>
+        </w:rPr>
+        <w:t xml:space="preserve">Build one coherent system across the year, one </w:t>
+      </w:r>
+      <w:r>
+        <w:rPr>
+          <w:b/>
+        </w:rPr>
+        <w:t>evidence</w:t>
+      </w:r>
+      <w:r>
+        <w:rPr>
+          <w:b w:val="0"/>
+        </w:rPr>
+        <w:t>-based decision at a time.</w:t>
       </w:r>
     </w:p>
     <w:p>
@@ -2971,32 +5276,86 @@
       </w:r>
     </w:p>
     <w:p>
-      <w:r>
+      <w:pPr>
+        <w:spacing w:line="336" w:lineRule="auto" w:after="180"/>
+        <w:shd w:fill="EDF7F3"/>
+      </w:pPr>
+      <w:r>
+        <w:rPr>
+          <w:b w:val="0"/>
+        </w:rPr>
         <w:t>THIS WEEK'S CHECKPOINT  Create the first small labeled example set for the sorter and explain which visual differences it covers.</w:t>
       </w:r>
     </w:p>
     <w:p>
-      <w:r>
+      <w:pPr>
+        <w:spacing w:line="336" w:lineRule="auto" w:after="180"/>
+        <w:shd w:fill="F5F1FB"/>
+      </w:pPr>
+      <w:r>
+        <w:rPr>
+          <w:b w:val="0"/>
+        </w:rPr>
         <w:t>What real classroom need does this serve?</w:t>
       </w:r>
     </w:p>
     <w:p>
-      <w:r>
+      <w:pPr>
+        <w:spacing w:line="336" w:lineRule="auto" w:after="180"/>
+        <w:shd w:fill="F5F1FB"/>
+      </w:pPr>
+      <w:r>
+        <w:rPr>
+          <w:b w:val="0"/>
+        </w:rPr>
         <w:t>What information is necessary—and what should stay private?</w:t>
       </w:r>
     </w:p>
     <w:p>
-      <w:r>
-        <w:t>What happens inside the process?</w:t>
-      </w:r>
-    </w:p>
-    <w:p>
-      <w:r>
+      <w:pPr>
+        <w:spacing w:line="336" w:lineRule="auto" w:after="180"/>
+        <w:shd w:fill="F5F1FB"/>
+      </w:pPr>
+      <w:r>
+        <w:rPr>
+          <w:b w:val="0"/>
+        </w:rPr>
+        <w:t xml:space="preserve">What happens inside the </w:t>
+      </w:r>
+      <w:r>
+        <w:rPr>
+          <w:b/>
+        </w:rPr>
+        <w:t>process</w:t>
+      </w:r>
+      <w:r>
+        <w:rPr>
+          <w:b w:val="0"/>
+        </w:rPr>
+        <w:t>?</w:t>
+      </w:r>
+    </w:p>
+    <w:p>
+      <w:pPr>
+        <w:spacing w:line="336" w:lineRule="auto" w:after="180"/>
+        <w:shd w:fill="F5F1FB"/>
+      </w:pPr>
+      <w:r>
+        <w:rPr>
+          <w:b w:val="0"/>
+        </w:rPr>
         <w:t>What normal and edge cases will you test?</w:t>
       </w:r>
     </w:p>
     <w:p>
-      <w:r>
+      <w:pPr>
+        <w:spacing w:line="336" w:lineRule="auto" w:after="180"/>
+        <w:shd w:fill="F5F1FB"/>
+      </w:pPr>
+      <w:r>
+        <w:rPr>
+          <w:b w:val="0"/>
+        </w:rPr>
         <w:t>When should it say not sure or ask a person?</w:t>
       </w:r>
     </w:p>
@@ -3037,12 +5396,33 @@
       </w:r>
     </w:p>
     <w:p>
-      <w:r>
+      <w:pPr>
+        <w:pStyle w:val="Heading3"/>
+      </w:pPr>
+      <w:r>
+        <w:t>Responsible design</w:t>
+      </w:r>
+    </w:p>
+    <w:p>
+      <w:pPr>
+        <w:spacing w:line="336" w:lineRule="auto" w:after="180"/>
+        <w:shd w:fill="FFF5E6"/>
+      </w:pPr>
+      <w:r>
+        <w:rPr>
+          <w:b w:val="0"/>
+        </w:rPr>
         <w:t>RESPONSIBLE DESIGN  Learning from examples is not the same as memorizing every example or understanding the concept like a person.</w:t>
       </w:r>
     </w:p>
     <w:p>
-      <w:r>
+      <w:pPr>
+        <w:spacing w:line="336" w:lineRule="auto" w:after="180"/>
+      </w:pPr>
+      <w:r>
+        <w:rPr>
+          <w:b w:val="0"/>
+        </w:rPr>
         <w:t>My project decision:</w:t>
       </w:r>
     </w:p>
@@ -3055,8 +5435,26 @@
       </w:r>
     </w:p>
     <w:p>
-      <w:r>
-        <w:t>Save candidate definitions, training errors and tie policy with any sorter model version.</w:t>
+      <w:pPr>
+        <w:spacing w:line="336" w:lineRule="auto" w:after="180"/>
+      </w:pPr>
+      <w:r>
+        <w:rPr>
+          <w:b w:val="0"/>
+        </w:rPr>
+        <w:t xml:space="preserve">Save candidate definitions, </w:t>
+      </w:r>
+      <w:r>
+        <w:rPr>
+          <w:b/>
+        </w:rPr>
+        <w:t>training</w:t>
+      </w:r>
+      <w:r>
+        <w:rPr>
+          <w:b w:val="0"/>
+        </w:rPr>
+        <w:t xml:space="preserve"> errors and tie policy with any sorter model version.</w:t>
       </w:r>
     </w:p>
     <w:p>
@@ -3069,6 +5467,17 @@
     </w:p>
     <w:p>
       <w:r>
+        <w:t>Use a genuinely new case for independent evidence. Previously discussed examples remain practice; use the separately named independent case before feedback.</w:t>
+      </w:r>
+    </w:p>
+    <w:p>
+      <w:pPr>
+        <w:spacing w:line="336" w:lineRule="auto" w:after="180"/>
+      </w:pPr>
+      <w:r>
+        <w:rPr>
+          <w:b/>
+        </w:rPr>
         <w:t>MASTERY</w:t>
       </w:r>
     </w:p>
@@ -3081,7 +5490,13 @@
       </w:r>
     </w:p>
     <w:p>
-      <w:r>
+      <w:pPr>
+        <w:spacing w:line="336" w:lineRule="auto" w:after="180"/>
+      </w:pPr>
+      <w:r>
+        <w:rPr>
+          <w:b w:val="0"/>
+        </w:rPr>
         <w:t>Complete this after teaching and guided practice have ended.</w:t>
       </w:r>
     </w:p>
@@ -3122,53 +5537,236 @@
       </w:r>
     </w:p>
     <w:p>
-      <w:r>
+      <w:pPr>
+        <w:pStyle w:val="Heading3"/>
+      </w:pPr>
+      <w:r>
+        <w:t>What success looks like</w:t>
+      </w:r>
+    </w:p>
+    <w:p>
+      <w:pPr>
+        <w:spacing w:line="336" w:lineRule="auto" w:after="180"/>
+        <w:shd w:fill="EDF7F3"/>
+      </w:pPr>
+      <w:r>
+        <w:rPr>
+          <w:b w:val="0"/>
+        </w:rPr>
         <w:t>REQUIRED PROOF  Train on shape cards, record how added examples change the inferred rule, and predict a new card.</w:t>
       </w:r>
     </w:p>
     <w:p>
-      <w:r>
+      <w:pPr>
+        <w:spacing w:line="336" w:lineRule="auto" w:after="180"/>
+      </w:pPr>
+      <w:r>
+        <w:rPr>
+          <w:b w:val="0"/>
+        </w:rPr>
         <w:t>□ Name or draw the fresh case.</w:t>
       </w:r>
     </w:p>
     <w:p>
-      <w:r>
-        <w:t>□ Trace input, process, and output.</w:t>
-      </w:r>
-    </w:p>
-    <w:p>
-      <w:r>
-        <w:t>□ State the conclusion and strongest evidence.</w:t>
-      </w:r>
-    </w:p>
-    <w:p>
-      <w:r>
+      <w:pPr>
+        <w:spacing w:line="336" w:lineRule="auto" w:after="180"/>
+      </w:pPr>
+      <w:r>
+        <w:rPr>
+          <w:b w:val="0"/>
+        </w:rPr>
+        <w:t xml:space="preserve">□ Trace </w:t>
+      </w:r>
+      <w:r>
+        <w:rPr>
+          <w:b/>
+        </w:rPr>
+        <w:t>input</w:t>
+      </w:r>
+      <w:r>
+        <w:rPr>
+          <w:b w:val="0"/>
+        </w:rPr>
+        <w:t xml:space="preserve">, </w:t>
+      </w:r>
+      <w:r>
+        <w:rPr>
+          <w:b/>
+        </w:rPr>
+        <w:t>process</w:t>
+      </w:r>
+      <w:r>
+        <w:rPr>
+          <w:b w:val="0"/>
+        </w:rPr>
+        <w:t xml:space="preserve">, and </w:t>
+      </w:r>
+      <w:r>
+        <w:rPr>
+          <w:b/>
+        </w:rPr>
+        <w:t>output</w:t>
+      </w:r>
+      <w:r>
+        <w:rPr>
+          <w:b w:val="0"/>
+        </w:rPr>
+        <w:t>.</w:t>
+      </w:r>
+    </w:p>
+    <w:p>
+      <w:pPr>
+        <w:spacing w:line="336" w:lineRule="auto" w:after="180"/>
+      </w:pPr>
+      <w:r>
+        <w:rPr>
+          <w:b w:val="0"/>
+        </w:rPr>
+        <w:t xml:space="preserve">□ State the conclusion and strongest </w:t>
+      </w:r>
+      <w:r>
+        <w:rPr>
+          <w:b/>
+        </w:rPr>
+        <w:t>evidence</w:t>
+      </w:r>
+      <w:r>
+        <w:rPr>
+          <w:b w:val="0"/>
+        </w:rPr>
+        <w:t>.</w:t>
+      </w:r>
+    </w:p>
+    <w:p>
+      <w:pPr>
+        <w:spacing w:line="336" w:lineRule="auto" w:after="180"/>
+      </w:pPr>
+      <w:r>
+        <w:rPr>
+          <w:b w:val="0"/>
+        </w:rPr>
         <w:t>□ Name one limit, failure, missing clue, or fairness/privacy concern.</w:t>
       </w:r>
     </w:p>
     <w:p>
-      <w:r>
+      <w:pPr>
+        <w:spacing w:line="336" w:lineRule="auto" w:after="180"/>
+      </w:pPr>
+      <w:r>
+        <w:rPr>
+          <w:b w:val="0"/>
+        </w:rPr>
         <w:t>□ Explain one safe next action or improvement.</w:t>
       </w:r>
     </w:p>
     <w:p>
-      <w:r>
-        <w:t>Independent evidence:</w:t>
-      </w:r>
-    </w:p>
-    <w:p>
-      <w:r>
-        <w:t>SELF-CHECK  Early examples may support several rules. New examples eliminate some possibilities and may change the decision boundary. Record each revision as evidence that training data shapes later behavior.</w:t>
-      </w:r>
-    </w:p>
-    <w:p>
-      <w:r>
+      <w:pPr>
+        <w:spacing w:line="336" w:lineRule="auto" w:after="180"/>
+      </w:pPr>
+      <w:r>
+        <w:rPr>
+          <w:b w:val="0"/>
+        </w:rPr>
+        <w:t xml:space="preserve">Independent </w:t>
+      </w:r>
+      <w:r>
+        <w:rPr>
+          <w:b/>
+        </w:rPr>
+        <w:t>evidence</w:t>
+      </w:r>
+      <w:r>
+        <w:rPr>
+          <w:b w:val="0"/>
+        </w:rPr>
+        <w:t>:</w:t>
+      </w:r>
+    </w:p>
+    <w:p>
+      <w:pPr>
+        <w:pStyle w:val="Heading3"/>
+      </w:pPr>
+      <w:r>
+        <w:t>Check your explanation</w:t>
+      </w:r>
+    </w:p>
+    <w:p>
+      <w:pPr>
+        <w:spacing w:line="336" w:lineRule="auto" w:after="180"/>
+        <w:shd w:fill="F5F1FB"/>
+      </w:pPr>
+      <w:r>
+        <w:rPr>
+          <w:b w:val="0"/>
+        </w:rPr>
+        <w:t xml:space="preserve">SELF-CHECK  Early examples may support several rules. New examples eliminate some possibilities and may change the decision boundary. Record each revision as </w:t>
+      </w:r>
+      <w:r>
+        <w:rPr>
+          <w:b/>
+        </w:rPr>
+        <w:t>evidence</w:t>
+      </w:r>
+      <w:r>
+        <w:rPr>
+          <w:b w:val="0"/>
+        </w:rPr>
+        <w:t xml:space="preserve"> that </w:t>
+      </w:r>
+      <w:r>
+        <w:rPr>
+          <w:b/>
+        </w:rPr>
+        <w:t>training</w:t>
+      </w:r>
+      <w:r>
+        <w:rPr>
+          <w:b w:val="0"/>
+        </w:rPr>
+        <w:t xml:space="preserve"> data shapes later behavior.</w:t>
+      </w:r>
+    </w:p>
+    <w:p>
+      <w:pPr>
+        <w:spacing w:line="336" w:lineRule="auto" w:after="180"/>
+      </w:pPr>
+      <w:r>
+        <w:rPr>
+          <w:b w:val="0"/>
+        </w:rPr>
         <w:t>My level:  □ Not yet  □ With one hint  □ Independently  □ I can teach it</w:t>
       </w:r>
     </w:p>
     <w:p>
-      <w:r>
-        <w:t>NEXT BRIDGE  Carry today's evidence habit into: Build a Human Classifier.</w:t>
+      <w:pPr>
+        <w:pStyle w:val="Heading3"/>
+      </w:pPr>
+      <w:r>
+        <w:t>Connect to the next lesson</w:t>
+      </w:r>
+    </w:p>
+    <w:p>
+      <w:pPr>
+        <w:spacing w:line="336" w:lineRule="auto" w:after="180"/>
+        <w:shd w:fill="F1F6F8"/>
+      </w:pPr>
+      <w:r>
+        <w:rPr>
+          <w:b w:val="0"/>
+        </w:rPr>
+        <w:t xml:space="preserve">NEXT BRIDGE  Carry today's </w:t>
+      </w:r>
+      <w:r>
+        <w:rPr>
+          <w:b/>
+        </w:rPr>
+        <w:t>evidence</w:t>
+      </w:r>
+      <w:r>
+        <w:rPr>
+          <w:b w:val="0"/>
+        </w:rPr>
+        <w:t xml:space="preserve"> habit into: Build a Human Classifier.</w:t>
       </w:r>
     </w:p>
     <w:p>
@@ -3180,6 +5778,11 @@
       </w:r>
     </w:p>
     <w:p>
+      <w:r>
+        <w:t>Revisit the complete Learning from Examples case for supported practice. Repeated examples do not become fresh assessments.</w:t>
+      </w:r>
+    </w:p>
+    <w:p>
       <w:pPr>
         <w:pStyle w:val="Heading3"/>
       </w:pPr>
@@ -3188,7 +5791,13 @@
       </w:r>
     </w:p>
     <w:p>
-      <w:r>
+      <w:pPr>
+        <w:spacing w:line="336" w:lineRule="auto" w:after="180"/>
+      </w:pPr>
+      <w:r>
+        <w:rPr>
+          <w:b w:val="0"/>
+        </w:rPr>
         <w:t>Use the supplied details to practise the weekly concept before attempting the independent question. This case extends the illustrated lesson.</w:t>
       </w:r>
     </w:p>
@@ -3201,8 +5810,20 @@
       </w:r>
     </w:p>
     <w:p>
-      <w:r>
-        <w:t>Training examples label smooth leaves S and toothed leaves T. A new leaf is toothed.</w:t>
+      <w:pPr>
+        <w:spacing w:line="336" w:lineRule="auto" w:after="180"/>
+      </w:pPr>
+      <w:r>
+        <w:rPr>
+          <w:b/>
+        </w:rPr>
+        <w:t>Training example</w:t>
+      </w:r>
+      <w:r>
+        <w:rPr>
+          <w:b w:val="0"/>
+        </w:rPr>
+        <w:t>s label smooth leaves S and toothed leaves T. A new leaf is toothed.</w:t>
       </w:r>
     </w:p>
     <w:p>
@@ -3214,8 +5835,26 @@
       </w:r>
     </w:p>
     <w:p>
-      <w:r>
-        <w:t>Predict and state the evidence limit.</w:t>
+      <w:pPr>
+        <w:spacing w:line="336" w:lineRule="auto" w:after="180"/>
+      </w:pPr>
+      <w:r>
+        <w:rPr>
+          <w:b w:val="0"/>
+        </w:rPr>
+        <w:t xml:space="preserve">Predict and state the </w:t>
+      </w:r>
+      <w:r>
+        <w:rPr>
+          <w:b/>
+        </w:rPr>
+        <w:t>evidence</w:t>
+      </w:r>
+      <w:r>
+        <w:rPr>
+          <w:b w:val="0"/>
+        </w:rPr>
+        <w:t xml:space="preserve"> limit.</w:t>
       </w:r>
     </w:p>
     <w:p>
@@ -3227,8 +5866,26 @@
       </w:r>
     </w:p>
     <w:p>
-      <w:r>
-        <w:t>Predict T from the demonstrated edge pattern. One success does not establish broad reliability; use fresh labelled tests including ambiguous cases.</w:t>
+      <w:pPr>
+        <w:spacing w:line="336" w:lineRule="auto" w:after="180"/>
+      </w:pPr>
+      <w:r>
+        <w:rPr>
+          <w:b w:val="0"/>
+        </w:rPr>
+        <w:t xml:space="preserve">Predict T from the demonstrated edge </w:t>
+      </w:r>
+      <w:r>
+        <w:rPr>
+          <w:b/>
+        </w:rPr>
+        <w:t>pattern</w:t>
+      </w:r>
+      <w:r>
+        <w:rPr>
+          <w:b w:val="0"/>
+        </w:rPr>
+        <w:t>. One success does not establish broad reliability; use fresh labelled tests including ambiguous cases.</w:t>
       </w:r>
     </w:p>
     <w:p>
@@ -3240,7 +5897,14 @@
       </w:r>
     </w:p>
     <w:p>
-      <w:r>
+      <w:pPr>
+        <w:spacing w:line="336" w:lineRule="auto" w:after="180"/>
+        <w:shd w:fill="F5F1FB"/>
+      </w:pPr>
+      <w:r>
+        <w:rPr>
+          <w:b w:val="0"/>
+        </w:rPr>
         <w:t>Which detail supports the answer, and why does it matter?</w:t>
       </w:r>
     </w:p>
@@ -3418,18 +6082,66 @@
       </w:tr>
     </w:tbl>
     <w:p>
-      <w:r>
-        <w:t>Training examples label smooth leaves S and toothed leaves T. A new leaf is toothed.</w:t>
-      </w:r>
-    </w:p>
-    <w:p>
-      <w:r>
-        <w:t>Predict and state the evidence limit.</w:t>
-      </w:r>
-    </w:p>
-    <w:p>
-      <w:r>
-        <w:t>Predict T from the demonstrated edge pattern. One success does not establish broad reliability; use fresh labelled tests including ambiguous cases.</w:t>
+      <w:pPr>
+        <w:spacing w:line="336" w:lineRule="auto" w:after="180"/>
+      </w:pPr>
+      <w:r>
+        <w:rPr>
+          <w:b/>
+        </w:rPr>
+        <w:t>Training example</w:t>
+      </w:r>
+      <w:r>
+        <w:rPr>
+          <w:b w:val="0"/>
+        </w:rPr>
+        <w:t>s label smooth leaves S and toothed leaves T. A new leaf is toothed.</w:t>
+      </w:r>
+    </w:p>
+    <w:p>
+      <w:pPr>
+        <w:spacing w:line="336" w:lineRule="auto" w:after="180"/>
+      </w:pPr>
+      <w:r>
+        <w:rPr>
+          <w:b w:val="0"/>
+        </w:rPr>
+        <w:t xml:space="preserve">Predict and state the </w:t>
+      </w:r>
+      <w:r>
+        <w:rPr>
+          <w:b/>
+        </w:rPr>
+        <w:t>evidence</w:t>
+      </w:r>
+      <w:r>
+        <w:rPr>
+          <w:b w:val="0"/>
+        </w:rPr>
+        <w:t xml:space="preserve"> limit.</w:t>
+      </w:r>
+    </w:p>
+    <w:p>
+      <w:pPr>
+        <w:spacing w:line="336" w:lineRule="auto" w:after="180"/>
+      </w:pPr>
+      <w:r>
+        <w:rPr>
+          <w:b w:val="0"/>
+        </w:rPr>
+        <w:t xml:space="preserve">Predict T from the demonstrated edge </w:t>
+      </w:r>
+      <w:r>
+        <w:rPr>
+          <w:b/>
+        </w:rPr>
+        <w:t>pattern</w:t>
+      </w:r>
+      <w:r>
+        <w:rPr>
+          <w:b w:val="0"/>
+        </w:rPr>
+        <w:t>. One success does not establish broad reliability; use fresh labelled tests including ambiguous cases.</w:t>
       </w:r>
     </w:p>
     <w:p>
@@ -3441,6 +6153,11 @@
       </w:r>
     </w:p>
     <w:p>
+      <w:r>
+        <w:t>Attempt the reserved new case before feedback. Record support; the earlier examples below remain additional practice.</w:t>
+      </w:r>
+    </w:p>
+    <w:p>
       <w:pPr>
         <w:pStyle w:val="Heading3"/>
       </w:pPr>
@@ -3449,8 +6166,37 @@
       </w:r>
     </w:p>
     <w:p>
-      <w:r>
-        <w:t>Imaginary map markers have distances 1, 3, 5 and 7 units, with supplied labels near, far, far and far. Compare candidates that predict far when distance is at least 2, 4 or 6 units. List every prediction and error count, select the lowest-error candidate, then predict at distance 2 before any comparison label is supplied. Limit your conclusion.</w:t>
+      <w:pPr>
+        <w:spacing w:line="336" w:lineRule="auto" w:after="180"/>
+      </w:pPr>
+      <w:r>
+        <w:rPr>
+          <w:b w:val="0"/>
+        </w:rPr>
+        <w:t>Imaginary map markers have distances 1, 3, 5 and 7 units, with supplied labels near, far, far and far. Compare candidates that predict far when distance is at least 2, 4 or 6 units.</w:t>
+      </w:r>
+    </w:p>
+    <w:p>
+      <w:pPr>
+        <w:spacing w:line="336" w:lineRule="auto" w:after="180"/>
+      </w:pPr>
+      <w:r>
+        <w:rPr>
+          <w:b w:val="0"/>
+        </w:rPr>
+        <w:t xml:space="preserve">List every </w:t>
+      </w:r>
+      <w:r>
+        <w:rPr>
+          <w:b/>
+        </w:rPr>
+        <w:t>prediction</w:t>
+      </w:r>
+      <w:r>
+        <w:rPr>
+          <w:b w:val="0"/>
+        </w:rPr>
+        <w:t xml:space="preserve"> and error count, select the lowest-error candidate, then predict at distance 2 before any comparison label is supplied. Limit your conclusion.</w:t>
       </w:r>
     </w:p>
     <w:p>
@@ -3497,7 +6243,13 @@
       </w:r>
     </w:p>
     <w:p>
-      <w:r>
+      <w:pPr>
+        <w:spacing w:line="336" w:lineRule="auto" w:after="180"/>
+      </w:pPr>
+      <w:r>
+        <w:rPr>
+          <w:b w:val="0"/>
+        </w:rPr>
         <w:t>Attempt this case before feedback. Record any help. Earlier examples below are further practice; a case already practised with feedback cannot establish fresh transfer.</w:t>
       </w:r>
     </w:p>
@@ -3510,18 +6262,55 @@
       </w:r>
     </w:p>
     <w:p>
-      <w:r>
+      <w:pPr>
+        <w:spacing w:line="336" w:lineRule="auto" w:after="180"/>
+      </w:pPr>
+      <w:r>
+        <w:rPr>
+          <w:b w:val="0"/>
+        </w:rPr>
         <w:t>Close the worked explanation. Apply the idea to this different question without copying.</w:t>
       </w:r>
     </w:p>
     <w:p>
-      <w:r>
-        <w:t>A learner sees three red apples and no green apples, then calls a green apple not an apple. What missing evidence could help? How would you check improvement?</w:t>
-      </w:r>
-    </w:p>
-    <w:p>
-      <w:r>
-        <w:t>My answer, with a trace, calculation or supporting evidence</w:t>
+      <w:pPr>
+        <w:spacing w:line="336" w:lineRule="auto" w:after="180"/>
+        <w:shd w:fill="F5F1FB"/>
+      </w:pPr>
+      <w:r>
+        <w:rPr>
+          <w:b w:val="0"/>
+        </w:rPr>
+        <w:t xml:space="preserve">A learner sees three red apples and no green apples, then calls a green apple not an apple. What missing </w:t>
+      </w:r>
+      <w:r>
+        <w:rPr>
+          <w:b/>
+        </w:rPr>
+        <w:t>evidence</w:t>
+      </w:r>
+      <w:r>
+        <w:rPr>
+          <w:b w:val="0"/>
+        </w:rPr>
+        <w:t xml:space="preserve"> could help? How would you check improvement?</w:t>
+      </w:r>
+    </w:p>
+    <w:p>
+      <w:pPr>
+        <w:spacing w:line="336" w:lineRule="auto" w:after="180"/>
+      </w:pPr>
+      <w:r>
+        <w:rPr>
+          <w:b w:val="0"/>
+        </w:rPr>
+        <w:t xml:space="preserve">My answer, with a trace, calculation or supporting </w:t>
+      </w:r>
+      <w:r>
+        <w:rPr>
+          <w:b/>
+        </w:rPr>
+        <w:t>evidence</w:t>
       </w:r>
     </w:p>
     <w:p>
@@ -3566,13 +6355,37 @@
       </w:r>
     </w:p>
     <w:p>
-      <w:r>
+      <w:pPr>
+        <w:spacing w:line="336" w:lineRule="auto" w:after="180"/>
+      </w:pPr>
+      <w:r>
+        <w:rPr>
+          <w:b w:val="0"/>
+        </w:rPr>
         <w:t>Change one relevant detail. Predict the result before testing. Include a boundary or missing-information case when it helps reveal a limit.</w:t>
       </w:r>
     </w:p>
     <w:p>
-      <w:r>
-        <w:t>My changed input and expected result</w:t>
+      <w:pPr>
+        <w:spacing w:line="336" w:lineRule="auto" w:after="180"/>
+      </w:pPr>
+      <w:r>
+        <w:rPr>
+          <w:b w:val="0"/>
+        </w:rPr>
+        <w:t xml:space="preserve">My changed </w:t>
+      </w:r>
+      <w:r>
+        <w:rPr>
+          <w:b/>
+        </w:rPr>
+        <w:t>input</w:t>
+      </w:r>
+      <w:r>
+        <w:rPr>
+          <w:b w:val="0"/>
+        </w:rPr>
+        <w:t xml:space="preserve"> and expected result</w:t>
       </w:r>
     </w:p>
     <w:p>
@@ -3617,13 +6430,37 @@
       </w:r>
     </w:p>
     <w:p>
-      <w:r>
+      <w:pPr>
+        <w:spacing w:line="336" w:lineRule="auto" w:after="180"/>
+      </w:pPr>
+      <w:r>
+        <w:rPr>
+          <w:b w:val="0"/>
+        </w:rPr>
         <w:t>Create the first small labeled example set for the sorter and explain which visual differences it covers.</w:t>
       </w:r>
     </w:p>
     <w:p>
-      <w:r>
-        <w:t>The evidence I will keep</w:t>
+      <w:pPr>
+        <w:spacing w:line="336" w:lineRule="auto" w:after="180"/>
+      </w:pPr>
+      <w:r>
+        <w:rPr>
+          <w:b w:val="0"/>
+        </w:rPr>
+        <w:t xml:space="preserve">The </w:t>
+      </w:r>
+      <w:r>
+        <w:rPr>
+          <w:b/>
+        </w:rPr>
+        <w:t>evidence</w:t>
+      </w:r>
+      <w:r>
+        <w:rPr>
+          <w:b w:val="0"/>
+        </w:rPr>
+        <w:t xml:space="preserve"> I will keep</w:t>
       </w:r>
     </w:p>
     <w:p>
@@ -3660,8 +6497,26 @@
       </w:r>
     </w:p>
     <w:p>
-      <w:r>
-        <w:t>Your teacher has the independent answer and scoring criteria. Complete the matching workbook week to keep your practice evidence together.</w:t>
+      <w:pPr>
+        <w:spacing w:line="336" w:lineRule="auto" w:after="180"/>
+      </w:pPr>
+      <w:r>
+        <w:rPr>
+          <w:b w:val="0"/>
+        </w:rPr>
+        <w:t xml:space="preserve">Your teacher has the independent answer and scoring criteria. Complete the matching workbook week to keep your practice </w:t>
+      </w:r>
+      <w:r>
+        <w:rPr>
+          <w:b/>
+        </w:rPr>
+        <w:t>evidence</w:t>
+      </w:r>
+      <w:r>
+        <w:rPr>
+          <w:b w:val="0"/>
+        </w:rPr>
+        <w:t xml:space="preserve"> together.</w:t>
       </w:r>
     </w:p>
     <w:p>
@@ -3673,8 +6528,43 @@
       </w:r>
     </w:p>
     <w:p>
-      <w:r>
-        <w:t>Training cards show lengths 2,3 labelled S and 7,8 labelled L. Two proposed rules are 'L at 5 or above' and 'L at 7 or above'. Both fit training. Choose one new labelled card length that would distinguish them and explain what remains unknown.</w:t>
+      <w:pPr>
+        <w:spacing w:line="336" w:lineRule="auto" w:after="180"/>
+      </w:pPr>
+      <w:r>
+        <w:rPr>
+          <w:b/>
+        </w:rPr>
+        <w:t>Training</w:t>
+      </w:r>
+      <w:r>
+        <w:rPr>
+          <w:b w:val="0"/>
+        </w:rPr>
+        <w:t xml:space="preserve"> cards show lengths 2,3 labelled S and 7,8 labelled L. Two proposed rules are 'L at 5 or above' and 'L at 7 or above'. Both fit </w:t>
+      </w:r>
+      <w:r>
+        <w:rPr>
+          <w:b/>
+        </w:rPr>
+        <w:t>training</w:t>
+      </w:r>
+      <w:r>
+        <w:rPr>
+          <w:b w:val="0"/>
+        </w:rPr>
+        <w:t>.</w:t>
+      </w:r>
+    </w:p>
+    <w:p>
+      <w:pPr>
+        <w:spacing w:line="336" w:lineRule="auto" w:after="180"/>
+      </w:pPr>
+      <w:r>
+        <w:rPr>
+          <w:b w:val="0"/>
+        </w:rPr>
+        <w:t>Choose one new labelled card length that would distinguish them and explain what remains unknown.</w:t>
       </w:r>
     </w:p>
     <w:p>
@@ -3729,8 +6619,25 @@
       </w:r>
     </w:p>
     <w:p>
-      <w:r>
-        <w:t>Attempt the independent case before hints. Record whether you worked alone, used a hint or followed a model. After feedback, fix the first unsupported step and explain why it changed. A later check uses a changed case, not a copied answer.</w:t>
+      <w:pPr>
+        <w:spacing w:line="336" w:lineRule="auto" w:after="180"/>
+      </w:pPr>
+      <w:r>
+        <w:rPr>
+          <w:b w:val="0"/>
+        </w:rPr>
+        <w:t>Attempt the independent case before hints. Record whether you worked alone, used a hint or followed a model. After feedback, fix the first unsupported step and explain why it changed.</w:t>
+      </w:r>
+    </w:p>
+    <w:p>
+      <w:pPr>
+        <w:spacing w:line="336" w:lineRule="auto" w:after="180"/>
+      </w:pPr>
+      <w:r>
+        <w:rPr>
+          <w:b w:val="0"/>
+        </w:rPr>
+        <w:t>A later check uses a changed case, not a copied answer.</w:t>
       </w:r>
     </w:p>
     <w:p>
@@ -3743,6 +6650,17 @@
     </w:p>
     <w:p>
       <w:r>
+        <w:t>Use this map to navigate Learning from Examples, connect the goals to tasks and keep one evidence record for each attempt.</w:t>
+      </w:r>
+    </w:p>
+    <w:p>
+      <w:pPr>
+        <w:spacing w:line="336" w:lineRule="auto" w:after="180"/>
+      </w:pPr>
+      <w:r>
+        <w:rPr>
+          <w:b w:val="0"/>
+        </w:rPr>
         <w:t>Start with this question: A fictional classifier learns whether measured sticks are short or long.</w:t>
       </w:r>
     </w:p>
@@ -3849,13 +6767,61 @@
       </w:tr>
     </w:tbl>
     <w:p>
-      <w:r>
-        <w:t>Remember → watch and explain → try with help → investigate → try independently → keep project evidence. Your teacher may spread this lesson across several classes.</w:t>
-      </w:r>
-    </w:p>
-    <w:p>
-      <w:r>
-        <w:t>Keep your first prediction. Compare it with what the evidence shows and explain any change.</w:t>
+      <w:pPr>
+        <w:spacing w:line="336" w:lineRule="auto" w:after="180"/>
+      </w:pPr>
+      <w:r>
+        <w:rPr>
+          <w:b w:val="0"/>
+        </w:rPr>
+        <w:t xml:space="preserve">Remember → watch and explain → try with help → investigate → try independently → keep project </w:t>
+      </w:r>
+      <w:r>
+        <w:rPr>
+          <w:b/>
+        </w:rPr>
+        <w:t>evidence</w:t>
+      </w:r>
+      <w:r>
+        <w:rPr>
+          <w:b w:val="0"/>
+        </w:rPr>
+        <w:t>. Your teacher may spread this lesson across several classes.</w:t>
+      </w:r>
+    </w:p>
+    <w:p>
+      <w:pPr>
+        <w:spacing w:line="336" w:lineRule="auto" w:after="180"/>
+      </w:pPr>
+      <w:r>
+        <w:rPr>
+          <w:b w:val="0"/>
+        </w:rPr>
+        <w:t xml:space="preserve">Keep your first </w:t>
+      </w:r>
+      <w:r>
+        <w:rPr>
+          <w:b/>
+        </w:rPr>
+        <w:t>prediction</w:t>
+      </w:r>
+      <w:r>
+        <w:rPr>
+          <w:b w:val="0"/>
+        </w:rPr>
+        <w:t xml:space="preserve">. Compare it with what the </w:t>
+      </w:r>
+      <w:r>
+        <w:rPr>
+          <w:b/>
+        </w:rPr>
+        <w:t>evidence</w:t>
+      </w:r>
+      <w:r>
+        <w:rPr>
+          <w:b w:val="0"/>
+        </w:rPr>
+        <w:t xml:space="preserve"> shows and explain any change.</w:t>
       </w:r>
     </w:p>
     <w:p>
@@ -3868,7 +6834,30 @@
     </w:p>
     <w:p>
       <w:r>
-        <w:t>Close your notes. Explain this goal in your own words: Fit a threshold by tracing predictions and counting disagreements for every candidate</w:t>
+        <w:t>Explain Learning from Examples without notes, identify a remaining question and plan a later check with a changed case.</w:t>
+      </w:r>
+    </w:p>
+    <w:p>
+      <w:pPr>
+        <w:spacing w:line="336" w:lineRule="auto" w:after="180"/>
+      </w:pPr>
+      <w:r>
+        <w:rPr>
+          <w:b w:val="0"/>
+        </w:rPr>
+        <w:t xml:space="preserve">Close your notes. Explain this goal in your own words: Fit a threshold by tracing </w:t>
+      </w:r>
+      <w:r>
+        <w:rPr>
+          <w:b/>
+        </w:rPr>
+        <w:t>prediction</w:t>
+      </w:r>
+      <w:r>
+        <w:rPr>
+          <w:b w:val="0"/>
+        </w:rPr>
+        <w:t>s and counting disagreements for every candidate</w:t>
       </w:r>
     </w:p>
     <w:p>
@@ -3905,13 +6894,61 @@
       </w:r>
     </w:p>
     <w:p>
-      <w:r>
-        <w:t>If you are unsure, return to the worked picture and explain one arrow. If you are ready, change an input or assumption and justify your prediction.</w:t>
-      </w:r>
-    </w:p>
-    <w:p>
-      <w:r>
-        <w:t>Save your workbook evidence. At the next review, try a different case before opening your old answer.</w:t>
+      <w:pPr>
+        <w:spacing w:line="336" w:lineRule="auto" w:after="180"/>
+      </w:pPr>
+      <w:r>
+        <w:rPr>
+          <w:b w:val="0"/>
+        </w:rPr>
+        <w:t xml:space="preserve">If you are unsure, return to the worked picture and explain one arrow. If you are ready, change an </w:t>
+      </w:r>
+      <w:r>
+        <w:rPr>
+          <w:b/>
+        </w:rPr>
+        <w:t>input</w:t>
+      </w:r>
+      <w:r>
+        <w:rPr>
+          <w:b w:val="0"/>
+        </w:rPr>
+        <w:t xml:space="preserve"> or assumption and justify your </w:t>
+      </w:r>
+      <w:r>
+        <w:rPr>
+          <w:b/>
+        </w:rPr>
+        <w:t>prediction</w:t>
+      </w:r>
+      <w:r>
+        <w:rPr>
+          <w:b w:val="0"/>
+        </w:rPr>
+        <w:t>.</w:t>
+      </w:r>
+    </w:p>
+    <w:p>
+      <w:pPr>
+        <w:spacing w:line="336" w:lineRule="auto" w:after="180"/>
+      </w:pPr>
+      <w:r>
+        <w:rPr>
+          <w:b w:val="0"/>
+        </w:rPr>
+        <w:t xml:space="preserve">Save your workbook </w:t>
+      </w:r>
+      <w:r>
+        <w:rPr>
+          <w:b/>
+        </w:rPr>
+        <w:t>evidence</w:t>
+      </w:r>
+      <w:r>
+        <w:rPr>
+          <w:b w:val="0"/>
+        </w:rPr>
+        <w:t>. At the next review, try a different case before opening your old answer.</w:t>
       </w:r>
     </w:p>
     <w:p>
@@ -3924,11 +6961,28 @@
     </w:p>
     <w:p>
       <w:r>
+        <w:t>Attempt supported questions before using hints or feedback. Review a missing building block, then keep the completed work.</w:t>
+      </w:r>
+    </w:p>
+    <w:p>
+      <w:pPr>
+        <w:spacing w:line="336" w:lineRule="auto" w:after="180"/>
+      </w:pPr>
+      <w:r>
+        <w:rPr>
+          <w:b w:val="0"/>
+        </w:rPr>
         <w:t>Use this supported practice once, in the browser or on paper. Keep the reserved independent assessment for a separate first attempt before teacher feedback.</w:t>
       </w:r>
     </w:p>
     <w:p>
-      <w:r>
+      <w:pPr>
+        <w:spacing w:line="336" w:lineRule="auto" w:after="180"/>
+      </w:pPr>
+      <w:r>
+        <w:rPr>
+          <w:b w:val="0"/>
+        </w:rPr>
         <w:t>A fictional classifier learns whether measured sticks are short or long.</w:t>
       </w:r>
     </w:p>
@@ -3941,27 +6995,79 @@
       </w:r>
     </w:p>
     <w:p>
-      <w:r>
+      <w:pPr>
+        <w:spacing w:line="336" w:lineRule="auto" w:after="180"/>
+      </w:pPr>
+      <w:r>
+        <w:rPr>
+          <w:b w:val="0"/>
+        </w:rPr>
         <w:t>Which labelled step matches this detail? Length 6 is predicted long by the selected rule.</w:t>
       </w:r>
     </w:p>
     <w:p>
-      <w:r>
-        <w:t>1. Training rows</w:t>
-      </w:r>
-    </w:p>
-    <w:p>
-      <w:r>
-        <w:t>2. New prediction</w:t>
-      </w:r>
-    </w:p>
-    <w:p>
-      <w:r>
+      <w:pPr>
+        <w:spacing w:line="336" w:lineRule="auto" w:after="180"/>
+        <w:shd w:fill="F4F9FC"/>
+      </w:pPr>
+      <w:r>
+        <w:rPr>
+          <w:b w:val="0"/>
+        </w:rPr>
+        <w:t xml:space="preserve">1. </w:t>
+      </w:r>
+      <w:r>
+        <w:rPr>
+          <w:b/>
+        </w:rPr>
+        <w:t>Training</w:t>
+      </w:r>
+      <w:r>
+        <w:rPr>
+          <w:b w:val="0"/>
+        </w:rPr>
+        <w:t xml:space="preserve"> rows</w:t>
+      </w:r>
+    </w:p>
+    <w:p>
+      <w:pPr>
+        <w:spacing w:line="336" w:lineRule="auto" w:after="180"/>
+        <w:shd w:fill="F4F9FC"/>
+      </w:pPr>
+      <w:r>
+        <w:rPr>
+          <w:b w:val="0"/>
+        </w:rPr>
+        <w:t xml:space="preserve">2. New </w:t>
+      </w:r>
+      <w:r>
+        <w:rPr>
+          <w:b/>
+        </w:rPr>
+        <w:t>prediction</w:t>
+      </w:r>
+    </w:p>
+    <w:p>
+      <w:pPr>
+        <w:spacing w:line="336" w:lineRule="auto" w:after="180"/>
+        <w:shd w:fill="F4F9FC"/>
+      </w:pPr>
+      <w:r>
+        <w:rPr>
+          <w:b w:val="0"/>
+        </w:rPr>
         <w:t>3. Tie policy</w:t>
       </w:r>
     </w:p>
     <w:p>
-      <w:r>
+      <w:pPr>
+        <w:spacing w:line="336" w:lineRule="auto" w:after="180"/>
+        <w:shd w:fill="F4F9FC"/>
+      </w:pPr>
+      <w:r>
+        <w:rPr>
+          <w:b w:val="0"/>
+        </w:rPr>
         <w:t>4. Candidate checks</w:t>
       </w:r>
     </w:p>
@@ -3999,40 +7105,202 @@
       </w:r>
     </w:p>
     <w:p>
-      <w:r>
+      <w:pPr>
+        <w:pStyle w:val="Heading3"/>
+      </w:pPr>
+      <w:r>
+        <w:t>Hint · try first</w:t>
+      </w:r>
+    </w:p>
+    <w:p>
+      <w:pPr>
+        <w:spacing w:line="336" w:lineRule="auto" w:after="180"/>
+        <w:shd w:fill="F1F6F8"/>
+      </w:pPr>
+      <w:r>
+        <w:rPr>
+          <w:b w:val="0"/>
+        </w:rPr>
         <w:t>Hint if needed: Read the steps in the pictorial case. Match the supplied detail to the stage that performs or records it.</w:t>
       </w:r>
     </w:p>
     <w:p>
-      <w:r>
-        <w:t>After your attempt, compare with the supported explanation: New prediction Length 6 is predicted long by the selected rule. There is no training stick between 4 and 8 to distinguish these candidates. The tie policy chooses one consistently; it is not additional evidence that its prediction at 6 is true. Label-free prediction applies the selected boundary, while evaluation would require an appropriate new reference label.</w:t>
-      </w:r>
-    </w:p>
-    <w:p>
       <w:pPr>
         <w:pStyle w:val="Heading3"/>
       </w:pPr>
       <w:r>
+        <w:t>Feedback · compare after trying</w:t>
+      </w:r>
+    </w:p>
+    <w:p>
+      <w:pPr>
+        <w:spacing w:line="336" w:lineRule="auto" w:after="180"/>
+        <w:shd w:fill="F1F6FC"/>
+      </w:pPr>
+      <w:r>
+        <w:rPr>
+          <w:b w:val="0"/>
+        </w:rPr>
+        <w:t xml:space="preserve">After your attempt, compare with the supported explanation: New </w:t>
+      </w:r>
+      <w:r>
+        <w:rPr>
+          <w:b/>
+        </w:rPr>
+        <w:t>prediction</w:t>
+      </w:r>
+      <w:r>
+        <w:rPr>
+          <w:b w:val="0"/>
+        </w:rPr>
+        <w:t xml:space="preserve"> Length 6 is predicted long by the selected rule. There is no </w:t>
+      </w:r>
+      <w:r>
+        <w:rPr>
+          <w:b/>
+        </w:rPr>
+        <w:t>training</w:t>
+      </w:r>
+      <w:r>
+        <w:rPr>
+          <w:b w:val="0"/>
+        </w:rPr>
+        <w:t xml:space="preserve"> stick between 4 and 8 to distinguish these candidates.</w:t>
+      </w:r>
+    </w:p>
+    <w:p>
+      <w:pPr>
+        <w:spacing w:line="336" w:lineRule="auto" w:after="180"/>
+        <w:shd w:fill="F1F6FC"/>
+      </w:pPr>
+      <w:r>
+        <w:rPr>
+          <w:b w:val="0"/>
+        </w:rPr>
+        <w:t xml:space="preserve">The tie policy chooses one consistently; it is not additional </w:t>
+      </w:r>
+      <w:r>
+        <w:rPr>
+          <w:b/>
+        </w:rPr>
+        <w:t>evidence</w:t>
+      </w:r>
+      <w:r>
+        <w:rPr>
+          <w:b w:val="0"/>
+        </w:rPr>
+        <w:t xml:space="preserve"> that its </w:t>
+      </w:r>
+      <w:r>
+        <w:rPr>
+          <w:b/>
+        </w:rPr>
+        <w:t>prediction</w:t>
+      </w:r>
+      <w:r>
+        <w:rPr>
+          <w:b w:val="0"/>
+        </w:rPr>
+        <w:t xml:space="preserve"> at 6 is true. Label-free </w:t>
+      </w:r>
+      <w:r>
+        <w:rPr>
+          <w:b/>
+        </w:rPr>
+        <w:t>prediction</w:t>
+      </w:r>
+      <w:r>
+        <w:rPr>
+          <w:b w:val="0"/>
+        </w:rPr>
+        <w:t xml:space="preserve"> applies the selected boundary, while evaluation would require an appropriate new reference label.</w:t>
+      </w:r>
+    </w:p>
+    <w:p>
+      <w:pPr>
+        <w:pStyle w:val="Heading3"/>
+      </w:pPr>
+      <w:r>
         <w:t>Practice 2: explain the deciding evidence</w:t>
       </w:r>
     </w:p>
     <w:p>
-      <w:r>
+      <w:pPr>
+        <w:pStyle w:val="Heading3"/>
+      </w:pPr>
+      <w:r>
+        <w:t>Changed case · predict first</w:t>
+      </w:r>
+    </w:p>
+    <w:p>
+      <w:pPr>
+        <w:spacing w:line="336" w:lineRule="auto" w:after="180"/>
+        <w:shd w:fill="F5F1FB"/>
+      </w:pPr>
+      <w:r>
+        <w:rPr>
+          <w:b w:val="0"/>
+        </w:rPr>
         <w:t>Changed-case practice: Reverse the tie policy to prefer the larger boundary. Which conclusion is supported by the supplied facts?</w:t>
       </w:r>
     </w:p>
     <w:p>
-      <w:r>
-        <w:t>1. This one example guarantees correct results for every future input.</w:t>
-      </w:r>
-    </w:p>
-    <w:p>
-      <w:r>
-        <w:t>2. We can decide the result without examining the changed input or the procedure.</w:t>
-      </w:r>
-    </w:p>
-    <w:p>
-      <w:r>
+      <w:pPr>
+        <w:spacing w:line="336" w:lineRule="auto" w:after="180"/>
+        <w:shd w:fill="F4F9FC"/>
+      </w:pPr>
+      <w:r>
+        <w:rPr>
+          <w:b w:val="0"/>
+        </w:rPr>
+        <w:t xml:space="preserve">1. This one example guarantees correct results for every future </w:t>
+      </w:r>
+      <w:r>
+        <w:rPr>
+          <w:b/>
+        </w:rPr>
+        <w:t>input</w:t>
+      </w:r>
+      <w:r>
+        <w:rPr>
+          <w:b w:val="0"/>
+        </w:rPr>
+        <w:t>.</w:t>
+      </w:r>
+    </w:p>
+    <w:p>
+      <w:pPr>
+        <w:spacing w:line="336" w:lineRule="auto" w:after="180"/>
+        <w:shd w:fill="F4F9FC"/>
+      </w:pPr>
+      <w:r>
+        <w:rPr>
+          <w:b w:val="0"/>
+        </w:rPr>
+        <w:t xml:space="preserve">2. We can decide the result without examining the changed </w:t>
+      </w:r>
+      <w:r>
+        <w:rPr>
+          <w:b/>
+        </w:rPr>
+        <w:t>input</w:t>
+      </w:r>
+      <w:r>
+        <w:rPr>
+          <w:b w:val="0"/>
+        </w:rPr>
+        <w:t xml:space="preserve"> or the procedure.</w:t>
+      </w:r>
+    </w:p>
+    <w:p>
+      <w:pPr>
+        <w:spacing w:line="336" w:lineRule="auto" w:after="180"/>
+        <w:shd w:fill="F4F9FC"/>
+      </w:pPr>
+      <w:r>
+        <w:rPr>
+          <w:b w:val="0"/>
+        </w:rPr>
         <w:t>3. Boundary 7 is selected and predicts short at 6.</w:t>
       </w:r>
     </w:p>
@@ -4070,36 +7338,177 @@
       </w:r>
     </w:p>
     <w:p>
-      <w:r>
+      <w:pPr>
+        <w:pStyle w:val="Heading3"/>
+      </w:pPr>
+      <w:r>
+        <w:t>Hint · try first</w:t>
+      </w:r>
+    </w:p>
+    <w:p>
+      <w:pPr>
+        <w:spacing w:line="336" w:lineRule="auto" w:after="180"/>
+        <w:shd w:fill="F1F6F8"/>
+      </w:pPr>
+      <w:r>
+        <w:rPr>
+          <w:b w:val="0"/>
+        </w:rPr>
         <w:t>Hint if needed: Use the changed condition and the deciding step in the pictorial trace. The answer must say what follows from those facts.</w:t>
       </w:r>
     </w:p>
     <w:p>
-      <w:r>
-        <w:t>After your attempt, compare with the supported explanation: Boundary 7 is selected and predicts short at 6. The training fit is unchanged; only the explicit choice between tied candidates changes.</w:t>
-      </w:r>
-    </w:p>
-    <w:p>
       <w:pPr>
         <w:pStyle w:val="Heading3"/>
       </w:pPr>
       <w:r>
+        <w:t>Feedback · compare after trying</w:t>
+      </w:r>
+    </w:p>
+    <w:p>
+      <w:pPr>
+        <w:spacing w:line="336" w:lineRule="auto" w:after="180"/>
+        <w:shd w:fill="F1F6FC"/>
+      </w:pPr>
+      <w:r>
+        <w:rPr>
+          <w:b w:val="0"/>
+        </w:rPr>
+        <w:t xml:space="preserve">After your attempt, compare with the supported explanation: Boundary 7 is selected and predicts short at 6. The </w:t>
+      </w:r>
+      <w:r>
+        <w:rPr>
+          <w:b/>
+        </w:rPr>
+        <w:t>training</w:t>
+      </w:r>
+      <w:r>
+        <w:rPr>
+          <w:b w:val="0"/>
+        </w:rPr>
+        <w:t xml:space="preserve"> fit is unchanged; only the explicit choice between tied candidates changes.</w:t>
+      </w:r>
+    </w:p>
+    <w:p>
+      <w:pPr>
+        <w:pStyle w:val="Heading3"/>
+      </w:pPr>
+      <w:r>
         <w:t>Repair a missing building block</w:t>
       </w:r>
     </w:p>
     <w:p>
-      <w:r>
-        <w:t>Review Debug the Cause (ai-1/12). Goal: Compare expected and observed traces to locate the first difference. Short practice: Propose input 0 and give both predicted outputs without inventing an observed result.. Return to this week and explain what you changed.</w:t>
-      </w:r>
-    </w:p>
-    <w:p>
-      <w:r>
-        <w:t>Review If/Then Decisions (ai-1/10). Goal: Evaluate a condition using the current state and trace only the selected branch. Short practice: Which input detects the difference between the two written conditions? Explain its entire run.. Return to this week and explain what you changed.</w:t>
-      </w:r>
-    </w:p>
-    <w:p>
-      <w:r>
-        <w:t>Review Categories and Labels (ai-1/7). Goal: Apply a category definition using explicit evidence and boundary rules. Short practice: Explain why B originally was revise rather than review, then label its changed version.. Return to this week and explain what you changed.</w:t>
+      <w:pPr>
+        <w:spacing w:line="336" w:lineRule="auto" w:after="180"/>
+      </w:pPr>
+      <w:r>
+        <w:rPr>
+          <w:b w:val="0"/>
+        </w:rPr>
+        <w:t xml:space="preserve">Review Debug the Cause (ai-1/12). Goal: Compare expected and observed traces to locate the first difference. Short practice: Propose </w:t>
+      </w:r>
+      <w:r>
+        <w:rPr>
+          <w:b/>
+        </w:rPr>
+        <w:t>input</w:t>
+      </w:r>
+      <w:r>
+        <w:rPr>
+          <w:b w:val="0"/>
+        </w:rPr>
+        <w:t xml:space="preserve"> 0 and give both predicted </w:t>
+      </w:r>
+      <w:r>
+        <w:rPr>
+          <w:b/>
+        </w:rPr>
+        <w:t>output</w:t>
+      </w:r>
+      <w:r>
+        <w:rPr>
+          <w:b w:val="0"/>
+        </w:rPr>
+        <w:t>s without inventing an observed result..</w:t>
+      </w:r>
+    </w:p>
+    <w:p>
+      <w:pPr>
+        <w:spacing w:line="336" w:lineRule="auto" w:after="180"/>
+      </w:pPr>
+      <w:r>
+        <w:rPr>
+          <w:b w:val="0"/>
+        </w:rPr>
+        <w:t>Return to this week and explain what you changed.</w:t>
+      </w:r>
+    </w:p>
+    <w:p>
+      <w:pPr>
+        <w:spacing w:line="336" w:lineRule="auto" w:after="180"/>
+      </w:pPr>
+      <w:r>
+        <w:rPr>
+          <w:b w:val="0"/>
+        </w:rPr>
+        <w:t xml:space="preserve">Review If/Then Decisions (ai-1/10). Goal: Evaluate a condition using the current state and trace only the selected branch. Short practice: Which </w:t>
+      </w:r>
+      <w:r>
+        <w:rPr>
+          <w:b/>
+        </w:rPr>
+        <w:t>input</w:t>
+      </w:r>
+      <w:r>
+        <w:rPr>
+          <w:b w:val="0"/>
+        </w:rPr>
+        <w:t xml:space="preserve"> detects the difference between the two written conditions?</w:t>
+      </w:r>
+    </w:p>
+    <w:p>
+      <w:pPr>
+        <w:spacing w:line="336" w:lineRule="auto" w:after="180"/>
+      </w:pPr>
+      <w:r>
+        <w:rPr>
+          <w:b w:val="0"/>
+        </w:rPr>
+        <w:t>Explain its entire run.. Return to this week and explain what you changed.</w:t>
+      </w:r>
+    </w:p>
+    <w:p>
+      <w:pPr>
+        <w:spacing w:line="336" w:lineRule="auto" w:after="180"/>
+      </w:pPr>
+      <w:r>
+        <w:rPr>
+          <w:b w:val="0"/>
+        </w:rPr>
+        <w:t xml:space="preserve">Review Categories and Labels (ai-1/7). Goal: Apply a category definition using explicit </w:t>
+      </w:r>
+      <w:r>
+        <w:rPr>
+          <w:b/>
+        </w:rPr>
+        <w:t>evidence</w:t>
+      </w:r>
+      <w:r>
+        <w:rPr>
+          <w:b w:val="0"/>
+        </w:rPr>
+        <w:t xml:space="preserve"> and boundary rules. Short practice: Explain why B originally was revise rather than review, then label its changed version..</w:t>
+      </w:r>
+    </w:p>
+    <w:p>
+      <w:pPr>
+        <w:spacing w:line="336" w:lineRule="auto" w:after="180"/>
+      </w:pPr>
+      <w:r>
+        <w:rPr>
+          <w:b w:val="0"/>
+        </w:rPr>
+        <w:t>Return to this week and explain what you changed.</w:t>
       </w:r>
     </w:p>
     <w:p>
@@ -4111,8 +7520,732 @@
       </w:r>
     </w:p>
     <w:p>
-      <w:r>
-        <w:t>Use Download completed work in the hosted lesson to export your answers, reflections, practice feedback and code-run evidence. Open the HTML copy to read or print it. Drafts stay in this browser when storage is available; clear drafts on a shared device.</w:t>
+      <w:pPr>
+        <w:spacing w:line="336" w:lineRule="auto" w:after="180"/>
+      </w:pPr>
+      <w:r>
+        <w:rPr>
+          <w:b w:val="0"/>
+        </w:rPr>
+        <w:t xml:space="preserve">Use Download completed work in the hosted lesson to export your answers, reflections, practice feedback and code-run </w:t>
+      </w:r>
+      <w:r>
+        <w:rPr>
+          <w:b/>
+        </w:rPr>
+        <w:t>evidence</w:t>
+      </w:r>
+      <w:r>
+        <w:rPr>
+          <w:b w:val="0"/>
+        </w:rPr>
+        <w:t>. Open the HTML copy to read or print it.</w:t>
+      </w:r>
+    </w:p>
+    <w:p>
+      <w:pPr>
+        <w:spacing w:line="336" w:lineRule="auto" w:after="180"/>
+      </w:pPr>
+      <w:r>
+        <w:rPr>
+          <w:b w:val="0"/>
+        </w:rPr>
+        <w:t>Drafts stay in this browser when storage is available; clear drafts on a shared device.</w:t>
+      </w:r>
+    </w:p>
+    <w:p>
+      <w:pPr>
+        <w:pStyle w:val="Heading1"/>
+      </w:pPr>
+      <w:r>
+        <w:t>18. Visual concept journey</w:t>
+      </w:r>
+    </w:p>
+    <w:p>
+      <w:r>
+        <w:t>Explain each Learning from Examples graphic using its labels, deciding evidence and relevant limitation.</w:t>
+      </w:r>
+    </w:p>
+    <w:p>
+      <w:pPr>
+        <w:pStyle w:val="Heading3"/>
+      </w:pPr>
+      <w:r>
+        <w:t>01. Learning from Examples: the case</w:t>
+      </w:r>
+    </w:p>
+    <w:p>
+      <w:r>
+        <w:drawing>
+          <wp:inline xmlns:a="http://schemas.openxmlformats.org/drawingml/2006/main" xmlns:pic="http://schemas.openxmlformats.org/drawingml/2006/picture">
+            <wp:extent cx="5486400" cy="2990088"/>
+            <wp:docPr id="23" name="Picture 23" descr="A fictional classifier learns whether measured sticks are short or long. Supplied facts: Training lengths 2,4,8,10 cm have labels short,short,long,long. Candidate boundaries: long at least 5 or at least 7. Lowest errors wins; tie chooses smaller boundary."/>
+            <wp:cNvGraphicFramePr>
+              <a:graphicFrameLocks noChangeAspect="1"/>
+            </wp:cNvGraphicFramePr>
+            <a:graphic>
+              <a:graphicData uri="http://schemas.openxmlformats.org/drawingml/2006/picture">
+                <pic:pic>
+                  <pic:nvPicPr>
+                    <pic:cNvPr id="0" name="academy-story-ai-1-13-01.png"/>
+                    <pic:cNvPicPr/>
+                  </pic:nvPicPr>
+                  <pic:blipFill>
+                    <a:blip r:embed="rId31"/>
+                    <a:stretch>
+                      <a:fillRect/>
+                    </a:stretch>
+                  </pic:blipFill>
+                  <pic:spPr>
+                    <a:xfrm>
+                      <a:off x="0" y="0"/>
+                      <a:ext cx="5486400" cy="2990088"/>
+                    </a:xfrm>
+                    <a:prstGeom prst="rect"/>
+                  </pic:spPr>
+                </pic:pic>
+              </a:graphicData>
+            </a:graphic>
+          </wp:inline>
+        </w:drawing>
+      </w:r>
+    </w:p>
+    <w:p>
+      <w:pPr>
+        <w:spacing w:line="336" w:lineRule="auto" w:after="180"/>
+      </w:pPr>
+      <w:r>
+        <w:rPr>
+          <w:b w:val="0"/>
+        </w:rPr>
+        <w:t xml:space="preserve">A fictional classifier learns whether measured sticks are short or long. Supplied facts: </w:t>
+      </w:r>
+      <w:r>
+        <w:rPr>
+          <w:b/>
+        </w:rPr>
+        <w:t>Training</w:t>
+      </w:r>
+      <w:r>
+        <w:rPr>
+          <w:b w:val="0"/>
+        </w:rPr>
+        <w:t xml:space="preserve"> lengths 2,4,8,10 cm have labels short,short,long,long. Candidate boundaries: long at least 5 or at least 7.</w:t>
+      </w:r>
+    </w:p>
+    <w:p>
+      <w:pPr>
+        <w:spacing w:line="336" w:lineRule="auto" w:after="180"/>
+      </w:pPr>
+      <w:r>
+        <w:rPr>
+          <w:b w:val="0"/>
+        </w:rPr>
+        <w:t>Lowest errors wins; tie chooses smaller boundary.</w:t>
+      </w:r>
+    </w:p>
+    <w:p>
+      <w:pPr>
+        <w:spacing w:line="336" w:lineRule="auto" w:after="180"/>
+        <w:shd w:fill="F5F1FB"/>
+      </w:pPr>
+      <w:r>
+        <w:rPr>
+          <w:b w:val="0"/>
+        </w:rPr>
+        <w:t>Point to the given fact that matters most. Explain why it matters.</w:t>
+      </w:r>
+    </w:p>
+    <w:p>
+      <w:pPr>
+        <w:pStyle w:val="Heading3"/>
+      </w:pPr>
+      <w:r>
+        <w:t>02. Follow the deciding steps</w:t>
+      </w:r>
+    </w:p>
+    <w:p>
+      <w:r>
+        <w:drawing>
+          <wp:inline xmlns:a="http://schemas.openxmlformats.org/drawingml/2006/main" xmlns:pic="http://schemas.openxmlformats.org/drawingml/2006/picture">
+            <wp:extent cx="5486400" cy="4005072"/>
+            <wp:docPr id="24" name="Picture 24" descr="Training rows: 2 and 4 are short; 8 and 10 are long. → Candidate checks: Boundaries 5 and 7 both predict S,S,L,L: zero errors each. → Tie policy: Choose boundary 5 because the declared tie rule prefers the smaller value. → New prediction: Length 6 is predicted long by the selected rule."/>
+            <wp:cNvGraphicFramePr>
+              <a:graphicFrameLocks noChangeAspect="1"/>
+            </wp:cNvGraphicFramePr>
+            <a:graphic>
+              <a:graphicData uri="http://schemas.openxmlformats.org/drawingml/2006/picture">
+                <pic:pic>
+                  <pic:nvPicPr>
+                    <pic:cNvPr id="0" name="academy-story-ai-1-13-02.png"/>
+                    <pic:cNvPicPr/>
+                  </pic:nvPicPr>
+                  <pic:blipFill>
+                    <a:blip r:embed="rId32"/>
+                    <a:stretch>
+                      <a:fillRect/>
+                    </a:stretch>
+                  </pic:blipFill>
+                  <pic:spPr>
+                    <a:xfrm>
+                      <a:off x="0" y="0"/>
+                      <a:ext cx="5486400" cy="4005072"/>
+                    </a:xfrm>
+                    <a:prstGeom prst="rect"/>
+                  </pic:spPr>
+                </pic:pic>
+              </a:graphicData>
+            </a:graphic>
+          </wp:inline>
+        </w:drawing>
+      </w:r>
+    </w:p>
+    <w:p>
+      <w:pPr>
+        <w:spacing w:line="336" w:lineRule="auto" w:after="180"/>
+      </w:pPr>
+      <w:r>
+        <w:rPr>
+          <w:b/>
+        </w:rPr>
+        <w:t>Training</w:t>
+      </w:r>
+      <w:r>
+        <w:rPr>
+          <w:b w:val="0"/>
+        </w:rPr>
+        <w:t xml:space="preserve"> rows: 2 and 4 are short; 8 and 10 are long. → Candidate checks: Boundaries 5 and 7 both predict S,S,L,L: zero errors each. → Tie policy: Choose boundary 5 because the declared </w:t>
+      </w:r>
+      <w:r>
+        <w:rPr>
+          <w:b/>
+        </w:rPr>
+        <w:t>tie rule</w:t>
+      </w:r>
+      <w:r>
+        <w:rPr>
+          <w:b w:val="0"/>
+        </w:rPr>
+        <w:t xml:space="preserve"> prefers the smaller value. → New </w:t>
+      </w:r>
+      <w:r>
+        <w:rPr>
+          <w:b/>
+        </w:rPr>
+        <w:t>prediction</w:t>
+      </w:r>
+      <w:r>
+        <w:rPr>
+          <w:b w:val="0"/>
+        </w:rPr>
+        <w:t>: Length 6 is predicted long by the selected rule.</w:t>
+      </w:r>
+    </w:p>
+    <w:p>
+      <w:pPr>
+        <w:spacing w:line="336" w:lineRule="auto" w:after="180"/>
+        <w:shd w:fill="F5F1FB"/>
+      </w:pPr>
+      <w:r>
+        <w:rPr>
+          <w:b w:val="0"/>
+        </w:rPr>
+        <w:t xml:space="preserve">Point to each numbered stage and explain which recorded </w:t>
+      </w:r>
+      <w:r>
+        <w:rPr>
+          <w:b/>
+        </w:rPr>
+        <w:t>input</w:t>
+      </w:r>
+      <w:r>
+        <w:rPr>
+          <w:b w:val="0"/>
+        </w:rPr>
+        <w:t xml:space="preserve"> it uses.</w:t>
+      </w:r>
+    </w:p>
+    <w:p>
+      <w:pPr>
+        <w:pStyle w:val="Heading3"/>
+      </w:pPr>
+      <w:r>
+        <w:t>03. Same training errors, different new prediction</w:t>
+      </w:r>
+    </w:p>
+    <w:p>
+      <w:r>
+        <w:drawing>
+          <wp:inline xmlns:a="http://schemas.openxmlformats.org/drawingml/2006/main" xmlns:pic="http://schemas.openxmlformats.org/drawingml/2006/picture">
+            <wp:extent cx="5486400" cy="3096768"/>
+            <wp:docPr id="25" name="Picture 25" descr="Same training errors, different new prediction. Candidate 5: Boundary = 5, Training errors = 0, Prediction at 6 = long. Candidate 7: Boundary = 7, Training errors = 0, Prediction at 6 = short."/>
+            <wp:cNvGraphicFramePr>
+              <a:graphicFrameLocks noChangeAspect="1"/>
+            </wp:cNvGraphicFramePr>
+            <a:graphic>
+              <a:graphicData uri="http://schemas.openxmlformats.org/drawingml/2006/picture">
+                <pic:pic>
+                  <pic:nvPicPr>
+                    <pic:cNvPr id="0" name="academy-story-ai-1-13-03.png"/>
+                    <pic:cNvPicPr/>
+                  </pic:nvPicPr>
+                  <pic:blipFill>
+                    <a:blip r:embed="rId33"/>
+                    <a:stretch>
+                      <a:fillRect/>
+                    </a:stretch>
+                  </pic:blipFill>
+                  <pic:spPr>
+                    <a:xfrm>
+                      <a:off x="0" y="0"/>
+                      <a:ext cx="5486400" cy="3096768"/>
+                    </a:xfrm>
+                    <a:prstGeom prst="rect"/>
+                  </pic:spPr>
+                </pic:pic>
+              </a:graphicData>
+            </a:graphic>
+          </wp:inline>
+        </w:drawing>
+      </w:r>
+    </w:p>
+    <w:p>
+      <w:pPr>
+        <w:spacing w:line="336" w:lineRule="auto" w:after="180"/>
+      </w:pPr>
+      <w:r>
+        <w:rPr>
+          <w:b w:val="0"/>
+        </w:rPr>
+        <w:t xml:space="preserve">Same </w:t>
+      </w:r>
+      <w:r>
+        <w:rPr>
+          <w:b/>
+        </w:rPr>
+        <w:t>training</w:t>
+      </w:r>
+      <w:r>
+        <w:rPr>
+          <w:b w:val="0"/>
+        </w:rPr>
+        <w:t xml:space="preserve"> errors, different new </w:t>
+      </w:r>
+      <w:r>
+        <w:rPr>
+          <w:b/>
+        </w:rPr>
+        <w:t>prediction</w:t>
+      </w:r>
+      <w:r>
+        <w:rPr>
+          <w:b w:val="0"/>
+        </w:rPr>
+        <w:t xml:space="preserve">. Candidate 5: Boundary = 5, </w:t>
+      </w:r>
+      <w:r>
+        <w:rPr>
+          <w:b/>
+        </w:rPr>
+        <w:t>Training</w:t>
+      </w:r>
+      <w:r>
+        <w:rPr>
+          <w:b w:val="0"/>
+        </w:rPr>
+        <w:t xml:space="preserve"> errors = 0, </w:t>
+      </w:r>
+      <w:r>
+        <w:rPr>
+          <w:b/>
+        </w:rPr>
+        <w:t>Prediction</w:t>
+      </w:r>
+      <w:r>
+        <w:rPr>
+          <w:b w:val="0"/>
+        </w:rPr>
+        <w:t xml:space="preserve"> at 6 = long. Candidate 7: Boundary = 7, </w:t>
+      </w:r>
+      <w:r>
+        <w:rPr>
+          <w:b/>
+        </w:rPr>
+        <w:t>Training</w:t>
+      </w:r>
+      <w:r>
+        <w:rPr>
+          <w:b w:val="0"/>
+        </w:rPr>
+        <w:t xml:space="preserve"> errors = 0, </w:t>
+      </w:r>
+      <w:r>
+        <w:rPr>
+          <w:b/>
+        </w:rPr>
+        <w:t>Prediction</w:t>
+      </w:r>
+      <w:r>
+        <w:rPr>
+          <w:b w:val="0"/>
+        </w:rPr>
+        <w:t xml:space="preserve"> at 6 = short.</w:t>
+      </w:r>
+    </w:p>
+    <w:p>
+      <w:pPr>
+        <w:spacing w:line="336" w:lineRule="auto" w:after="180"/>
+        <w:shd w:fill="F5F1FB"/>
+      </w:pPr>
+      <w:r>
+        <w:rPr>
+          <w:b w:val="0"/>
+        </w:rPr>
+        <w:t>Read the labels and values. Explain the relationship the model shows.</w:t>
+      </w:r>
+    </w:p>
+    <w:p>
+      <w:pPr>
+        <w:pStyle w:val="Heading3"/>
+      </w:pPr>
+      <w:r>
+        <w:t>04. Change one thing. Trace what follows.</w:t>
+      </w:r>
+    </w:p>
+    <w:p>
+      <w:r>
+        <w:drawing>
+          <wp:inline xmlns:a="http://schemas.openxmlformats.org/drawingml/2006/main" xmlns:pic="http://schemas.openxmlformats.org/drawingml/2006/picture">
+            <wp:extent cx="5486400" cy="3026664"/>
+            <wp:docPr id="26" name="Picture 26" descr="Original case: Length 6 is predicted long by the selected rule. Changed condition: Reverse the tie policy to prefer the larger boundary. Expected result: Boundary 7 is selected and predicts short at 6. Reason: The training fit is unchanged; only the explicit choice between tied candidates changes."/>
+            <wp:cNvGraphicFramePr>
+              <a:graphicFrameLocks noChangeAspect="1"/>
+            </wp:cNvGraphicFramePr>
+            <a:graphic>
+              <a:graphicData uri="http://schemas.openxmlformats.org/drawingml/2006/picture">
+                <pic:pic>
+                  <pic:nvPicPr>
+                    <pic:cNvPr id="0" name="academy-story-ai-1-13-04.png"/>
+                    <pic:cNvPicPr/>
+                  </pic:nvPicPr>
+                  <pic:blipFill>
+                    <a:blip r:embed="rId34"/>
+                    <a:stretch>
+                      <a:fillRect/>
+                    </a:stretch>
+                  </pic:blipFill>
+                  <pic:spPr>
+                    <a:xfrm>
+                      <a:off x="0" y="0"/>
+                      <a:ext cx="5486400" cy="3026664"/>
+                    </a:xfrm>
+                    <a:prstGeom prst="rect"/>
+                  </pic:spPr>
+                </pic:pic>
+              </a:graphicData>
+            </a:graphic>
+          </wp:inline>
+        </w:drawing>
+      </w:r>
+    </w:p>
+    <w:p>
+      <w:pPr>
+        <w:spacing w:line="336" w:lineRule="auto" w:after="180"/>
+      </w:pPr>
+      <w:r>
+        <w:rPr>
+          <w:b w:val="0"/>
+        </w:rPr>
+        <w:t>Original case: Length 6 is predicted long by the selected rule. Changed condition: Reverse the tie policy to prefer the larger boundary. Expected result: Boundary 7 is selected and predicts short at 6.</w:t>
+      </w:r>
+    </w:p>
+    <w:p>
+      <w:pPr>
+        <w:spacing w:line="336" w:lineRule="auto" w:after="180"/>
+      </w:pPr>
+      <w:r>
+        <w:rPr>
+          <w:b w:val="0"/>
+        </w:rPr>
+        <w:t xml:space="preserve">Reason: The </w:t>
+      </w:r>
+      <w:r>
+        <w:rPr>
+          <w:b/>
+        </w:rPr>
+        <w:t>training</w:t>
+      </w:r>
+      <w:r>
+        <w:rPr>
+          <w:b w:val="0"/>
+        </w:rPr>
+        <w:t xml:space="preserve"> fit is unchanged; only the explicit choice between tied candidates changes.</w:t>
+      </w:r>
+    </w:p>
+    <w:p>
+      <w:pPr>
+        <w:spacing w:line="336" w:lineRule="auto" w:after="180"/>
+        <w:shd w:fill="F5F1FB"/>
+      </w:pPr>
+      <w:r>
+        <w:rPr>
+          <w:b w:val="0"/>
+        </w:rPr>
+        <w:t>Predict before checking the worked changed-case result. Name what changed and what the supplied facts allow you to conclude.</w:t>
+      </w:r>
+    </w:p>
+    <w:p>
+      <w:pPr>
+        <w:pStyle w:val="Heading3"/>
+      </w:pPr>
+      <w:r>
+        <w:t>05. Connect the explanation to its limit</w:t>
+      </w:r>
+    </w:p>
+    <w:p>
+      <w:r>
+        <w:drawing>
+          <wp:inline xmlns:a="http://schemas.openxmlformats.org/drawingml/2006/main" xmlns:pic="http://schemas.openxmlformats.org/drawingml/2006/picture">
+            <wp:extent cx="5486400" cy="2834640"/>
+            <wp:docPr id="27" name="Picture 27" descr="There is no training stick between 4 and 8 to distinguish these candidates. The tie policy chooses one consistently; it is not additional evidence that its prediction at 6 is true. Label-free prediction applies the selected boundary, while evaluation would require an appropriate new reference label. Limit: Zero training errors for both rules cannot determine the correct label of every unobserved stick."/>
+            <wp:cNvGraphicFramePr>
+              <a:graphicFrameLocks noChangeAspect="1"/>
+            </wp:cNvGraphicFramePr>
+            <a:graphic>
+              <a:graphicData uri="http://schemas.openxmlformats.org/drawingml/2006/picture">
+                <pic:pic>
+                  <pic:nvPicPr>
+                    <pic:cNvPr id="0" name="academy-story-ai-1-13-05.png"/>
+                    <pic:cNvPicPr/>
+                  </pic:nvPicPr>
+                  <pic:blipFill>
+                    <a:blip r:embed="rId35"/>
+                    <a:stretch>
+                      <a:fillRect/>
+                    </a:stretch>
+                  </pic:blipFill>
+                  <pic:spPr>
+                    <a:xfrm>
+                      <a:off x="0" y="0"/>
+                      <a:ext cx="5486400" cy="2834640"/>
+                    </a:xfrm>
+                    <a:prstGeom prst="rect"/>
+                  </pic:spPr>
+                </pic:pic>
+              </a:graphicData>
+            </a:graphic>
+          </wp:inline>
+        </w:drawing>
+      </w:r>
+    </w:p>
+    <w:p>
+      <w:pPr>
+        <w:spacing w:line="336" w:lineRule="auto" w:after="180"/>
+      </w:pPr>
+      <w:r>
+        <w:rPr>
+          <w:b w:val="0"/>
+        </w:rPr>
+        <w:t xml:space="preserve">There is no </w:t>
+      </w:r>
+      <w:r>
+        <w:rPr>
+          <w:b/>
+        </w:rPr>
+        <w:t>training</w:t>
+      </w:r>
+      <w:r>
+        <w:rPr>
+          <w:b w:val="0"/>
+        </w:rPr>
+        <w:t xml:space="preserve"> stick between 4 and 8 to distinguish these candidates. The tie policy chooses one consistently; it is not additional </w:t>
+      </w:r>
+      <w:r>
+        <w:rPr>
+          <w:b/>
+        </w:rPr>
+        <w:t>evidence</w:t>
+      </w:r>
+      <w:r>
+        <w:rPr>
+          <w:b w:val="0"/>
+        </w:rPr>
+        <w:t xml:space="preserve"> that its </w:t>
+      </w:r>
+      <w:r>
+        <w:rPr>
+          <w:b/>
+        </w:rPr>
+        <w:t>prediction</w:t>
+      </w:r>
+      <w:r>
+        <w:rPr>
+          <w:b w:val="0"/>
+        </w:rPr>
+        <w:t xml:space="preserve"> at 6 is true.</w:t>
+      </w:r>
+    </w:p>
+    <w:p>
+      <w:pPr>
+        <w:spacing w:line="336" w:lineRule="auto" w:after="180"/>
+      </w:pPr>
+      <w:r>
+        <w:rPr>
+          <w:b w:val="0"/>
+        </w:rPr>
+        <w:t xml:space="preserve">Label-free </w:t>
+      </w:r>
+      <w:r>
+        <w:rPr>
+          <w:b/>
+        </w:rPr>
+        <w:t>prediction</w:t>
+      </w:r>
+      <w:r>
+        <w:rPr>
+          <w:b w:val="0"/>
+        </w:rPr>
+        <w:t xml:space="preserve"> applies the selected boundary, while evaluation would require an appropriate new reference label. Limit: Zero </w:t>
+      </w:r>
+      <w:r>
+        <w:rPr>
+          <w:b/>
+        </w:rPr>
+        <w:t>training</w:t>
+      </w:r>
+      <w:r>
+        <w:rPr>
+          <w:b w:val="0"/>
+        </w:rPr>
+        <w:t xml:space="preserve"> errors for both rules cannot determine the correct label of every unobserved stick.</w:t>
+      </w:r>
+    </w:p>
+    <w:p>
+      <w:pPr>
+        <w:spacing w:line="336" w:lineRule="auto" w:after="180"/>
+        <w:shd w:fill="F5F1FB"/>
+      </w:pPr>
+      <w:r>
+        <w:rPr>
+          <w:b w:val="0"/>
+        </w:rPr>
+        <w:t>Explain the case, then point to a limit on the claim.</w:t>
+      </w:r>
+    </w:p>
+    <w:p>
+      <w:pPr>
+        <w:pStyle w:val="Heading3"/>
+      </w:pPr>
+      <w:r>
+        <w:t>06. Make the idea visible in your project</w:t>
+      </w:r>
+    </w:p>
+    <w:p>
+      <w:r>
+        <w:drawing>
+          <wp:inline xmlns:a="http://schemas.openxmlformats.org/drawingml/2006/main" xmlns:pic="http://schemas.openxmlformats.org/drawingml/2006/picture">
+            <wp:extent cx="5486400" cy="3233928"/>
+            <wp:docPr id="28" name="Picture 28" descr="Save candidate definitions, training errors and tie policy with any sorter model version. Draw your input, deciding step, result and limit. Supported question: Which new measured length would reveal disagreement between the candidates?"/>
+            <wp:cNvGraphicFramePr>
+              <a:graphicFrameLocks noChangeAspect="1"/>
+            </wp:cNvGraphicFramePr>
+            <a:graphic>
+              <a:graphicData uri="http://schemas.openxmlformats.org/drawingml/2006/picture">
+                <pic:pic>
+                  <pic:nvPicPr>
+                    <pic:cNvPr id="0" name="academy-story-ai-1-13-06.png"/>
+                    <pic:cNvPicPr/>
+                  </pic:nvPicPr>
+                  <pic:blipFill>
+                    <a:blip r:embed="rId36"/>
+                    <a:stretch>
+                      <a:fillRect/>
+                    </a:stretch>
+                  </pic:blipFill>
+                  <pic:spPr>
+                    <a:xfrm>
+                      <a:off x="0" y="0"/>
+                      <a:ext cx="5486400" cy="3233928"/>
+                    </a:xfrm>
+                    <a:prstGeom prst="rect"/>
+                  </pic:spPr>
+                </pic:pic>
+              </a:graphicData>
+            </a:graphic>
+          </wp:inline>
+        </w:drawing>
+      </w:r>
+    </w:p>
+    <w:p>
+      <w:pPr>
+        <w:spacing w:line="336" w:lineRule="auto" w:after="180"/>
+        <w:shd w:fill="F5F1FB"/>
+      </w:pPr>
+      <w:r>
+        <w:rPr>
+          <w:b w:val="0"/>
+        </w:rPr>
+        <w:t xml:space="preserve">Save candidate definitions, </w:t>
+      </w:r>
+      <w:r>
+        <w:rPr>
+          <w:b/>
+        </w:rPr>
+        <w:t>training</w:t>
+      </w:r>
+      <w:r>
+        <w:rPr>
+          <w:b w:val="0"/>
+        </w:rPr>
+        <w:t xml:space="preserve"> errors and tie policy with any sorter model version. Draw your </w:t>
+      </w:r>
+      <w:r>
+        <w:rPr>
+          <w:b/>
+        </w:rPr>
+        <w:t>input</w:t>
+      </w:r>
+      <w:r>
+        <w:rPr>
+          <w:b w:val="0"/>
+        </w:rPr>
+        <w:t>, deciding step, result and limit.</w:t>
+      </w:r>
+    </w:p>
+    <w:p>
+      <w:pPr>
+        <w:spacing w:line="336" w:lineRule="auto" w:after="180"/>
+        <w:shd w:fill="F5F1FB"/>
+      </w:pPr>
+      <w:r>
+        <w:rPr>
+          <w:b w:val="0"/>
+        </w:rPr>
+        <w:t>Supported question: Which new measured length would reveal disagreement between the candidates?</w:t>
+      </w:r>
+    </w:p>
+    <w:p>
+      <w:pPr>
+        <w:spacing w:line="336" w:lineRule="auto" w:after="180"/>
+        <w:shd w:fill="F5F1FB"/>
+      </w:pPr>
+      <w:r>
+        <w:rPr>
+          <w:b w:val="0"/>
+        </w:rPr>
+        <w:t xml:space="preserve">Draw your project trace and justify the deciding step using </w:t>
+      </w:r>
+      <w:r>
+        <w:rPr>
+          <w:b/>
+        </w:rPr>
+        <w:t>evidence</w:t>
+      </w:r>
+      <w:r>
+        <w:rPr>
+          <w:b w:val="0"/>
+        </w:rPr>
+        <w:t>.</w:t>
       </w:r>
     </w:p>
     <w:sectPr>
